--- a/docs/business-analysis/Manih-BRD-Opportunities-Plan-Linking.docx
+++ b/docs/business-analysis/Manih-BRD-Opportunities-Plan-Linking.docx
@@ -43,7 +43,7 @@
           <w:iCs w:val="0"/>
           <w:rtl w:val="0"/>
         </w:rPr>
-        <w:t xml:space="preserve">Extract from the Manih Grant Management System BRD covering how grant opportunities are created (UC28) and maintained (UC29), and how opportunities, applications and projects are linked to annual plan items and initiatives (UC26). Use case, requirement (BRQ) and error (ERR) numbers are the same as in the full BRD.</w:t>
+        <w:t xml:space="preserve">Extract from the Manih Grant Management System BRD covering how grant opportunities are created (UC28) and maintained (UC29), how opportunities, applications and projects are linked to annual plan items and initiatives (UC26), and the opportunity's post-approval defaults, including the default annual plan item charged when an application becomes a project (UC31). Use case, requirement (BRQ) and error (ERR) numbers are the same as in the full BRD.</w:t>
       </w:r>
       <w:sdt>
         <w:sdtPr>
@@ -17672,6 +17672,7157 @@
                 <w:rtl w:val="0"/>
               </w:rPr>
               <w:t xml:space="preserve">When a project is funded by several items</w:t>
+            </w:r>
+            <w:r>
+              <w:rPr>
+                <w:rtl w:val="0"/>
+              </w:rPr>
+            </w:r>
+          </w:p>
+        </w:tc>
+      </w:tr>
+    </w:tbl>
+    <w:p>
+      <w:pPr>
+        <w:spacing w:after="160" w:before="0" w:line="240" w:lineRule="auto"/>
+        <w:ind w:left="0" w:firstLine="0"/>
+        <w:rPr/>
+      </w:pPr>
+      <w:r>
+        <w:rPr>
+          <w:rtl w:val="0"/>
+        </w:rPr>
+      </w:r>
+    </w:p>
+    <w:p>
+      <w:pPr>
+        <w:pStyle w:val="Heading3"/>
+        <w:rPr/>
+      </w:pPr>
+      <w:r>
+        <w:rPr>
+          <w:rtl w:val="0"/>
+        </w:rPr>
+        <w:t xml:space="preserve">4.6.5  UC31 – Configure the opportunity workflow, evaluation, form and post-approval defaults</w:t>
+      </w:r>
+    </w:p>
+    <w:tbl>
+      <w:tblPr>
+        <w:tblStyle w:val="Table73"/>
+        <w:tblW w:w="10255" w:type="dxa"/>
+        <w:jc w:val="left"/>
+        <w:tblBorders>
+          <w:top w:color="000000" w:space="0" w:sz="4" w:val="single"/>
+          <w:left w:color="000000" w:space="0" w:sz="4" w:val="single"/>
+          <w:bottom w:color="000000" w:space="0" w:sz="4" w:val="single"/>
+          <w:right w:color="000000" w:space="0" w:sz="4" w:val="single"/>
+          <w:insideH w:color="000000" w:space="0" w:sz="4" w:val="single"/>
+          <w:insideV w:color="000000" w:space="0" w:sz="4" w:val="single"/>
+        </w:tblBorders>
+        <w:tblLayout w:type="fixed"/>
+        <w:tblLook w:val="0400"/>
+      </w:tblPr>
+      <w:tblGrid>
+        <w:gridCol w:w="1772"/>
+        <w:gridCol w:w="1081"/>
+        <w:gridCol w:w="7402"/>
+        <w:tblGridChange w:id="0">
+          <w:tblGrid>
+            <w:gridCol w:w="1772"/>
+            <w:gridCol w:w="1081"/>
+            <w:gridCol w:w="7402"/>
+          </w:tblGrid>
+        </w:tblGridChange>
+      </w:tblGrid>
+      <w:tr>
+        <w:trPr>
+          <w:cantSplit w:val="1"/>
+          <w:tblHeader w:val="0"/>
+        </w:trPr>
+        <w:tc>
+          <w:tcPr>
+            <w:shd w:fill="4c8479" w:val="clear"/>
+            <w:vAlign w:val="center"/>
+          </w:tcPr>
+          <w:p>
+            <w:pPr>
+              <w:spacing w:after="40" w:before="0" w:line="240" w:lineRule="auto"/>
+              <w:ind w:left="0" w:firstLine="0"/>
+              <w:rPr/>
+            </w:pPr>
+            <w:r>
+              <w:rPr>
+                <w:b w:val="1"/>
+                <w:bCs w:val="1"/>
+                <w:i w:val="0"/>
+                <w:iCs w:val="0"/>
+                <w:color w:val="ffffff"/>
+                <w:sz w:val="20"/>
+                <w:szCs w:val="20"/>
+                <w:rtl w:val="0"/>
+              </w:rPr>
+              <w:t xml:space="preserve">Title</w:t>
+            </w:r>
+            <w:r>
+              <w:rPr>
+                <w:rtl w:val="0"/>
+              </w:rPr>
+            </w:r>
+          </w:p>
+        </w:tc>
+        <w:tc>
+          <w:tcPr>
+            <w:gridSpan w:val="2"/>
+            <w:vAlign w:val="center"/>
+          </w:tcPr>
+          <w:p>
+            <w:pPr>
+              <w:spacing w:after="40" w:before="0" w:line="240" w:lineRule="auto"/>
+              <w:ind w:left="0" w:firstLine="0"/>
+              <w:rPr/>
+            </w:pPr>
+            <w:r>
+              <w:rPr>
+                <w:b w:val="0"/>
+                <w:bCs w:val="0"/>
+                <w:i w:val="0"/>
+                <w:iCs w:val="0"/>
+                <w:sz w:val="19"/>
+                <w:szCs w:val="19"/>
+                <w:rtl w:val="0"/>
+              </w:rPr>
+              <w:t xml:space="preserve">As a Grants Manager, I want to set each stage's approval type, time limit, supervisors and allowed actions, the evaluation criteria and pass score, the application form and the transfer defaults so that applications are reviewed consistently and approved ones become projects without manual setup.</w:t>
+            </w:r>
+            <w:r>
+              <w:rPr>
+                <w:rtl w:val="0"/>
+              </w:rPr>
+            </w:r>
+          </w:p>
+        </w:tc>
+      </w:tr>
+      <w:tr>
+        <w:trPr>
+          <w:cantSplit w:val="1"/>
+          <w:tblHeader w:val="0"/>
+        </w:trPr>
+        <w:tc>
+          <w:tcPr>
+            <w:shd w:fill="4c8479" w:val="clear"/>
+            <w:vAlign w:val="center"/>
+          </w:tcPr>
+          <w:p>
+            <w:pPr>
+              <w:spacing w:after="40" w:before="0" w:line="240" w:lineRule="auto"/>
+              <w:ind w:left="0" w:firstLine="0"/>
+              <w:rPr/>
+            </w:pPr>
+            <w:r>
+              <w:rPr>
+                <w:b w:val="1"/>
+                <w:bCs w:val="1"/>
+                <w:i w:val="0"/>
+                <w:iCs w:val="0"/>
+                <w:color w:val="ffffff"/>
+                <w:sz w:val="20"/>
+                <w:szCs w:val="20"/>
+                <w:rtl w:val="0"/>
+              </w:rPr>
+              <w:t xml:space="preserve">Use Case Description</w:t>
+            </w:r>
+            <w:r>
+              <w:rPr>
+                <w:rtl w:val="0"/>
+              </w:rPr>
+            </w:r>
+          </w:p>
+        </w:tc>
+        <w:tc>
+          <w:tcPr>
+            <w:gridSpan w:val="2"/>
+            <w:vAlign w:val="center"/>
+          </w:tcPr>
+          <w:p>
+            <w:pPr>
+              <w:spacing w:after="40" w:before="0" w:line="240" w:lineRule="auto"/>
+              <w:ind w:left="0" w:firstLine="0"/>
+              <w:rPr/>
+            </w:pPr>
+            <w:r>
+              <w:rPr>
+                <w:b w:val="0"/>
+                <w:bCs w:val="0"/>
+                <w:i w:val="0"/>
+                <w:iCs w:val="0"/>
+                <w:sz w:val="19"/>
+                <w:szCs w:val="19"/>
+                <w:rtl w:val="0"/>
+              </w:rPr>
+              <w:t xml:space="preserve">Each opportunity has its own review workflow. For each stage the Grants Manager chooses the approval type (supervisors, evaluation criteria or committee), the committee and its secretary where applicable, the time limit in days, the supervisors and the actions reviewers may take. The manager also maintains weighted evaluation criteria and the pass score, attaches one form from the organization's form library, and sets defaults used when an approved application is transferred to a project.</w:t>
+            </w:r>
+            <w:r>
+              <w:rPr>
+                <w:rtl w:val="0"/>
+              </w:rPr>
+            </w:r>
+          </w:p>
+        </w:tc>
+      </w:tr>
+      <w:tr>
+        <w:trPr>
+          <w:cantSplit w:val="1"/>
+          <w:tblHeader w:val="0"/>
+        </w:trPr>
+        <w:tc>
+          <w:tcPr>
+            <w:shd w:fill="4c8479" w:val="clear"/>
+            <w:vAlign w:val="center"/>
+          </w:tcPr>
+          <w:p>
+            <w:pPr>
+              <w:spacing w:after="40" w:before="0" w:line="240" w:lineRule="auto"/>
+              <w:ind w:left="0" w:firstLine="0"/>
+              <w:rPr/>
+            </w:pPr>
+            <w:r>
+              <w:rPr>
+                <w:b w:val="1"/>
+                <w:bCs w:val="1"/>
+                <w:i w:val="0"/>
+                <w:iCs w:val="0"/>
+                <w:color w:val="ffffff"/>
+                <w:sz w:val="20"/>
+                <w:szCs w:val="20"/>
+                <w:rtl w:val="0"/>
+              </w:rPr>
+              <w:t xml:space="preserve">Actors</w:t>
+            </w:r>
+            <w:r>
+              <w:rPr>
+                <w:rtl w:val="0"/>
+              </w:rPr>
+            </w:r>
+          </w:p>
+        </w:tc>
+        <w:tc>
+          <w:tcPr>
+            <w:gridSpan w:val="2"/>
+            <w:vAlign w:val="center"/>
+          </w:tcPr>
+          <w:p>
+            <w:pPr>
+              <w:spacing w:after="40" w:before="0" w:line="240" w:lineRule="auto"/>
+              <w:ind w:left="240" w:hanging="240"/>
+              <w:rPr/>
+            </w:pPr>
+            <w:r>
+              <w:rPr>
+                <w:b w:val="0"/>
+                <w:bCs w:val="0"/>
+                <w:i w:val="0"/>
+                <w:iCs w:val="0"/>
+                <w:sz w:val="19"/>
+                <w:szCs w:val="19"/>
+                <w:rtl w:val="0"/>
+              </w:rPr>
+              <w:t xml:space="preserve">• Grants Manager</w:t>
+            </w:r>
+            <w:r>
+              <w:rPr>
+                <w:rtl w:val="0"/>
+              </w:rPr>
+            </w:r>
+          </w:p>
+          <w:p>
+            <w:pPr>
+              <w:spacing w:after="40" w:before="0" w:line="240" w:lineRule="auto"/>
+              <w:ind w:left="240" w:hanging="240"/>
+              <w:rPr/>
+            </w:pPr>
+            <w:r>
+              <w:rPr>
+                <w:b w:val="0"/>
+                <w:bCs w:val="0"/>
+                <w:i w:val="0"/>
+                <w:iCs w:val="0"/>
+                <w:sz w:val="19"/>
+                <w:szCs w:val="19"/>
+                <w:rtl w:val="0"/>
+              </w:rPr>
+              <w:t xml:space="preserve">• Committee Secretary</w:t>
+            </w:r>
+            <w:r>
+              <w:rPr>
+                <w:rtl w:val="0"/>
+              </w:rPr>
+            </w:r>
+          </w:p>
+          <w:p>
+            <w:pPr>
+              <w:spacing w:after="40" w:before="0" w:line="240" w:lineRule="auto"/>
+              <w:ind w:left="240" w:hanging="240"/>
+              <w:rPr/>
+            </w:pPr>
+            <w:r>
+              <w:rPr>
+                <w:b w:val="0"/>
+                <w:bCs w:val="0"/>
+                <w:i w:val="0"/>
+                <w:iCs w:val="0"/>
+                <w:sz w:val="19"/>
+                <w:szCs w:val="19"/>
+                <w:rtl w:val="0"/>
+              </w:rPr>
+              <w:t xml:space="preserve">• System</w:t>
+            </w:r>
+            <w:r>
+              <w:rPr>
+                <w:rtl w:val="0"/>
+              </w:rPr>
+            </w:r>
+          </w:p>
+        </w:tc>
+      </w:tr>
+      <w:tr>
+        <w:trPr>
+          <w:cantSplit w:val="1"/>
+          <w:tblHeader w:val="0"/>
+        </w:trPr>
+        <w:tc>
+          <w:tcPr>
+            <w:shd w:fill="4c8479" w:val="clear"/>
+            <w:vAlign w:val="center"/>
+          </w:tcPr>
+          <w:p>
+            <w:pPr>
+              <w:spacing w:after="40" w:before="0" w:line="240" w:lineRule="auto"/>
+              <w:ind w:left="0" w:firstLine="0"/>
+              <w:rPr/>
+            </w:pPr>
+            <w:r>
+              <w:rPr>
+                <w:b w:val="1"/>
+                <w:bCs w:val="1"/>
+                <w:i w:val="0"/>
+                <w:iCs w:val="0"/>
+                <w:color w:val="ffffff"/>
+                <w:sz w:val="20"/>
+                <w:szCs w:val="20"/>
+                <w:rtl w:val="0"/>
+              </w:rPr>
+              <w:t xml:space="preserve">Pre-Conditions</w:t>
+            </w:r>
+            <w:r>
+              <w:rPr>
+                <w:rtl w:val="0"/>
+              </w:rPr>
+            </w:r>
+          </w:p>
+        </w:tc>
+        <w:tc>
+          <w:tcPr>
+            <w:gridSpan w:val="2"/>
+            <w:vAlign w:val="center"/>
+          </w:tcPr>
+          <w:p>
+            <w:pPr>
+              <w:spacing w:after="40" w:before="0" w:line="240" w:lineRule="auto"/>
+              <w:ind w:left="240" w:hanging="240"/>
+              <w:rPr/>
+            </w:pPr>
+            <w:r>
+              <w:rPr>
+                <w:b w:val="0"/>
+                <w:bCs w:val="0"/>
+                <w:i w:val="0"/>
+                <w:iCs w:val="0"/>
+                <w:sz w:val="19"/>
+                <w:szCs w:val="19"/>
+                <w:rtl w:val="0"/>
+              </w:rPr>
+              <w:t xml:space="preserve">• The opportunity exists and is in an edit session.</w:t>
+            </w:r>
+            <w:r>
+              <w:rPr>
+                <w:rtl w:val="0"/>
+              </w:rPr>
+            </w:r>
+          </w:p>
+          <w:p>
+            <w:pPr>
+              <w:spacing w:after="40" w:before="0" w:line="240" w:lineRule="auto"/>
+              <w:ind w:left="240" w:hanging="240"/>
+              <w:rPr/>
+            </w:pPr>
+            <w:r>
+              <w:rPr>
+                <w:b w:val="0"/>
+                <w:bCs w:val="0"/>
+                <w:i w:val="0"/>
+                <w:iCs w:val="0"/>
+                <w:sz w:val="19"/>
+                <w:szCs w:val="19"/>
+                <w:rtl w:val="0"/>
+              </w:rPr>
+              <w:t xml:space="preserve">• No applications are in progress, or the change is allowed by the versioning policy (To be confirmed).</w:t>
+            </w:r>
+            <w:r>
+              <w:rPr>
+                <w:rtl w:val="0"/>
+              </w:rPr>
+            </w:r>
+          </w:p>
+        </w:tc>
+      </w:tr>
+      <w:tr>
+        <w:trPr>
+          <w:cantSplit w:val="1"/>
+          <w:tblHeader w:val="0"/>
+        </w:trPr>
+        <w:tc>
+          <w:tcPr>
+            <w:shd w:fill="4c8479" w:val="clear"/>
+            <w:vAlign w:val="center"/>
+          </w:tcPr>
+          <w:p>
+            <w:pPr>
+              <w:spacing w:after="40" w:before="0" w:line="240" w:lineRule="auto"/>
+              <w:ind w:left="0" w:firstLine="0"/>
+              <w:rPr/>
+            </w:pPr>
+            <w:r>
+              <w:rPr>
+                <w:b w:val="1"/>
+                <w:bCs w:val="1"/>
+                <w:i w:val="0"/>
+                <w:iCs w:val="0"/>
+                <w:color w:val="ffffff"/>
+                <w:sz w:val="20"/>
+                <w:szCs w:val="20"/>
+                <w:rtl w:val="0"/>
+              </w:rPr>
+              <w:t xml:space="preserve">Trigger</w:t>
+            </w:r>
+            <w:r>
+              <w:rPr>
+                <w:rtl w:val="0"/>
+              </w:rPr>
+            </w:r>
+          </w:p>
+        </w:tc>
+        <w:tc>
+          <w:tcPr>
+            <w:gridSpan w:val="2"/>
+            <w:vAlign w:val="center"/>
+          </w:tcPr>
+          <w:p>
+            <w:pPr>
+              <w:spacing w:after="40" w:before="0" w:line="240" w:lineRule="auto"/>
+              <w:ind w:left="0" w:firstLine="0"/>
+              <w:rPr/>
+            </w:pPr>
+            <w:r>
+              <w:rPr>
+                <w:b w:val="0"/>
+                <w:bCs w:val="0"/>
+                <w:i w:val="0"/>
+                <w:iCs w:val="0"/>
+                <w:sz w:val="19"/>
+                <w:szCs w:val="19"/>
+                <w:rtl w:val="0"/>
+              </w:rPr>
+              <w:t xml:space="preserve">The</w:t>
+            </w:r>
+            <w:r>
+              <w:rPr>
+                <w:b w:val="0"/>
+                <w:bCs w:val="0"/>
+                <w:i w:val="0"/>
+                <w:iCs w:val="0"/>
+                <w:sz w:val="19"/>
+                <w:szCs w:val="19"/>
+                <w:rtl w:val="0"/>
+              </w:rPr>
+              <w:t xml:space="preserve"> </w:t>
+            </w:r>
+            <w:r>
+              <w:rPr>
+                <w:b w:val="0"/>
+                <w:bCs w:val="0"/>
+                <w:i w:val="0"/>
+                <w:iCs w:val="0"/>
+                <w:sz w:val="19"/>
+                <w:szCs w:val="19"/>
+                <w:rtl w:val="0"/>
+              </w:rPr>
+              <w:t xml:space="preserve">user</w:t>
+            </w:r>
+            <w:r>
+              <w:rPr>
+                <w:b w:val="0"/>
+                <w:bCs w:val="0"/>
+                <w:i w:val="0"/>
+                <w:iCs w:val="0"/>
+                <w:sz w:val="19"/>
+                <w:szCs w:val="19"/>
+                <w:rtl w:val="0"/>
+              </w:rPr>
+              <w:t xml:space="preserve"> </w:t>
+            </w:r>
+            <w:r>
+              <w:rPr>
+                <w:b w:val="0"/>
+                <w:bCs w:val="0"/>
+                <w:i w:val="0"/>
+                <w:iCs w:val="0"/>
+                <w:sz w:val="19"/>
+                <w:szCs w:val="19"/>
+                <w:rtl w:val="0"/>
+              </w:rPr>
+              <w:t xml:space="preserve">opens</w:t>
+            </w:r>
+            <w:r>
+              <w:rPr>
+                <w:b w:val="0"/>
+                <w:bCs w:val="0"/>
+                <w:i w:val="0"/>
+                <w:iCs w:val="0"/>
+                <w:sz w:val="19"/>
+                <w:szCs w:val="19"/>
+                <w:rtl w:val="0"/>
+              </w:rPr>
+              <w:t xml:space="preserve"> </w:t>
+            </w:r>
+            <w:r>
+              <w:rPr>
+                <w:b w:val="0"/>
+                <w:bCs w:val="0"/>
+                <w:i w:val="0"/>
+                <w:iCs w:val="0"/>
+                <w:sz w:val="19"/>
+                <w:szCs w:val="19"/>
+                <w:rtl w:val="0"/>
+              </w:rPr>
+              <w:t xml:space="preserve">the</w:t>
+            </w:r>
+            <w:r>
+              <w:rPr>
+                <w:b w:val="0"/>
+                <w:bCs w:val="0"/>
+                <w:i w:val="0"/>
+                <w:iCs w:val="0"/>
+                <w:sz w:val="19"/>
+                <w:szCs w:val="19"/>
+                <w:rtl w:val="0"/>
+              </w:rPr>
+              <w:t xml:space="preserve"> «</w:t>
+            </w:r>
+            <w:r>
+              <w:rPr>
+                <w:b w:val="0"/>
+                <w:bCs w:val="0"/>
+                <w:i w:val="0"/>
+                <w:iCs w:val="0"/>
+                <w:sz w:val="19"/>
+                <w:szCs w:val="19"/>
+                <w:rtl w:val="1"/>
+              </w:rPr>
+              <w:t xml:space="preserve">سير</w:t>
+            </w:r>
+            <w:r>
+              <w:rPr>
+                <w:b w:val="0"/>
+                <w:bCs w:val="0"/>
+                <w:i w:val="0"/>
+                <w:iCs w:val="0"/>
+                <w:sz w:val="19"/>
+                <w:szCs w:val="19"/>
+                <w:rtl w:val="1"/>
+              </w:rPr>
+              <w:t xml:space="preserve"> </w:t>
+            </w:r>
+            <w:r>
+              <w:rPr>
+                <w:b w:val="0"/>
+                <w:bCs w:val="0"/>
+                <w:i w:val="0"/>
+                <w:iCs w:val="0"/>
+                <w:sz w:val="19"/>
+                <w:szCs w:val="19"/>
+                <w:rtl w:val="1"/>
+              </w:rPr>
+              <w:t xml:space="preserve">الإجراءات</w:t>
+            </w:r>
+            <w:r>
+              <w:rPr>
+                <w:b w:val="0"/>
+                <w:bCs w:val="0"/>
+                <w:i w:val="0"/>
+                <w:iCs w:val="0"/>
+                <w:sz w:val="19"/>
+                <w:szCs w:val="19"/>
+                <w:rtl w:val="1"/>
+              </w:rPr>
+              <w:t xml:space="preserve">», «</w:t>
+            </w:r>
+            <w:r>
+              <w:rPr>
+                <w:b w:val="0"/>
+                <w:bCs w:val="0"/>
+                <w:i w:val="0"/>
+                <w:iCs w:val="0"/>
+                <w:sz w:val="19"/>
+                <w:szCs w:val="19"/>
+                <w:rtl w:val="1"/>
+              </w:rPr>
+              <w:t xml:space="preserve">معايير</w:t>
+            </w:r>
+            <w:r>
+              <w:rPr>
+                <w:b w:val="0"/>
+                <w:bCs w:val="0"/>
+                <w:i w:val="0"/>
+                <w:iCs w:val="0"/>
+                <w:sz w:val="19"/>
+                <w:szCs w:val="19"/>
+                <w:rtl w:val="1"/>
+              </w:rPr>
+              <w:t xml:space="preserve"> </w:t>
+            </w:r>
+            <w:r>
+              <w:rPr>
+                <w:b w:val="0"/>
+                <w:bCs w:val="0"/>
+                <w:i w:val="0"/>
+                <w:iCs w:val="0"/>
+                <w:sz w:val="19"/>
+                <w:szCs w:val="19"/>
+                <w:rtl w:val="1"/>
+              </w:rPr>
+              <w:t xml:space="preserve">التقييم</w:t>
+            </w:r>
+            <w:r>
+              <w:rPr>
+                <w:b w:val="0"/>
+                <w:bCs w:val="0"/>
+                <w:i w:val="0"/>
+                <w:iCs w:val="0"/>
+                <w:sz w:val="19"/>
+                <w:szCs w:val="19"/>
+                <w:rtl w:val="1"/>
+              </w:rPr>
+              <w:t xml:space="preserve">», «</w:t>
+            </w:r>
+            <w:r>
+              <w:rPr>
+                <w:b w:val="0"/>
+                <w:bCs w:val="0"/>
+                <w:i w:val="0"/>
+                <w:iCs w:val="0"/>
+                <w:sz w:val="19"/>
+                <w:szCs w:val="19"/>
+                <w:rtl w:val="1"/>
+              </w:rPr>
+              <w:t xml:space="preserve">نموذج</w:t>
+            </w:r>
+            <w:r>
+              <w:rPr>
+                <w:b w:val="0"/>
+                <w:bCs w:val="0"/>
+                <w:i w:val="0"/>
+                <w:iCs w:val="0"/>
+                <w:sz w:val="19"/>
+                <w:szCs w:val="19"/>
+                <w:rtl w:val="1"/>
+              </w:rPr>
+              <w:t xml:space="preserve"> </w:t>
+            </w:r>
+            <w:r>
+              <w:rPr>
+                <w:b w:val="0"/>
+                <w:bCs w:val="0"/>
+                <w:i w:val="0"/>
+                <w:iCs w:val="0"/>
+                <w:sz w:val="19"/>
+                <w:szCs w:val="19"/>
+                <w:rtl w:val="1"/>
+              </w:rPr>
+              <w:t xml:space="preserve">التقديم</w:t>
+            </w:r>
+            <w:r>
+              <w:rPr>
+                <w:b w:val="0"/>
+                <w:bCs w:val="0"/>
+                <w:i w:val="0"/>
+                <w:iCs w:val="0"/>
+                <w:sz w:val="19"/>
+                <w:szCs w:val="19"/>
+                <w:rtl w:val="0"/>
+              </w:rPr>
+              <w:t xml:space="preserve">» </w:t>
+            </w:r>
+            <w:r>
+              <w:rPr>
+                <w:b w:val="0"/>
+                <w:bCs w:val="0"/>
+                <w:i w:val="0"/>
+                <w:iCs w:val="0"/>
+                <w:sz w:val="19"/>
+                <w:szCs w:val="19"/>
+                <w:rtl w:val="0"/>
+              </w:rPr>
+              <w:t xml:space="preserve">or</w:t>
+            </w:r>
+            <w:r>
+              <w:rPr>
+                <w:b w:val="0"/>
+                <w:bCs w:val="0"/>
+                <w:i w:val="0"/>
+                <w:iCs w:val="0"/>
+                <w:sz w:val="19"/>
+                <w:szCs w:val="19"/>
+                <w:rtl w:val="0"/>
+              </w:rPr>
+              <w:t xml:space="preserve"> «</w:t>
+            </w:r>
+            <w:r>
+              <w:rPr>
+                <w:b w:val="0"/>
+                <w:bCs w:val="0"/>
+                <w:i w:val="0"/>
+                <w:iCs w:val="0"/>
+                <w:sz w:val="19"/>
+                <w:szCs w:val="19"/>
+                <w:rtl w:val="1"/>
+              </w:rPr>
+              <w:t xml:space="preserve">الإعدادات</w:t>
+            </w:r>
+            <w:r>
+              <w:rPr>
+                <w:b w:val="0"/>
+                <w:bCs w:val="0"/>
+                <w:i w:val="0"/>
+                <w:iCs w:val="0"/>
+                <w:sz w:val="19"/>
+                <w:szCs w:val="19"/>
+                <w:rtl w:val="1"/>
+              </w:rPr>
+              <w:t xml:space="preserve"> </w:t>
+            </w:r>
+            <w:r>
+              <w:rPr>
+                <w:b w:val="0"/>
+                <w:bCs w:val="0"/>
+                <w:i w:val="0"/>
+                <w:iCs w:val="0"/>
+                <w:sz w:val="19"/>
+                <w:szCs w:val="19"/>
+                <w:rtl w:val="1"/>
+              </w:rPr>
+              <w:t xml:space="preserve">الافتراضية</w:t>
+            </w:r>
+            <w:r>
+              <w:rPr>
+                <w:b w:val="0"/>
+                <w:bCs w:val="0"/>
+                <w:i w:val="0"/>
+                <w:iCs w:val="0"/>
+                <w:sz w:val="19"/>
+                <w:szCs w:val="19"/>
+                <w:rtl w:val="0"/>
+              </w:rPr>
+              <w:t xml:space="preserve">» </w:t>
+            </w:r>
+            <w:r>
+              <w:rPr>
+                <w:b w:val="0"/>
+                <w:bCs w:val="0"/>
+                <w:i w:val="0"/>
+                <w:iCs w:val="0"/>
+                <w:sz w:val="19"/>
+                <w:szCs w:val="19"/>
+                <w:rtl w:val="0"/>
+              </w:rPr>
+              <w:t xml:space="preserve">tab</w:t>
+            </w:r>
+            <w:r>
+              <w:rPr>
+                <w:b w:val="0"/>
+                <w:bCs w:val="0"/>
+                <w:i w:val="0"/>
+                <w:iCs w:val="0"/>
+                <w:sz w:val="19"/>
+                <w:szCs w:val="19"/>
+                <w:rtl w:val="0"/>
+              </w:rPr>
+              <w:t xml:space="preserve"> </w:t>
+            </w:r>
+            <w:r>
+              <w:rPr>
+                <w:b w:val="0"/>
+                <w:bCs w:val="0"/>
+                <w:i w:val="0"/>
+                <w:iCs w:val="0"/>
+                <w:sz w:val="19"/>
+                <w:szCs w:val="19"/>
+                <w:rtl w:val="0"/>
+              </w:rPr>
+              <w:t xml:space="preserve">in</w:t>
+            </w:r>
+            <w:r>
+              <w:rPr>
+                <w:b w:val="0"/>
+                <w:bCs w:val="0"/>
+                <w:i w:val="0"/>
+                <w:iCs w:val="0"/>
+                <w:sz w:val="19"/>
+                <w:szCs w:val="19"/>
+                <w:rtl w:val="0"/>
+              </w:rPr>
+              <w:t xml:space="preserve"> </w:t>
+            </w:r>
+            <w:r>
+              <w:rPr>
+                <w:b w:val="0"/>
+                <w:bCs w:val="0"/>
+                <w:i w:val="0"/>
+                <w:iCs w:val="0"/>
+                <w:sz w:val="19"/>
+                <w:szCs w:val="19"/>
+                <w:rtl w:val="0"/>
+              </w:rPr>
+              <w:t xml:space="preserve">edit</w:t>
+            </w:r>
+            <w:r>
+              <w:rPr>
+                <w:b w:val="0"/>
+                <w:bCs w:val="0"/>
+                <w:i w:val="0"/>
+                <w:iCs w:val="0"/>
+                <w:sz w:val="19"/>
+                <w:szCs w:val="19"/>
+                <w:rtl w:val="0"/>
+              </w:rPr>
+              <w:t xml:space="preserve"> </w:t>
+            </w:r>
+            <w:r>
+              <w:rPr>
+                <w:b w:val="0"/>
+                <w:bCs w:val="0"/>
+                <w:i w:val="0"/>
+                <w:iCs w:val="0"/>
+                <w:sz w:val="19"/>
+                <w:szCs w:val="19"/>
+                <w:rtl w:val="0"/>
+              </w:rPr>
+              <w:t xml:space="preserve">mode</w:t>
+            </w:r>
+            <w:r>
+              <w:rPr>
+                <w:b w:val="0"/>
+                <w:bCs w:val="0"/>
+                <w:i w:val="0"/>
+                <w:iCs w:val="0"/>
+                <w:sz w:val="19"/>
+                <w:szCs w:val="19"/>
+                <w:rtl w:val="0"/>
+              </w:rPr>
+              <w:t xml:space="preserve">.</w:t>
+            </w:r>
+            <w:r>
+              <w:rPr>
+                <w:rtl w:val="0"/>
+              </w:rPr>
+            </w:r>
+          </w:p>
+        </w:tc>
+      </w:tr>
+      <w:tr>
+        <w:trPr>
+          <w:cantSplit w:val="1"/>
+          <w:tblHeader w:val="0"/>
+        </w:trPr>
+        <w:tc>
+          <w:tcPr>
+            <w:shd w:fill="4c8479" w:val="clear"/>
+            <w:vAlign w:val="center"/>
+          </w:tcPr>
+          <w:p>
+            <w:pPr>
+              <w:spacing w:after="40" w:before="0" w:line="240" w:lineRule="auto"/>
+              <w:ind w:left="0" w:firstLine="0"/>
+              <w:rPr/>
+            </w:pPr>
+            <w:r>
+              <w:rPr>
+                <w:b w:val="1"/>
+                <w:bCs w:val="1"/>
+                <w:i w:val="0"/>
+                <w:iCs w:val="0"/>
+                <w:color w:val="ffffff"/>
+                <w:sz w:val="20"/>
+                <w:szCs w:val="20"/>
+                <w:rtl w:val="0"/>
+              </w:rPr>
+              <w:t xml:space="preserve">Scenario</w:t>
+            </w:r>
+            <w:r>
+              <w:rPr>
+                <w:rtl w:val="0"/>
+              </w:rPr>
+            </w:r>
+          </w:p>
+        </w:tc>
+        <w:tc>
+          <w:tcPr>
+            <w:gridSpan w:val="2"/>
+            <w:vAlign w:val="center"/>
+          </w:tcPr>
+          <w:p>
+            <w:pPr>
+              <w:spacing w:after="40" w:before="0" w:line="240" w:lineRule="auto"/>
+              <w:ind w:left="240" w:hanging="240"/>
+              <w:rPr/>
+            </w:pPr>
+            <w:r>
+              <w:rPr>
+                <w:rtl w:val="0"/>
+              </w:rPr>
+            </w:r>
+            <w:r>
+              <w:rPr>
+                <w:b w:val="0"/>
+                <w:bCs w:val="0"/>
+                <w:i w:val="0"/>
+                <w:iCs w:val="0"/>
+                <w:sz w:val="19"/>
+                <w:szCs w:val="19"/>
+                <w:rtl w:val="0"/>
+              </w:rPr>
+              <w:t xml:space="preserve">1. </w:t>
+            </w:r>
+            <w:r>
+              <w:rPr>
+                <w:b w:val="0"/>
+                <w:bCs w:val="0"/>
+                <w:i w:val="0"/>
+                <w:iCs w:val="0"/>
+                <w:sz w:val="19"/>
+                <w:szCs w:val="19"/>
+                <w:rtl w:val="0"/>
+              </w:rPr>
+              <w:t xml:space="preserve">For</w:t>
+            </w:r>
+            <w:r>
+              <w:rPr>
+                <w:b w:val="0"/>
+                <w:bCs w:val="0"/>
+                <w:i w:val="0"/>
+                <w:iCs w:val="0"/>
+                <w:sz w:val="19"/>
+                <w:szCs w:val="19"/>
+                <w:rtl w:val="0"/>
+              </w:rPr>
+              <w:t xml:space="preserve"> </w:t>
+            </w:r>
+            <w:r>
+              <w:rPr>
+                <w:b w:val="0"/>
+                <w:bCs w:val="0"/>
+                <w:i w:val="0"/>
+                <w:iCs w:val="0"/>
+                <w:sz w:val="19"/>
+                <w:szCs w:val="19"/>
+                <w:rtl w:val="0"/>
+              </w:rPr>
+              <w:t xml:space="preserve">each</w:t>
+            </w:r>
+            <w:r>
+              <w:rPr>
+                <w:b w:val="0"/>
+                <w:bCs w:val="0"/>
+                <w:i w:val="0"/>
+                <w:iCs w:val="0"/>
+                <w:sz w:val="19"/>
+                <w:szCs w:val="19"/>
+                <w:rtl w:val="0"/>
+              </w:rPr>
+              <w:t xml:space="preserve"> </w:t>
+            </w:r>
+            <w:r>
+              <w:rPr>
+                <w:b w:val="0"/>
+                <w:bCs w:val="0"/>
+                <w:i w:val="0"/>
+                <w:iCs w:val="0"/>
+                <w:sz w:val="19"/>
+                <w:szCs w:val="19"/>
+                <w:rtl w:val="0"/>
+              </w:rPr>
+              <w:t xml:space="preserve">stage</w:t>
+            </w:r>
+            <w:r>
+              <w:rPr>
+                <w:b w:val="0"/>
+                <w:bCs w:val="0"/>
+                <w:i w:val="0"/>
+                <w:iCs w:val="0"/>
+                <w:sz w:val="19"/>
+                <w:szCs w:val="19"/>
+                <w:rtl w:val="0"/>
+              </w:rPr>
+              <w:t xml:space="preserve">, </w:t>
+            </w:r>
+            <w:r>
+              <w:rPr>
+                <w:b w:val="0"/>
+                <w:bCs w:val="0"/>
+                <w:i w:val="0"/>
+                <w:iCs w:val="0"/>
+                <w:sz w:val="19"/>
+                <w:szCs w:val="19"/>
+                <w:rtl w:val="0"/>
+              </w:rPr>
+              <w:t xml:space="preserve">the</w:t>
+            </w:r>
+            <w:r>
+              <w:rPr>
+                <w:b w:val="0"/>
+                <w:bCs w:val="0"/>
+                <w:i w:val="0"/>
+                <w:iCs w:val="0"/>
+                <w:sz w:val="19"/>
+                <w:szCs w:val="19"/>
+                <w:rtl w:val="0"/>
+              </w:rPr>
+              <w:t xml:space="preserve"> </w:t>
+            </w:r>
+            <w:r>
+              <w:rPr>
+                <w:b w:val="0"/>
+                <w:bCs w:val="0"/>
+                <w:i w:val="0"/>
+                <w:iCs w:val="0"/>
+                <w:sz w:val="19"/>
+                <w:szCs w:val="19"/>
+                <w:rtl w:val="0"/>
+              </w:rPr>
+              <w:t xml:space="preserve">user</w:t>
+            </w:r>
+            <w:r>
+              <w:rPr>
+                <w:b w:val="0"/>
+                <w:bCs w:val="0"/>
+                <w:i w:val="0"/>
+                <w:iCs w:val="0"/>
+                <w:sz w:val="19"/>
+                <w:szCs w:val="19"/>
+                <w:rtl w:val="0"/>
+              </w:rPr>
+              <w:t xml:space="preserve"> </w:t>
+            </w:r>
+            <w:r>
+              <w:rPr>
+                <w:b w:val="0"/>
+                <w:bCs w:val="0"/>
+                <w:i w:val="0"/>
+                <w:iCs w:val="0"/>
+                <w:sz w:val="19"/>
+                <w:szCs w:val="19"/>
+                <w:rtl w:val="0"/>
+              </w:rPr>
+              <w:t xml:space="preserve">selects</w:t>
+            </w:r>
+            <w:r>
+              <w:rPr>
+                <w:b w:val="0"/>
+                <w:bCs w:val="0"/>
+                <w:i w:val="0"/>
+                <w:iCs w:val="0"/>
+                <w:sz w:val="19"/>
+                <w:szCs w:val="19"/>
+                <w:rtl w:val="0"/>
+              </w:rPr>
+              <w:t xml:space="preserve"> </w:t>
+            </w:r>
+            <w:r>
+              <w:rPr>
+                <w:b w:val="0"/>
+                <w:bCs w:val="0"/>
+                <w:i w:val="0"/>
+                <w:iCs w:val="0"/>
+                <w:sz w:val="19"/>
+                <w:szCs w:val="19"/>
+                <w:rtl w:val="0"/>
+              </w:rPr>
+              <w:t xml:space="preserve">the</w:t>
+            </w:r>
+            <w:r>
+              <w:rPr>
+                <w:b w:val="0"/>
+                <w:bCs w:val="0"/>
+                <w:i w:val="0"/>
+                <w:iCs w:val="0"/>
+                <w:sz w:val="19"/>
+                <w:szCs w:val="19"/>
+                <w:rtl w:val="0"/>
+              </w:rPr>
+              <w:t xml:space="preserve"> </w:t>
+            </w:r>
+            <w:r>
+              <w:rPr>
+                <w:b w:val="0"/>
+                <w:bCs w:val="0"/>
+                <w:i w:val="0"/>
+                <w:iCs w:val="0"/>
+                <w:sz w:val="19"/>
+                <w:szCs w:val="19"/>
+                <w:rtl w:val="0"/>
+              </w:rPr>
+              <w:t xml:space="preserve">approval</w:t>
+            </w:r>
+            <w:r>
+              <w:rPr>
+                <w:b w:val="0"/>
+                <w:bCs w:val="0"/>
+                <w:i w:val="0"/>
+                <w:iCs w:val="0"/>
+                <w:sz w:val="19"/>
+                <w:szCs w:val="19"/>
+                <w:rtl w:val="0"/>
+              </w:rPr>
+              <w:t xml:space="preserve"> </w:t>
+            </w:r>
+            <w:r>
+              <w:rPr>
+                <w:b w:val="0"/>
+                <w:bCs w:val="0"/>
+                <w:i w:val="0"/>
+                <w:iCs w:val="0"/>
+                <w:sz w:val="19"/>
+                <w:szCs w:val="19"/>
+                <w:rtl w:val="0"/>
+              </w:rPr>
+              <w:t xml:space="preserve">type</w:t>
+            </w:r>
+            <w:r>
+              <w:rPr>
+                <w:b w:val="0"/>
+                <w:bCs w:val="0"/>
+                <w:i w:val="0"/>
+                <w:iCs w:val="0"/>
+                <w:sz w:val="19"/>
+                <w:szCs w:val="19"/>
+                <w:rtl w:val="0"/>
+              </w:rPr>
+              <w:t xml:space="preserve">: «</w:t>
+            </w:r>
+            <w:r>
+              <w:rPr>
+                <w:b w:val="0"/>
+                <w:bCs w:val="0"/>
+                <w:i w:val="0"/>
+                <w:iCs w:val="0"/>
+                <w:sz w:val="19"/>
+                <w:szCs w:val="19"/>
+                <w:rtl w:val="1"/>
+              </w:rPr>
+              <w:t xml:space="preserve">المشرفين</w:t>
+            </w:r>
+            <w:r>
+              <w:rPr>
+                <w:b w:val="0"/>
+                <w:bCs w:val="0"/>
+                <w:i w:val="0"/>
+                <w:iCs w:val="0"/>
+                <w:sz w:val="19"/>
+                <w:szCs w:val="19"/>
+                <w:rtl w:val="1"/>
+              </w:rPr>
+              <w:t xml:space="preserve">», «</w:t>
+            </w:r>
+            <w:r>
+              <w:rPr>
+                <w:b w:val="0"/>
+                <w:bCs w:val="0"/>
+                <w:i w:val="0"/>
+                <w:iCs w:val="0"/>
+                <w:sz w:val="19"/>
+                <w:szCs w:val="19"/>
+                <w:rtl w:val="1"/>
+              </w:rPr>
+              <w:t xml:space="preserve">معايير</w:t>
+            </w:r>
+            <w:r>
+              <w:rPr>
+                <w:b w:val="0"/>
+                <w:bCs w:val="0"/>
+                <w:i w:val="0"/>
+                <w:iCs w:val="0"/>
+                <w:sz w:val="19"/>
+                <w:szCs w:val="19"/>
+                <w:rtl w:val="1"/>
+              </w:rPr>
+              <w:t xml:space="preserve"> </w:t>
+            </w:r>
+            <w:r>
+              <w:rPr>
+                <w:b w:val="0"/>
+                <w:bCs w:val="0"/>
+                <w:i w:val="0"/>
+                <w:iCs w:val="0"/>
+                <w:sz w:val="19"/>
+                <w:szCs w:val="19"/>
+                <w:rtl w:val="1"/>
+              </w:rPr>
+              <w:t xml:space="preserve">التقييم</w:t>
+            </w:r>
+            <w:r>
+              <w:rPr>
+                <w:b w:val="0"/>
+                <w:bCs w:val="0"/>
+                <w:i w:val="0"/>
+                <w:iCs w:val="0"/>
+                <w:sz w:val="19"/>
+                <w:szCs w:val="19"/>
+                <w:rtl w:val="0"/>
+              </w:rPr>
+              <w:t xml:space="preserve">» </w:t>
+            </w:r>
+            <w:r>
+              <w:rPr>
+                <w:b w:val="0"/>
+                <w:bCs w:val="0"/>
+                <w:i w:val="0"/>
+                <w:iCs w:val="0"/>
+                <w:sz w:val="19"/>
+                <w:szCs w:val="19"/>
+                <w:rtl w:val="0"/>
+              </w:rPr>
+              <w:t xml:space="preserve">or</w:t>
+            </w:r>
+            <w:r>
+              <w:rPr>
+                <w:b w:val="0"/>
+                <w:bCs w:val="0"/>
+                <w:i w:val="0"/>
+                <w:iCs w:val="0"/>
+                <w:sz w:val="19"/>
+                <w:szCs w:val="19"/>
+                <w:rtl w:val="0"/>
+              </w:rPr>
+              <w:t xml:space="preserve"> «</w:t>
+            </w:r>
+            <w:r>
+              <w:rPr>
+                <w:b w:val="0"/>
+                <w:bCs w:val="0"/>
+                <w:i w:val="0"/>
+                <w:iCs w:val="0"/>
+                <w:sz w:val="19"/>
+                <w:szCs w:val="19"/>
+                <w:rtl w:val="1"/>
+              </w:rPr>
+              <w:t xml:space="preserve">موافقة</w:t>
+            </w:r>
+            <w:r>
+              <w:rPr>
+                <w:b w:val="0"/>
+                <w:bCs w:val="0"/>
+                <w:i w:val="0"/>
+                <w:iCs w:val="0"/>
+                <w:sz w:val="19"/>
+                <w:szCs w:val="19"/>
+                <w:rtl w:val="1"/>
+              </w:rPr>
+              <w:t xml:space="preserve"> </w:t>
+            </w:r>
+            <w:r>
+              <w:rPr>
+                <w:b w:val="0"/>
+                <w:bCs w:val="0"/>
+                <w:i w:val="0"/>
+                <w:iCs w:val="0"/>
+                <w:sz w:val="19"/>
+                <w:szCs w:val="19"/>
+                <w:rtl w:val="1"/>
+              </w:rPr>
+              <w:t xml:space="preserve">لجنة</w:t>
+            </w:r>
+            <w:r>
+              <w:rPr>
+                <w:b w:val="0"/>
+                <w:bCs w:val="0"/>
+                <w:i w:val="0"/>
+                <w:iCs w:val="0"/>
+                <w:sz w:val="19"/>
+                <w:szCs w:val="19"/>
+                <w:rtl w:val="0"/>
+              </w:rPr>
+              <w:t xml:space="preserve">».</w:t>
+            </w:r>
+            <w:r>
+              <w:rPr>
+                <w:rtl w:val="0"/>
+              </w:rPr>
+            </w:r>
+          </w:p>
+          <w:p>
+            <w:pPr>
+              <w:spacing w:after="40" w:before="0" w:line="240" w:lineRule="auto"/>
+              <w:ind w:left="240" w:hanging="240"/>
+              <w:rPr/>
+            </w:pPr>
+            <w:r>
+              <w:rPr>
+                <w:b w:val="0"/>
+                <w:bCs w:val="0"/>
+                <w:i w:val="0"/>
+                <w:iCs w:val="0"/>
+                <w:sz w:val="19"/>
+                <w:szCs w:val="19"/>
+                <w:rtl w:val="0"/>
+              </w:rPr>
+              <w:t xml:space="preserve">2. For a committee stage, the user enters the committee name and selects the committee secretary.</w:t>
+            </w:r>
+            <w:r>
+              <w:rPr>
+                <w:rtl w:val="0"/>
+              </w:rPr>
+            </w:r>
+          </w:p>
+          <w:p>
+            <w:pPr>
+              <w:spacing w:after="40" w:before="0" w:line="240" w:lineRule="auto"/>
+              <w:ind w:left="240" w:hanging="240"/>
+              <w:rPr/>
+            </w:pPr>
+            <w:r>
+              <w:rPr>
+                <w:b w:val="0"/>
+                <w:bCs w:val="0"/>
+                <w:i w:val="0"/>
+                <w:iCs w:val="0"/>
+                <w:sz w:val="19"/>
+                <w:szCs w:val="19"/>
+                <w:rtl w:val="0"/>
+              </w:rPr>
+              <w:t xml:space="preserve">3. The user sets the stage time limit in days and selects the supervisors.</w:t>
+            </w:r>
+            <w:r>
+              <w:rPr>
+                <w:rtl w:val="0"/>
+              </w:rPr>
+            </w:r>
+          </w:p>
+          <w:p>
+            <w:pPr>
+              <w:spacing w:after="40" w:before="0" w:line="240" w:lineRule="auto"/>
+              <w:ind w:left="240" w:hanging="240"/>
+              <w:rPr/>
+            </w:pPr>
+            <w:r>
+              <w:rPr>
+                <w:b w:val="0"/>
+                <w:bCs w:val="0"/>
+                <w:i w:val="0"/>
+                <w:iCs w:val="0"/>
+                <w:sz w:val="19"/>
+                <w:szCs w:val="19"/>
+                <w:rtl w:val="0"/>
+              </w:rPr>
+              <w:t xml:space="preserve">4. The user sets the allowed actions: return, close, skip stage, edit application, return to applicant for edits, attach file.</w:t>
+            </w:r>
+            <w:r>
+              <w:rPr>
+                <w:rtl w:val="0"/>
+              </w:rPr>
+            </w:r>
+          </w:p>
+          <w:p>
+            <w:pPr>
+              <w:spacing w:after="40" w:before="0" w:line="240" w:lineRule="auto"/>
+              <w:ind w:left="240" w:hanging="240"/>
+              <w:rPr/>
+            </w:pPr>
+            <w:r>
+              <w:rPr>
+                <w:b w:val="0"/>
+                <w:bCs w:val="0"/>
+                <w:i w:val="0"/>
+                <w:iCs w:val="0"/>
+                <w:sz w:val="19"/>
+                <w:szCs w:val="19"/>
+                <w:rtl w:val="0"/>
+              </w:rPr>
+              <w:t xml:space="preserve">5. The user adds or removes evaluation criteria with their weights and sets the pass score; the system shows the weight total.</w:t>
+            </w:r>
+            <w:r>
+              <w:rPr>
+                <w:rtl w:val="0"/>
+              </w:rPr>
+            </w:r>
+          </w:p>
+          <w:p>
+            <w:pPr>
+              <w:spacing w:after="40" w:before="0" w:line="240" w:lineRule="auto"/>
+              <w:ind w:left="240" w:hanging="240"/>
+              <w:rPr/>
+            </w:pPr>
+            <w:r>
+              <w:rPr>
+                <w:b w:val="0"/>
+                <w:bCs w:val="0"/>
+                <w:i w:val="0"/>
+                <w:iCs w:val="0"/>
+                <w:sz w:val="19"/>
+                <w:szCs w:val="19"/>
+                <w:rtl w:val="0"/>
+              </w:rPr>
+              <w:t xml:space="preserve">6. The user selects the application form from the organization library and previews its fields.</w:t>
+            </w:r>
+            <w:r>
+              <w:rPr>
+                <w:rtl w:val="0"/>
+              </w:rPr>
+            </w:r>
+          </w:p>
+          <w:p>
+            <w:pPr>
+              <w:spacing w:after="40" w:before="0" w:line="240" w:lineRule="auto"/>
+              <w:ind w:left="240" w:hanging="240"/>
+              <w:rPr/>
+            </w:pPr>
+            <w:r>
+              <w:rPr>
+                <w:b w:val="0"/>
+                <w:bCs w:val="0"/>
+                <w:i w:val="0"/>
+                <w:iCs w:val="0"/>
+                <w:sz w:val="19"/>
+                <w:szCs w:val="19"/>
+                <w:rtl w:val="0"/>
+              </w:rPr>
+              <w:t xml:space="preserve">7. The user sets whether a contract is required, the default project manager, the contract officer and the default annual plan item.</w:t>
+            </w:r>
+            <w:r>
+              <w:rPr>
+                <w:rtl w:val="0"/>
+              </w:rPr>
+            </w:r>
+          </w:p>
+          <w:p>
+            <w:pPr>
+              <w:spacing w:after="40" w:before="0" w:line="240" w:lineRule="auto"/>
+              <w:ind w:left="240" w:hanging="240"/>
+              <w:rPr/>
+            </w:pPr>
+            <w:r>
+              <w:rPr>
+                <w:b w:val="0"/>
+                <w:bCs w:val="0"/>
+                <w:i w:val="0"/>
+                <w:iCs w:val="0"/>
+                <w:sz w:val="19"/>
+                <w:szCs w:val="19"/>
+                <w:rtl w:val="0"/>
+              </w:rPr>
+              <w:t xml:space="preserve">8. The user saves the edit session with the evidence document (see UC36).</w:t>
+            </w:r>
+            <w:r>
+              <w:rPr>
+                <w:rtl w:val="0"/>
+              </w:rPr>
+            </w:r>
+          </w:p>
+        </w:tc>
+      </w:tr>
+      <w:tr>
+        <w:trPr>
+          <w:cantSplit w:val="1"/>
+          <w:tblHeader w:val="0"/>
+        </w:trPr>
+        <w:tc>
+          <w:tcPr>
+            <w:shd w:fill="4c8479" w:val="clear"/>
+            <w:vAlign w:val="center"/>
+          </w:tcPr>
+          <w:p>
+            <w:pPr>
+              <w:spacing w:after="40" w:before="0" w:line="240" w:lineRule="auto"/>
+              <w:ind w:left="0" w:firstLine="0"/>
+              <w:rPr/>
+            </w:pPr>
+            <w:r>
+              <w:rPr>
+                <w:b w:val="1"/>
+                <w:bCs w:val="1"/>
+                <w:i w:val="0"/>
+                <w:iCs w:val="0"/>
+                <w:color w:val="ffffff"/>
+                <w:sz w:val="20"/>
+                <w:szCs w:val="20"/>
+                <w:rtl w:val="0"/>
+              </w:rPr>
+              <w:t xml:space="preserve">Alternative Flow</w:t>
+            </w:r>
+            <w:r>
+              <w:rPr>
+                <w:rtl w:val="0"/>
+              </w:rPr>
+            </w:r>
+          </w:p>
+        </w:tc>
+        <w:tc>
+          <w:tcPr>
+            <w:gridSpan w:val="2"/>
+            <w:vAlign w:val="center"/>
+          </w:tcPr>
+          <w:p>
+            <w:pPr>
+              <w:spacing w:after="40" w:before="0" w:line="240" w:lineRule="auto"/>
+              <w:ind w:left="240" w:hanging="240"/>
+              <w:rPr/>
+            </w:pPr>
+            <w:r>
+              <w:rPr>
+                <w:b w:val="0"/>
+                <w:bCs w:val="0"/>
+                <w:i w:val="0"/>
+                <w:iCs w:val="0"/>
+                <w:sz w:val="19"/>
+                <w:szCs w:val="19"/>
+                <w:rtl w:val="0"/>
+              </w:rPr>
+              <w:t xml:space="preserve">• For product opportunities, the contract switch is hidden because product grants end in delivery, not a project.</w:t>
+            </w:r>
+            <w:r>
+              <w:rPr>
+                <w:rtl w:val="0"/>
+              </w:rPr>
+            </w:r>
+          </w:p>
+          <w:p>
+            <w:pPr>
+              <w:spacing w:after="40" w:before="0" w:line="240" w:lineRule="auto"/>
+              <w:ind w:left="240" w:hanging="240"/>
+              <w:rPr/>
+            </w:pPr>
+            <w:r>
+              <w:rPr>
+                <w:rtl w:val="0"/>
+              </w:rPr>
+            </w:r>
+            <w:r>
+              <w:rPr>
+                <w:b w:val="0"/>
+                <w:bCs w:val="0"/>
+                <w:i w:val="0"/>
+                <w:iCs w:val="0"/>
+                <w:sz w:val="19"/>
+                <w:szCs w:val="19"/>
+                <w:rtl w:val="0"/>
+              </w:rPr>
+              <w:t xml:space="preserve">• </w:t>
+            </w:r>
+            <w:r>
+              <w:rPr>
+                <w:b w:val="0"/>
+                <w:bCs w:val="0"/>
+                <w:i w:val="0"/>
+                <w:iCs w:val="0"/>
+                <w:sz w:val="19"/>
+                <w:szCs w:val="19"/>
+                <w:rtl w:val="0"/>
+              </w:rPr>
+              <w:t xml:space="preserve">If</w:t>
+            </w:r>
+            <w:r>
+              <w:rPr>
+                <w:b w:val="0"/>
+                <w:bCs w:val="0"/>
+                <w:i w:val="0"/>
+                <w:iCs w:val="0"/>
+                <w:sz w:val="19"/>
+                <w:szCs w:val="19"/>
+                <w:rtl w:val="0"/>
+              </w:rPr>
+              <w:t xml:space="preserve"> </w:t>
+            </w:r>
+            <w:r>
+              <w:rPr>
+                <w:b w:val="0"/>
+                <w:bCs w:val="0"/>
+                <w:i w:val="0"/>
+                <w:iCs w:val="0"/>
+                <w:sz w:val="19"/>
+                <w:szCs w:val="19"/>
+                <w:rtl w:val="0"/>
+              </w:rPr>
+              <w:t xml:space="preserve">the</w:t>
+            </w:r>
+            <w:r>
+              <w:rPr>
+                <w:b w:val="0"/>
+                <w:bCs w:val="0"/>
+                <w:i w:val="0"/>
+                <w:iCs w:val="0"/>
+                <w:sz w:val="19"/>
+                <w:szCs w:val="19"/>
+                <w:rtl w:val="0"/>
+              </w:rPr>
+              <w:t xml:space="preserve"> </w:t>
+            </w:r>
+            <w:r>
+              <w:rPr>
+                <w:b w:val="0"/>
+                <w:bCs w:val="0"/>
+                <w:i w:val="0"/>
+                <w:iCs w:val="0"/>
+                <w:sz w:val="19"/>
+                <w:szCs w:val="19"/>
+                <w:rtl w:val="0"/>
+              </w:rPr>
+              <w:t xml:space="preserve">user</w:t>
+            </w:r>
+            <w:r>
+              <w:rPr>
+                <w:b w:val="0"/>
+                <w:bCs w:val="0"/>
+                <w:i w:val="0"/>
+                <w:iCs w:val="0"/>
+                <w:sz w:val="19"/>
+                <w:szCs w:val="19"/>
+                <w:rtl w:val="0"/>
+              </w:rPr>
+              <w:t xml:space="preserve"> </w:t>
+            </w:r>
+            <w:r>
+              <w:rPr>
+                <w:b w:val="0"/>
+                <w:bCs w:val="0"/>
+                <w:i w:val="0"/>
+                <w:iCs w:val="0"/>
+                <w:sz w:val="19"/>
+                <w:szCs w:val="19"/>
+                <w:rtl w:val="0"/>
+              </w:rPr>
+              <w:t xml:space="preserve">selects</w:t>
+            </w:r>
+            <w:r>
+              <w:rPr>
+                <w:b w:val="0"/>
+                <w:bCs w:val="0"/>
+                <w:i w:val="0"/>
+                <w:iCs w:val="0"/>
+                <w:sz w:val="19"/>
+                <w:szCs w:val="19"/>
+                <w:rtl w:val="0"/>
+              </w:rPr>
+              <w:t xml:space="preserve"> «</w:t>
+            </w:r>
+            <w:r>
+              <w:rPr>
+                <w:b w:val="0"/>
+                <w:bCs w:val="0"/>
+                <w:i w:val="0"/>
+                <w:iCs w:val="0"/>
+                <w:sz w:val="19"/>
+                <w:szCs w:val="19"/>
+                <w:rtl w:val="1"/>
+              </w:rPr>
+              <w:t xml:space="preserve">بدون</w:t>
+            </w:r>
+            <w:r>
+              <w:rPr>
+                <w:b w:val="0"/>
+                <w:bCs w:val="0"/>
+                <w:i w:val="0"/>
+                <w:iCs w:val="0"/>
+                <w:sz w:val="19"/>
+                <w:szCs w:val="19"/>
+                <w:rtl w:val="1"/>
+              </w:rPr>
+              <w:t xml:space="preserve"> </w:t>
+            </w:r>
+            <w:r>
+              <w:rPr>
+                <w:b w:val="0"/>
+                <w:bCs w:val="0"/>
+                <w:i w:val="0"/>
+                <w:iCs w:val="0"/>
+                <w:sz w:val="19"/>
+                <w:szCs w:val="19"/>
+                <w:rtl w:val="1"/>
+              </w:rPr>
+              <w:t xml:space="preserve">نموذج</w:t>
+            </w:r>
+            <w:r>
+              <w:rPr>
+                <w:b w:val="0"/>
+                <w:bCs w:val="0"/>
+                <w:i w:val="0"/>
+                <w:iCs w:val="0"/>
+                <w:sz w:val="19"/>
+                <w:szCs w:val="19"/>
+                <w:rtl w:val="1"/>
+              </w:rPr>
+              <w:t xml:space="preserve"> </w:t>
+            </w:r>
+            <w:r>
+              <w:rPr>
+                <w:b w:val="0"/>
+                <w:bCs w:val="0"/>
+                <w:i w:val="0"/>
+                <w:iCs w:val="0"/>
+                <w:sz w:val="19"/>
+                <w:szCs w:val="19"/>
+                <w:rtl w:val="1"/>
+              </w:rPr>
+              <w:t xml:space="preserve">إضافي</w:t>
+            </w:r>
+            <w:r>
+              <w:rPr>
+                <w:b w:val="0"/>
+                <w:bCs w:val="0"/>
+                <w:i w:val="0"/>
+                <w:iCs w:val="0"/>
+                <w:sz w:val="19"/>
+                <w:szCs w:val="19"/>
+                <w:rtl w:val="0"/>
+              </w:rPr>
+              <w:t xml:space="preserve">», </w:t>
+            </w:r>
+            <w:r>
+              <w:rPr>
+                <w:b w:val="0"/>
+                <w:bCs w:val="0"/>
+                <w:i w:val="0"/>
+                <w:iCs w:val="0"/>
+                <w:sz w:val="19"/>
+                <w:szCs w:val="19"/>
+                <w:rtl w:val="0"/>
+              </w:rPr>
+              <w:t xml:space="preserve">applicants</w:t>
+            </w:r>
+            <w:r>
+              <w:rPr>
+                <w:b w:val="0"/>
+                <w:bCs w:val="0"/>
+                <w:i w:val="0"/>
+                <w:iCs w:val="0"/>
+                <w:sz w:val="19"/>
+                <w:szCs w:val="19"/>
+                <w:rtl w:val="0"/>
+              </w:rPr>
+              <w:t xml:space="preserve"> </w:t>
+            </w:r>
+            <w:r>
+              <w:rPr>
+                <w:b w:val="0"/>
+                <w:bCs w:val="0"/>
+                <w:i w:val="0"/>
+                <w:iCs w:val="0"/>
+                <w:sz w:val="19"/>
+                <w:szCs w:val="19"/>
+                <w:rtl w:val="0"/>
+              </w:rPr>
+              <w:t xml:space="preserve">fill</w:t>
+            </w:r>
+            <w:r>
+              <w:rPr>
+                <w:b w:val="0"/>
+                <w:bCs w:val="0"/>
+                <w:i w:val="0"/>
+                <w:iCs w:val="0"/>
+                <w:sz w:val="19"/>
+                <w:szCs w:val="19"/>
+                <w:rtl w:val="0"/>
+              </w:rPr>
+              <w:t xml:space="preserve"> </w:t>
+            </w:r>
+            <w:r>
+              <w:rPr>
+                <w:b w:val="0"/>
+                <w:bCs w:val="0"/>
+                <w:i w:val="0"/>
+                <w:iCs w:val="0"/>
+                <w:sz w:val="19"/>
+                <w:szCs w:val="19"/>
+                <w:rtl w:val="0"/>
+              </w:rPr>
+              <w:t xml:space="preserve">only</w:t>
+            </w:r>
+            <w:r>
+              <w:rPr>
+                <w:b w:val="0"/>
+                <w:bCs w:val="0"/>
+                <w:i w:val="0"/>
+                <w:iCs w:val="0"/>
+                <w:sz w:val="19"/>
+                <w:szCs w:val="19"/>
+                <w:rtl w:val="0"/>
+              </w:rPr>
+              <w:t xml:space="preserve"> </w:t>
+            </w:r>
+            <w:r>
+              <w:rPr>
+                <w:b w:val="0"/>
+                <w:bCs w:val="0"/>
+                <w:i w:val="0"/>
+                <w:iCs w:val="0"/>
+                <w:sz w:val="19"/>
+                <w:szCs w:val="19"/>
+                <w:rtl w:val="0"/>
+              </w:rPr>
+              <w:t xml:space="preserve">the</w:t>
+            </w:r>
+            <w:r>
+              <w:rPr>
+                <w:b w:val="0"/>
+                <w:bCs w:val="0"/>
+                <w:i w:val="0"/>
+                <w:iCs w:val="0"/>
+                <w:sz w:val="19"/>
+                <w:szCs w:val="19"/>
+                <w:rtl w:val="0"/>
+              </w:rPr>
+              <w:t xml:space="preserve"> </w:t>
+            </w:r>
+            <w:r>
+              <w:rPr>
+                <w:b w:val="0"/>
+                <w:bCs w:val="0"/>
+                <w:i w:val="0"/>
+                <w:iCs w:val="0"/>
+                <w:sz w:val="19"/>
+                <w:szCs w:val="19"/>
+                <w:rtl w:val="0"/>
+              </w:rPr>
+              <w:t xml:space="preserve">standard</w:t>
+            </w:r>
+            <w:r>
+              <w:rPr>
+                <w:b w:val="0"/>
+                <w:bCs w:val="0"/>
+                <w:i w:val="0"/>
+                <w:iCs w:val="0"/>
+                <w:sz w:val="19"/>
+                <w:szCs w:val="19"/>
+                <w:rtl w:val="0"/>
+              </w:rPr>
+              <w:t xml:space="preserve"> </w:t>
+            </w:r>
+            <w:r>
+              <w:rPr>
+                <w:b w:val="0"/>
+                <w:bCs w:val="0"/>
+                <w:i w:val="0"/>
+                <w:iCs w:val="0"/>
+                <w:sz w:val="19"/>
+                <w:szCs w:val="19"/>
+                <w:rtl w:val="0"/>
+              </w:rPr>
+              <w:t xml:space="preserve">application</w:t>
+            </w:r>
+            <w:r>
+              <w:rPr>
+                <w:b w:val="0"/>
+                <w:bCs w:val="0"/>
+                <w:i w:val="0"/>
+                <w:iCs w:val="0"/>
+                <w:sz w:val="19"/>
+                <w:szCs w:val="19"/>
+                <w:rtl w:val="0"/>
+              </w:rPr>
+              <w:t xml:space="preserve"> </w:t>
+            </w:r>
+            <w:r>
+              <w:rPr>
+                <w:b w:val="0"/>
+                <w:bCs w:val="0"/>
+                <w:i w:val="0"/>
+                <w:iCs w:val="0"/>
+                <w:sz w:val="19"/>
+                <w:szCs w:val="19"/>
+                <w:rtl w:val="0"/>
+              </w:rPr>
+              <w:t xml:space="preserve">data</w:t>
+            </w:r>
+            <w:r>
+              <w:rPr>
+                <w:b w:val="0"/>
+                <w:bCs w:val="0"/>
+                <w:i w:val="0"/>
+                <w:iCs w:val="0"/>
+                <w:sz w:val="19"/>
+                <w:szCs w:val="19"/>
+                <w:rtl w:val="0"/>
+              </w:rPr>
+              <w:t xml:space="preserve">.</w:t>
+            </w:r>
+            <w:r>
+              <w:rPr>
+                <w:rtl w:val="0"/>
+              </w:rPr>
+            </w:r>
+          </w:p>
+        </w:tc>
+      </w:tr>
+      <w:tr>
+        <w:trPr>
+          <w:cantSplit w:val="0"/>
+          <w:tblHeader w:val="0"/>
+        </w:trPr>
+        <w:tc>
+          <w:tcPr>
+            <w:vMerge w:val="restart"/>
+            <w:shd w:fill="4c8479" w:val="clear"/>
+            <w:vAlign w:val="center"/>
+          </w:tcPr>
+          <w:p>
+            <w:pPr>
+              <w:spacing w:after="40" w:before="0" w:line="240" w:lineRule="auto"/>
+              <w:ind w:left="0" w:firstLine="0"/>
+              <w:rPr/>
+            </w:pPr>
+            <w:r>
+              <w:rPr>
+                <w:b w:val="1"/>
+                <w:bCs w:val="1"/>
+                <w:i w:val="0"/>
+                <w:iCs w:val="0"/>
+                <w:color w:val="ffffff"/>
+                <w:sz w:val="20"/>
+                <w:szCs w:val="20"/>
+                <w:rtl w:val="0"/>
+              </w:rPr>
+              <w:t xml:space="preserve">Business Requirements</w:t>
+            </w:r>
+            <w:r>
+              <w:rPr>
+                <w:rtl w:val="0"/>
+              </w:rPr>
+            </w:r>
+          </w:p>
+        </w:tc>
+        <w:tc>
+          <w:tcPr>
+            <w:shd w:fill="f2f2f2" w:val="clear"/>
+            <w:vAlign w:val="center"/>
+          </w:tcPr>
+          <w:p>
+            <w:pPr>
+              <w:spacing w:after="40" w:before="0" w:line="240" w:lineRule="auto"/>
+              <w:ind w:left="0" w:firstLine="0"/>
+              <w:rPr/>
+            </w:pPr>
+            <w:r>
+              <w:rPr>
+                <w:b w:val="1"/>
+                <w:bCs w:val="1"/>
+                <w:i w:val="0"/>
+                <w:iCs w:val="0"/>
+                <w:sz w:val="18"/>
+                <w:szCs w:val="18"/>
+                <w:rtl w:val="0"/>
+              </w:rPr>
+              <w:t xml:space="preserve">BRQ285</w:t>
+            </w:r>
+            <w:r>
+              <w:rPr>
+                <w:rtl w:val="0"/>
+              </w:rPr>
+            </w:r>
+          </w:p>
+        </w:tc>
+        <w:tc>
+          <w:tcPr>
+            <w:vAlign w:val="center"/>
+          </w:tcPr>
+          <w:p>
+            <w:pPr>
+              <w:spacing w:after="40" w:before="0" w:line="240" w:lineRule="auto"/>
+              <w:ind w:left="0" w:firstLine="0"/>
+              <w:rPr/>
+            </w:pPr>
+            <w:r>
+              <w:rPr>
+                <w:b w:val="0"/>
+                <w:bCs w:val="0"/>
+                <w:i w:val="0"/>
+                <w:iCs w:val="0"/>
+                <w:sz w:val="19"/>
+                <w:szCs w:val="19"/>
+                <w:rtl w:val="0"/>
+              </w:rPr>
+              <w:t xml:space="preserve">The system must allow each stage's approval type to be supervisors, evaluation criteria or committee.</w:t>
+            </w:r>
+            <w:r>
+              <w:rPr>
+                <w:rtl w:val="0"/>
+              </w:rPr>
+            </w:r>
+          </w:p>
+        </w:tc>
+      </w:tr>
+      <w:tr>
+        <w:trPr>
+          <w:cantSplit w:val="0"/>
+          <w:tblHeader w:val="0"/>
+        </w:trPr>
+        <w:tc>
+          <w:tcPr>
+            <w:vMerge w:val="continue"/>
+            <w:shd w:fill="4c8479" w:val="clear"/>
+            <w:vAlign w:val="center"/>
+          </w:tcPr>
+          <w:p>
+            <w:pPr>
+              <w:keepNext w:val="0"/>
+              <w:keepLines w:val="0"/>
+              <w:pageBreakBefore w:val="0"/>
+              <w:widowControl w:val="0"/>
+              <w:pBdr>
+                <w:top w:space="0" w:sz="0" w:val="nil"/>
+                <w:left w:space="0" w:sz="0" w:val="nil"/>
+                <w:bottom w:space="0" w:sz="0" w:val="nil"/>
+                <w:right w:space="0" w:sz="0" w:val="nil"/>
+                <w:between w:space="0" w:sz="0" w:val="nil"/>
+              </w:pBdr>
+              <w:shd w:fill="auto" w:val="clear"/>
+              <w:spacing w:after="0" w:before="0" w:line="276" w:lineRule="auto"/>
+              <w:ind w:left="0" w:right="0" w:firstLine="0"/>
+              <w:jc w:val="left"/>
+              <w:rPr/>
+            </w:pPr>
+            <w:r>
+              <w:rPr>
+                <w:rtl w:val="0"/>
+              </w:rPr>
+            </w:r>
+          </w:p>
+        </w:tc>
+        <w:tc>
+          <w:tcPr>
+            <w:shd w:fill="f2f2f2" w:val="clear"/>
+            <w:vAlign w:val="center"/>
+          </w:tcPr>
+          <w:p>
+            <w:pPr>
+              <w:spacing w:after="40" w:before="0" w:line="240" w:lineRule="auto"/>
+              <w:ind w:left="0" w:firstLine="0"/>
+              <w:rPr/>
+            </w:pPr>
+            <w:r>
+              <w:rPr>
+                <w:b w:val="1"/>
+                <w:bCs w:val="1"/>
+                <w:i w:val="0"/>
+                <w:iCs w:val="0"/>
+                <w:sz w:val="18"/>
+                <w:szCs w:val="18"/>
+                <w:rtl w:val="0"/>
+              </w:rPr>
+              <w:t xml:space="preserve">BRQ286</w:t>
+            </w:r>
+            <w:r>
+              <w:rPr>
+                <w:rtl w:val="0"/>
+              </w:rPr>
+            </w:r>
+          </w:p>
+        </w:tc>
+        <w:tc>
+          <w:tcPr>
+            <w:vAlign w:val="center"/>
+          </w:tcPr>
+          <w:p>
+            <w:pPr>
+              <w:spacing w:after="40" w:before="0" w:line="240" w:lineRule="auto"/>
+              <w:ind w:left="0" w:firstLine="0"/>
+              <w:rPr/>
+            </w:pPr>
+            <w:r>
+              <w:rPr>
+                <w:b w:val="0"/>
+                <w:bCs w:val="0"/>
+                <w:i w:val="0"/>
+                <w:iCs w:val="0"/>
+                <w:sz w:val="19"/>
+                <w:szCs w:val="19"/>
+                <w:rtl w:val="0"/>
+              </w:rPr>
+              <w:t xml:space="preserve">The system must require a committee name and committee secretary for committee stages; the stage's applications go to the secretary and are approved with one set of minutes.</w:t>
+            </w:r>
+            <w:r>
+              <w:rPr>
+                <w:rtl w:val="0"/>
+              </w:rPr>
+            </w:r>
+          </w:p>
+        </w:tc>
+      </w:tr>
+      <w:tr>
+        <w:trPr>
+          <w:cantSplit w:val="0"/>
+          <w:tblHeader w:val="0"/>
+        </w:trPr>
+        <w:tc>
+          <w:tcPr>
+            <w:vMerge w:val="continue"/>
+            <w:shd w:fill="4c8479" w:val="clear"/>
+            <w:vAlign w:val="center"/>
+          </w:tcPr>
+          <w:p>
+            <w:pPr>
+              <w:keepNext w:val="0"/>
+              <w:keepLines w:val="0"/>
+              <w:pageBreakBefore w:val="0"/>
+              <w:widowControl w:val="0"/>
+              <w:pBdr>
+                <w:top w:space="0" w:sz="0" w:val="nil"/>
+                <w:left w:space="0" w:sz="0" w:val="nil"/>
+                <w:bottom w:space="0" w:sz="0" w:val="nil"/>
+                <w:right w:space="0" w:sz="0" w:val="nil"/>
+                <w:between w:space="0" w:sz="0" w:val="nil"/>
+              </w:pBdr>
+              <w:shd w:fill="auto" w:val="clear"/>
+              <w:spacing w:after="0" w:before="0" w:line="276" w:lineRule="auto"/>
+              <w:ind w:left="0" w:right="0" w:firstLine="0"/>
+              <w:jc w:val="left"/>
+              <w:rPr/>
+            </w:pPr>
+            <w:r>
+              <w:rPr>
+                <w:rtl w:val="0"/>
+              </w:rPr>
+            </w:r>
+          </w:p>
+        </w:tc>
+        <w:tc>
+          <w:tcPr>
+            <w:shd w:fill="f2f2f2" w:val="clear"/>
+            <w:vAlign w:val="center"/>
+          </w:tcPr>
+          <w:p>
+            <w:pPr>
+              <w:spacing w:after="40" w:before="0" w:line="240" w:lineRule="auto"/>
+              <w:ind w:left="0" w:firstLine="0"/>
+              <w:rPr/>
+            </w:pPr>
+            <w:r>
+              <w:rPr>
+                <w:b w:val="1"/>
+                <w:bCs w:val="1"/>
+                <w:i w:val="0"/>
+                <w:iCs w:val="0"/>
+                <w:sz w:val="18"/>
+                <w:szCs w:val="18"/>
+                <w:rtl w:val="0"/>
+              </w:rPr>
+              <w:t xml:space="preserve">BRQ287</w:t>
+            </w:r>
+            <w:r>
+              <w:rPr>
+                <w:rtl w:val="0"/>
+              </w:rPr>
+            </w:r>
+          </w:p>
+        </w:tc>
+        <w:tc>
+          <w:tcPr>
+            <w:vAlign w:val="center"/>
+          </w:tcPr>
+          <w:p>
+            <w:pPr>
+              <w:spacing w:after="40" w:before="0" w:line="240" w:lineRule="auto"/>
+              <w:ind w:left="0" w:firstLine="0"/>
+              <w:rPr/>
+            </w:pPr>
+            <w:r>
+              <w:rPr>
+                <w:b w:val="0"/>
+                <w:bCs w:val="0"/>
+                <w:i w:val="0"/>
+                <w:iCs w:val="0"/>
+                <w:sz w:val="19"/>
+                <w:szCs w:val="19"/>
+                <w:rtl w:val="0"/>
+              </w:rPr>
+              <w:t xml:space="preserve">The system must allow setting a time limit in days per stage and consider an application late when it exceeds it.</w:t>
+            </w:r>
+            <w:r>
+              <w:rPr>
+                <w:rtl w:val="0"/>
+              </w:rPr>
+            </w:r>
+          </w:p>
+        </w:tc>
+      </w:tr>
+      <w:tr>
+        <w:trPr>
+          <w:cantSplit w:val="0"/>
+          <w:tblHeader w:val="0"/>
+        </w:trPr>
+        <w:tc>
+          <w:tcPr>
+            <w:vMerge w:val="continue"/>
+            <w:shd w:fill="4c8479" w:val="clear"/>
+            <w:vAlign w:val="center"/>
+          </w:tcPr>
+          <w:p>
+            <w:pPr>
+              <w:keepNext w:val="0"/>
+              <w:keepLines w:val="0"/>
+              <w:pageBreakBefore w:val="0"/>
+              <w:widowControl w:val="0"/>
+              <w:pBdr>
+                <w:top w:space="0" w:sz="0" w:val="nil"/>
+                <w:left w:space="0" w:sz="0" w:val="nil"/>
+                <w:bottom w:space="0" w:sz="0" w:val="nil"/>
+                <w:right w:space="0" w:sz="0" w:val="nil"/>
+                <w:between w:space="0" w:sz="0" w:val="nil"/>
+              </w:pBdr>
+              <w:shd w:fill="auto" w:val="clear"/>
+              <w:spacing w:after="0" w:before="0" w:line="276" w:lineRule="auto"/>
+              <w:ind w:left="0" w:right="0" w:firstLine="0"/>
+              <w:jc w:val="left"/>
+              <w:rPr/>
+            </w:pPr>
+            <w:r>
+              <w:rPr>
+                <w:rtl w:val="0"/>
+              </w:rPr>
+            </w:r>
+          </w:p>
+        </w:tc>
+        <w:tc>
+          <w:tcPr>
+            <w:shd w:fill="f2f2f2" w:val="clear"/>
+            <w:vAlign w:val="center"/>
+          </w:tcPr>
+          <w:p>
+            <w:pPr>
+              <w:spacing w:after="40" w:before="0" w:line="240" w:lineRule="auto"/>
+              <w:ind w:left="0" w:firstLine="0"/>
+              <w:rPr/>
+            </w:pPr>
+            <w:r>
+              <w:rPr>
+                <w:b w:val="1"/>
+                <w:bCs w:val="1"/>
+                <w:i w:val="0"/>
+                <w:iCs w:val="0"/>
+                <w:sz w:val="18"/>
+                <w:szCs w:val="18"/>
+                <w:rtl w:val="0"/>
+              </w:rPr>
+              <w:t xml:space="preserve">BRQ288</w:t>
+            </w:r>
+            <w:r>
+              <w:rPr>
+                <w:rtl w:val="0"/>
+              </w:rPr>
+            </w:r>
+          </w:p>
+        </w:tc>
+        <w:tc>
+          <w:tcPr>
+            <w:vAlign w:val="center"/>
+          </w:tcPr>
+          <w:p>
+            <w:pPr>
+              <w:spacing w:after="40" w:before="0" w:line="240" w:lineRule="auto"/>
+              <w:ind w:left="0" w:firstLine="0"/>
+              <w:rPr/>
+            </w:pPr>
+            <w:r>
+              <w:rPr>
+                <w:b w:val="0"/>
+                <w:bCs w:val="0"/>
+                <w:i w:val="0"/>
+                <w:iCs w:val="0"/>
+                <w:sz w:val="19"/>
+                <w:szCs w:val="19"/>
+                <w:rtl w:val="0"/>
+              </w:rPr>
+              <w:t xml:space="preserve">The system must allow assigning supervisors from the organization's staff only.</w:t>
+            </w:r>
+            <w:r>
+              <w:rPr>
+                <w:rtl w:val="0"/>
+              </w:rPr>
+            </w:r>
+          </w:p>
+        </w:tc>
+      </w:tr>
+      <w:tr>
+        <w:trPr>
+          <w:cantSplit w:val="0"/>
+          <w:tblHeader w:val="0"/>
+        </w:trPr>
+        <w:tc>
+          <w:tcPr>
+            <w:vMerge w:val="continue"/>
+            <w:shd w:fill="4c8479" w:val="clear"/>
+            <w:vAlign w:val="center"/>
+          </w:tcPr>
+          <w:p>
+            <w:pPr>
+              <w:keepNext w:val="0"/>
+              <w:keepLines w:val="0"/>
+              <w:pageBreakBefore w:val="0"/>
+              <w:widowControl w:val="0"/>
+              <w:pBdr>
+                <w:top w:space="0" w:sz="0" w:val="nil"/>
+                <w:left w:space="0" w:sz="0" w:val="nil"/>
+                <w:bottom w:space="0" w:sz="0" w:val="nil"/>
+                <w:right w:space="0" w:sz="0" w:val="nil"/>
+                <w:between w:space="0" w:sz="0" w:val="nil"/>
+              </w:pBdr>
+              <w:shd w:fill="auto" w:val="clear"/>
+              <w:spacing w:after="0" w:before="0" w:line="276" w:lineRule="auto"/>
+              <w:ind w:left="0" w:right="0" w:firstLine="0"/>
+              <w:jc w:val="left"/>
+              <w:rPr/>
+            </w:pPr>
+            <w:r>
+              <w:rPr>
+                <w:rtl w:val="0"/>
+              </w:rPr>
+            </w:r>
+          </w:p>
+        </w:tc>
+        <w:tc>
+          <w:tcPr>
+            <w:shd w:fill="f2f2f2" w:val="clear"/>
+            <w:vAlign w:val="center"/>
+          </w:tcPr>
+          <w:p>
+            <w:pPr>
+              <w:spacing w:after="40" w:before="0" w:line="240" w:lineRule="auto"/>
+              <w:ind w:left="0" w:firstLine="0"/>
+              <w:rPr/>
+            </w:pPr>
+            <w:r>
+              <w:rPr>
+                <w:b w:val="1"/>
+                <w:bCs w:val="1"/>
+                <w:i w:val="0"/>
+                <w:iCs w:val="0"/>
+                <w:sz w:val="18"/>
+                <w:szCs w:val="18"/>
+                <w:rtl w:val="0"/>
+              </w:rPr>
+              <w:t xml:space="preserve">BRQ289</w:t>
+            </w:r>
+            <w:r>
+              <w:rPr>
+                <w:rtl w:val="0"/>
+              </w:rPr>
+            </w:r>
+          </w:p>
+        </w:tc>
+        <w:tc>
+          <w:tcPr>
+            <w:vAlign w:val="center"/>
+          </w:tcPr>
+          <w:p>
+            <w:pPr>
+              <w:spacing w:after="40" w:before="0" w:line="240" w:lineRule="auto"/>
+              <w:ind w:left="0" w:firstLine="0"/>
+              <w:rPr/>
+            </w:pPr>
+            <w:r>
+              <w:rPr>
+                <w:b w:val="0"/>
+                <w:bCs w:val="0"/>
+                <w:i w:val="0"/>
+                <w:iCs w:val="0"/>
+                <w:sz w:val="19"/>
+                <w:szCs w:val="19"/>
+                <w:rtl w:val="0"/>
+              </w:rPr>
+              <w:t xml:space="preserve">The system must apply the allowed-action settings (return, close, skip, edit, return to applicant, attach) in the review screens.</w:t>
+            </w:r>
+            <w:r>
+              <w:rPr>
+                <w:rtl w:val="0"/>
+              </w:rPr>
+            </w:r>
+          </w:p>
+        </w:tc>
+      </w:tr>
+      <w:tr>
+        <w:trPr>
+          <w:cantSplit w:val="0"/>
+          <w:tblHeader w:val="0"/>
+        </w:trPr>
+        <w:tc>
+          <w:tcPr>
+            <w:vMerge w:val="continue"/>
+            <w:shd w:fill="4c8479" w:val="clear"/>
+            <w:vAlign w:val="center"/>
+          </w:tcPr>
+          <w:p>
+            <w:pPr>
+              <w:keepNext w:val="0"/>
+              <w:keepLines w:val="0"/>
+              <w:pageBreakBefore w:val="0"/>
+              <w:widowControl w:val="0"/>
+              <w:pBdr>
+                <w:top w:space="0" w:sz="0" w:val="nil"/>
+                <w:left w:space="0" w:sz="0" w:val="nil"/>
+                <w:bottom w:space="0" w:sz="0" w:val="nil"/>
+                <w:right w:space="0" w:sz="0" w:val="nil"/>
+                <w:between w:space="0" w:sz="0" w:val="nil"/>
+              </w:pBdr>
+              <w:shd w:fill="auto" w:val="clear"/>
+              <w:spacing w:after="0" w:before="0" w:line="276" w:lineRule="auto"/>
+              <w:ind w:left="0" w:right="0" w:firstLine="0"/>
+              <w:jc w:val="left"/>
+              <w:rPr/>
+            </w:pPr>
+            <w:r>
+              <w:rPr>
+                <w:rtl w:val="0"/>
+              </w:rPr>
+            </w:r>
+          </w:p>
+        </w:tc>
+        <w:tc>
+          <w:tcPr>
+            <w:shd w:fill="f2f2f2" w:val="clear"/>
+            <w:vAlign w:val="center"/>
+          </w:tcPr>
+          <w:p>
+            <w:pPr>
+              <w:spacing w:after="40" w:before="0" w:line="240" w:lineRule="auto"/>
+              <w:ind w:left="0" w:firstLine="0"/>
+              <w:rPr/>
+            </w:pPr>
+            <w:r>
+              <w:rPr>
+                <w:b w:val="1"/>
+                <w:bCs w:val="1"/>
+                <w:i w:val="0"/>
+                <w:iCs w:val="0"/>
+                <w:sz w:val="18"/>
+                <w:szCs w:val="18"/>
+                <w:rtl w:val="0"/>
+              </w:rPr>
+              <w:t xml:space="preserve">BRQ290</w:t>
+            </w:r>
+            <w:r>
+              <w:rPr>
+                <w:rtl w:val="0"/>
+              </w:rPr>
+            </w:r>
+          </w:p>
+        </w:tc>
+        <w:tc>
+          <w:tcPr>
+            <w:vAlign w:val="center"/>
+          </w:tcPr>
+          <w:p>
+            <w:pPr>
+              <w:spacing w:after="40" w:before="0" w:line="240" w:lineRule="auto"/>
+              <w:ind w:left="0" w:firstLine="0"/>
+              <w:rPr/>
+            </w:pPr>
+            <w:r>
+              <w:rPr>
+                <w:b w:val="0"/>
+                <w:bCs w:val="0"/>
+                <w:i w:val="0"/>
+                <w:iCs w:val="0"/>
+                <w:sz w:val="19"/>
+                <w:szCs w:val="19"/>
+                <w:rtl w:val="0"/>
+              </w:rPr>
+              <w:t xml:space="preserve">The system must require criteria weights to total 100% and a pass score between 0 and 100 before saving or publishing.</w:t>
+            </w:r>
+            <w:r>
+              <w:rPr>
+                <w:rtl w:val="0"/>
+              </w:rPr>
+            </w:r>
+          </w:p>
+        </w:tc>
+      </w:tr>
+      <w:tr>
+        <w:trPr>
+          <w:cantSplit w:val="0"/>
+          <w:tblHeader w:val="0"/>
+        </w:trPr>
+        <w:tc>
+          <w:tcPr>
+            <w:vMerge w:val="continue"/>
+            <w:shd w:fill="4c8479" w:val="clear"/>
+            <w:vAlign w:val="center"/>
+          </w:tcPr>
+          <w:p>
+            <w:pPr>
+              <w:keepNext w:val="0"/>
+              <w:keepLines w:val="0"/>
+              <w:pageBreakBefore w:val="0"/>
+              <w:widowControl w:val="0"/>
+              <w:pBdr>
+                <w:top w:space="0" w:sz="0" w:val="nil"/>
+                <w:left w:space="0" w:sz="0" w:val="nil"/>
+                <w:bottom w:space="0" w:sz="0" w:val="nil"/>
+                <w:right w:space="0" w:sz="0" w:val="nil"/>
+                <w:between w:space="0" w:sz="0" w:val="nil"/>
+              </w:pBdr>
+              <w:shd w:fill="auto" w:val="clear"/>
+              <w:spacing w:after="0" w:before="0" w:line="276" w:lineRule="auto"/>
+              <w:ind w:left="0" w:right="0" w:firstLine="0"/>
+              <w:jc w:val="left"/>
+              <w:rPr/>
+            </w:pPr>
+            <w:r>
+              <w:rPr>
+                <w:rtl w:val="0"/>
+              </w:rPr>
+            </w:r>
+          </w:p>
+        </w:tc>
+        <w:tc>
+          <w:tcPr>
+            <w:shd w:fill="f2f2f2" w:val="clear"/>
+            <w:vAlign w:val="center"/>
+          </w:tcPr>
+          <w:p>
+            <w:pPr>
+              <w:spacing w:after="40" w:before="0" w:line="240" w:lineRule="auto"/>
+              <w:ind w:left="0" w:firstLine="0"/>
+              <w:rPr/>
+            </w:pPr>
+            <w:r>
+              <w:rPr>
+                <w:b w:val="1"/>
+                <w:bCs w:val="1"/>
+                <w:i w:val="0"/>
+                <w:iCs w:val="0"/>
+                <w:sz w:val="18"/>
+                <w:szCs w:val="18"/>
+                <w:rtl w:val="0"/>
+              </w:rPr>
+              <w:t xml:space="preserve">BRQ291</w:t>
+            </w:r>
+            <w:r>
+              <w:rPr>
+                <w:rtl w:val="0"/>
+              </w:rPr>
+            </w:r>
+          </w:p>
+        </w:tc>
+        <w:tc>
+          <w:tcPr>
+            <w:vAlign w:val="center"/>
+          </w:tcPr>
+          <w:p>
+            <w:pPr>
+              <w:spacing w:after="40" w:before="0" w:line="240" w:lineRule="auto"/>
+              <w:ind w:left="0" w:firstLine="0"/>
+              <w:rPr/>
+            </w:pPr>
+            <w:r>
+              <w:rPr>
+                <w:b w:val="0"/>
+                <w:bCs w:val="0"/>
+                <w:i w:val="0"/>
+                <w:iCs w:val="0"/>
+                <w:sz w:val="19"/>
+                <w:szCs w:val="19"/>
+                <w:rtl w:val="0"/>
+              </w:rPr>
+              <w:t xml:space="preserve">The system must allow editing, reordering and deleting criteria, with confirmation before deletion.</w:t>
+            </w:r>
+            <w:r>
+              <w:rPr>
+                <w:rtl w:val="0"/>
+              </w:rPr>
+            </w:r>
+          </w:p>
+        </w:tc>
+      </w:tr>
+      <w:tr>
+        <w:trPr>
+          <w:cantSplit w:val="0"/>
+          <w:tblHeader w:val="0"/>
+        </w:trPr>
+        <w:tc>
+          <w:tcPr>
+            <w:vMerge w:val="continue"/>
+            <w:shd w:fill="4c8479" w:val="clear"/>
+            <w:vAlign w:val="center"/>
+          </w:tcPr>
+          <w:p>
+            <w:pPr>
+              <w:keepNext w:val="0"/>
+              <w:keepLines w:val="0"/>
+              <w:pageBreakBefore w:val="0"/>
+              <w:widowControl w:val="0"/>
+              <w:pBdr>
+                <w:top w:space="0" w:sz="0" w:val="nil"/>
+                <w:left w:space="0" w:sz="0" w:val="nil"/>
+                <w:bottom w:space="0" w:sz="0" w:val="nil"/>
+                <w:right w:space="0" w:sz="0" w:val="nil"/>
+                <w:between w:space="0" w:sz="0" w:val="nil"/>
+              </w:pBdr>
+              <w:shd w:fill="auto" w:val="clear"/>
+              <w:spacing w:after="0" w:before="0" w:line="276" w:lineRule="auto"/>
+              <w:ind w:left="0" w:right="0" w:firstLine="0"/>
+              <w:jc w:val="left"/>
+              <w:rPr/>
+            </w:pPr>
+            <w:r>
+              <w:rPr>
+                <w:rtl w:val="0"/>
+              </w:rPr>
+            </w:r>
+          </w:p>
+        </w:tc>
+        <w:tc>
+          <w:tcPr>
+            <w:shd w:fill="f2f2f2" w:val="clear"/>
+            <w:vAlign w:val="center"/>
+          </w:tcPr>
+          <w:p>
+            <w:pPr>
+              <w:spacing w:after="40" w:before="0" w:line="240" w:lineRule="auto"/>
+              <w:ind w:left="0" w:firstLine="0"/>
+              <w:rPr/>
+            </w:pPr>
+            <w:r>
+              <w:rPr>
+                <w:b w:val="1"/>
+                <w:bCs w:val="1"/>
+                <w:i w:val="0"/>
+                <w:iCs w:val="0"/>
+                <w:sz w:val="18"/>
+                <w:szCs w:val="18"/>
+                <w:rtl w:val="0"/>
+              </w:rPr>
+              <w:t xml:space="preserve">BRQ292</w:t>
+            </w:r>
+            <w:r>
+              <w:rPr>
+                <w:rtl w:val="0"/>
+              </w:rPr>
+            </w:r>
+          </w:p>
+        </w:tc>
+        <w:tc>
+          <w:tcPr>
+            <w:vAlign w:val="center"/>
+          </w:tcPr>
+          <w:p>
+            <w:pPr>
+              <w:spacing w:after="40" w:before="0" w:line="240" w:lineRule="auto"/>
+              <w:ind w:left="0" w:firstLine="0"/>
+              <w:rPr/>
+            </w:pPr>
+            <w:r>
+              <w:rPr>
+                <w:b w:val="0"/>
+                <w:bCs w:val="0"/>
+                <w:i w:val="0"/>
+                <w:iCs w:val="0"/>
+                <w:sz w:val="19"/>
+                <w:szCs w:val="19"/>
+                <w:rtl w:val="0"/>
+              </w:rPr>
+              <w:t xml:space="preserve">The system must allow one form from the organization's form library per opportunity, maintained only in the library.</w:t>
+            </w:r>
+            <w:r>
+              <w:rPr>
+                <w:rtl w:val="0"/>
+              </w:rPr>
+            </w:r>
+          </w:p>
+        </w:tc>
+      </w:tr>
+      <w:tr>
+        <w:trPr>
+          <w:cantSplit w:val="0"/>
+          <w:tblHeader w:val="0"/>
+        </w:trPr>
+        <w:tc>
+          <w:tcPr>
+            <w:vMerge w:val="continue"/>
+            <w:shd w:fill="4c8479" w:val="clear"/>
+            <w:vAlign w:val="center"/>
+          </w:tcPr>
+          <w:p>
+            <w:pPr>
+              <w:keepNext w:val="0"/>
+              <w:keepLines w:val="0"/>
+              <w:pageBreakBefore w:val="0"/>
+              <w:widowControl w:val="0"/>
+              <w:pBdr>
+                <w:top w:space="0" w:sz="0" w:val="nil"/>
+                <w:left w:space="0" w:sz="0" w:val="nil"/>
+                <w:bottom w:space="0" w:sz="0" w:val="nil"/>
+                <w:right w:space="0" w:sz="0" w:val="nil"/>
+                <w:between w:space="0" w:sz="0" w:val="nil"/>
+              </w:pBdr>
+              <w:shd w:fill="auto" w:val="clear"/>
+              <w:spacing w:after="0" w:before="0" w:line="276" w:lineRule="auto"/>
+              <w:ind w:left="0" w:right="0" w:firstLine="0"/>
+              <w:jc w:val="left"/>
+              <w:rPr/>
+            </w:pPr>
+            <w:r>
+              <w:rPr>
+                <w:rtl w:val="0"/>
+              </w:rPr>
+            </w:r>
+          </w:p>
+        </w:tc>
+        <w:tc>
+          <w:tcPr>
+            <w:shd w:fill="f2f2f2" w:val="clear"/>
+            <w:vAlign w:val="center"/>
+          </w:tcPr>
+          <w:p>
+            <w:pPr>
+              <w:spacing w:after="40" w:before="0" w:line="240" w:lineRule="auto"/>
+              <w:ind w:left="0" w:firstLine="0"/>
+              <w:rPr/>
+            </w:pPr>
+            <w:r>
+              <w:rPr>
+                <w:b w:val="1"/>
+                <w:bCs w:val="1"/>
+                <w:i w:val="0"/>
+                <w:iCs w:val="0"/>
+                <w:sz w:val="18"/>
+                <w:szCs w:val="18"/>
+                <w:rtl w:val="0"/>
+              </w:rPr>
+              <w:t xml:space="preserve">BRQ293</w:t>
+            </w:r>
+            <w:r>
+              <w:rPr>
+                <w:rtl w:val="0"/>
+              </w:rPr>
+            </w:r>
+          </w:p>
+        </w:tc>
+        <w:tc>
+          <w:tcPr>
+            <w:vAlign w:val="center"/>
+          </w:tcPr>
+          <w:p>
+            <w:pPr>
+              <w:spacing w:after="40" w:before="0" w:line="240" w:lineRule="auto"/>
+              <w:ind w:left="0" w:firstLine="0"/>
+              <w:rPr/>
+            </w:pPr>
+            <w:r>
+              <w:rPr>
+                <w:b w:val="0"/>
+                <w:bCs w:val="0"/>
+                <w:i w:val="0"/>
+                <w:iCs w:val="0"/>
+                <w:sz w:val="19"/>
+                <w:szCs w:val="19"/>
+                <w:rtl w:val="0"/>
+              </w:rPr>
+              <w:t xml:space="preserve">The system must apply transfer defaults: create a contract only when required, assign the default project manager, and charge the project to the application's plan item or the opportunity's default plan item.</w:t>
+            </w:r>
+            <w:r>
+              <w:rPr>
+                <w:rtl w:val="0"/>
+              </w:rPr>
+            </w:r>
+          </w:p>
+        </w:tc>
+      </w:tr>
+      <w:tr>
+        <w:trPr>
+          <w:cantSplit w:val="0"/>
+          <w:tblHeader w:val="0"/>
+        </w:trPr>
+        <w:tc>
+          <w:tcPr>
+            <w:vMerge w:val="continue"/>
+            <w:shd w:fill="4c8479" w:val="clear"/>
+            <w:vAlign w:val="center"/>
+          </w:tcPr>
+          <w:p>
+            <w:pPr>
+              <w:keepNext w:val="0"/>
+              <w:keepLines w:val="0"/>
+              <w:pageBreakBefore w:val="0"/>
+              <w:widowControl w:val="0"/>
+              <w:pBdr>
+                <w:top w:space="0" w:sz="0" w:val="nil"/>
+                <w:left w:space="0" w:sz="0" w:val="nil"/>
+                <w:bottom w:space="0" w:sz="0" w:val="nil"/>
+                <w:right w:space="0" w:sz="0" w:val="nil"/>
+                <w:between w:space="0" w:sz="0" w:val="nil"/>
+              </w:pBdr>
+              <w:shd w:fill="auto" w:val="clear"/>
+              <w:spacing w:after="0" w:before="0" w:line="276" w:lineRule="auto"/>
+              <w:ind w:left="0" w:right="0" w:firstLine="0"/>
+              <w:jc w:val="left"/>
+              <w:rPr/>
+            </w:pPr>
+            <w:r>
+              <w:rPr>
+                <w:rtl w:val="0"/>
+              </w:rPr>
+            </w:r>
+          </w:p>
+        </w:tc>
+        <w:tc>
+          <w:tcPr>
+            <w:shd w:fill="f2f2f2" w:val="clear"/>
+            <w:vAlign w:val="center"/>
+          </w:tcPr>
+          <w:p>
+            <w:pPr>
+              <w:spacing w:after="40" w:before="0" w:line="240" w:lineRule="auto"/>
+              <w:ind w:left="0" w:firstLine="0"/>
+              <w:rPr/>
+            </w:pPr>
+            <w:r>
+              <w:rPr>
+                <w:b w:val="1"/>
+                <w:bCs w:val="1"/>
+                <w:i w:val="0"/>
+                <w:iCs w:val="0"/>
+                <w:sz w:val="18"/>
+                <w:szCs w:val="18"/>
+                <w:rtl w:val="0"/>
+              </w:rPr>
+              <w:t xml:space="preserve">BRQ294</w:t>
+            </w:r>
+            <w:r>
+              <w:rPr>
+                <w:rtl w:val="0"/>
+              </w:rPr>
+            </w:r>
+          </w:p>
+        </w:tc>
+        <w:tc>
+          <w:tcPr>
+            <w:vAlign w:val="center"/>
+          </w:tcPr>
+          <w:p>
+            <w:pPr>
+              <w:spacing w:after="40" w:before="0" w:line="240" w:lineRule="auto"/>
+              <w:ind w:left="0" w:firstLine="0"/>
+              <w:rPr/>
+            </w:pPr>
+            <w:r>
+              <w:rPr>
+                <w:b w:val="0"/>
+                <w:bCs w:val="0"/>
+                <w:i w:val="0"/>
+                <w:iCs w:val="0"/>
+                <w:sz w:val="19"/>
+                <w:szCs w:val="19"/>
+                <w:rtl w:val="0"/>
+              </w:rPr>
+              <w:t xml:space="preserve">The system must prevent structural workflow changes once applications exist, or keep a version of the workflow per application (To be confirmed).</w:t>
+            </w:r>
+            <w:r>
+              <w:rPr>
+                <w:rtl w:val="0"/>
+              </w:rPr>
+            </w:r>
+          </w:p>
+        </w:tc>
+      </w:tr>
+      <w:tr>
+        <w:trPr>
+          <w:cantSplit w:val="0"/>
+          <w:tblHeader w:val="0"/>
+        </w:trPr>
+        <w:tc>
+          <w:tcPr>
+            <w:vMerge w:val="continue"/>
+            <w:shd w:fill="4c8479" w:val="clear"/>
+            <w:vAlign w:val="center"/>
+          </w:tcPr>
+          <w:p>
+            <w:pPr>
+              <w:keepNext w:val="0"/>
+              <w:keepLines w:val="0"/>
+              <w:pageBreakBefore w:val="0"/>
+              <w:widowControl w:val="0"/>
+              <w:pBdr>
+                <w:top w:space="0" w:sz="0" w:val="nil"/>
+                <w:left w:space="0" w:sz="0" w:val="nil"/>
+                <w:bottom w:space="0" w:sz="0" w:val="nil"/>
+                <w:right w:space="0" w:sz="0" w:val="nil"/>
+                <w:between w:space="0" w:sz="0" w:val="nil"/>
+              </w:pBdr>
+              <w:shd w:fill="auto" w:val="clear"/>
+              <w:spacing w:after="0" w:before="0" w:line="276" w:lineRule="auto"/>
+              <w:ind w:left="0" w:right="0" w:firstLine="0"/>
+              <w:jc w:val="left"/>
+              <w:rPr/>
+            </w:pPr>
+            <w:r>
+              <w:rPr>
+                <w:rtl w:val="0"/>
+              </w:rPr>
+            </w:r>
+          </w:p>
+        </w:tc>
+        <w:tc>
+          <w:tcPr>
+            <w:shd w:fill="f2f2f2" w:val="clear"/>
+            <w:vAlign w:val="center"/>
+          </w:tcPr>
+          <w:p>
+            <w:pPr>
+              <w:spacing w:after="40" w:before="0" w:line="240" w:lineRule="auto"/>
+              <w:ind w:left="0" w:firstLine="0"/>
+              <w:rPr/>
+            </w:pPr>
+            <w:r>
+              <w:rPr>
+                <w:b w:val="1"/>
+                <w:bCs w:val="1"/>
+                <w:i w:val="0"/>
+                <w:iCs w:val="0"/>
+                <w:sz w:val="18"/>
+                <w:szCs w:val="18"/>
+                <w:rtl w:val="0"/>
+              </w:rPr>
+              <w:t xml:space="preserve">BRQ295</w:t>
+            </w:r>
+            <w:r>
+              <w:rPr>
+                <w:rtl w:val="0"/>
+              </w:rPr>
+            </w:r>
+          </w:p>
+        </w:tc>
+        <w:tc>
+          <w:tcPr>
+            <w:vAlign w:val="center"/>
+          </w:tcPr>
+          <w:p>
+            <w:pPr>
+              <w:spacing w:after="40" w:before="0" w:line="240" w:lineRule="auto"/>
+              <w:ind w:left="0" w:firstLine="0"/>
+              <w:rPr/>
+            </w:pPr>
+            <w:r>
+              <w:rPr>
+                <w:b w:val="0"/>
+                <w:bCs w:val="0"/>
+                <w:i w:val="0"/>
+                <w:iCs w:val="0"/>
+                <w:sz w:val="19"/>
+                <w:szCs w:val="19"/>
+                <w:rtl w:val="0"/>
+              </w:rPr>
+              <w:t xml:space="preserve">The system should support a variable number of stages and stage renaming (To be confirmed).</w:t>
+            </w:r>
+            <w:r>
+              <w:rPr>
+                <w:rtl w:val="0"/>
+              </w:rPr>
+            </w:r>
+          </w:p>
+        </w:tc>
+      </w:tr>
+      <w:tr>
+        <w:trPr>
+          <w:cantSplit w:val="0"/>
+          <w:tblHeader w:val="0"/>
+        </w:trPr>
+        <w:tc>
+          <w:tcPr>
+            <w:vMerge w:val="continue"/>
+            <w:shd w:fill="4c8479" w:val="clear"/>
+            <w:vAlign w:val="center"/>
+          </w:tcPr>
+          <w:p>
+            <w:pPr>
+              <w:keepNext w:val="0"/>
+              <w:keepLines w:val="0"/>
+              <w:pageBreakBefore w:val="0"/>
+              <w:widowControl w:val="0"/>
+              <w:pBdr>
+                <w:top w:space="0" w:sz="0" w:val="nil"/>
+                <w:left w:space="0" w:sz="0" w:val="nil"/>
+                <w:bottom w:space="0" w:sz="0" w:val="nil"/>
+                <w:right w:space="0" w:sz="0" w:val="nil"/>
+                <w:between w:space="0" w:sz="0" w:val="nil"/>
+              </w:pBdr>
+              <w:shd w:fill="auto" w:val="clear"/>
+              <w:spacing w:after="0" w:before="0" w:line="276" w:lineRule="auto"/>
+              <w:ind w:left="0" w:right="0" w:firstLine="0"/>
+              <w:jc w:val="left"/>
+              <w:rPr/>
+            </w:pPr>
+            <w:r>
+              <w:rPr>
+                <w:rtl w:val="0"/>
+              </w:rPr>
+            </w:r>
+          </w:p>
+        </w:tc>
+        <w:tc>
+          <w:tcPr>
+            <w:shd w:fill="f2f2f2" w:val="clear"/>
+            <w:vAlign w:val="center"/>
+          </w:tcPr>
+          <w:p>
+            <w:pPr>
+              <w:spacing w:after="40" w:before="0" w:line="240" w:lineRule="auto"/>
+              <w:ind w:left="0" w:firstLine="0"/>
+              <w:rPr/>
+            </w:pPr>
+            <w:r>
+              <w:rPr>
+                <w:b w:val="1"/>
+                <w:bCs w:val="1"/>
+                <w:i w:val="0"/>
+                <w:iCs w:val="0"/>
+                <w:sz w:val="18"/>
+                <w:szCs w:val="18"/>
+                <w:rtl w:val="0"/>
+              </w:rPr>
+              <w:t xml:space="preserve">BRQ296</w:t>
+            </w:r>
+            <w:r>
+              <w:rPr>
+                <w:rtl w:val="0"/>
+              </w:rPr>
+            </w:r>
+          </w:p>
+        </w:tc>
+        <w:tc>
+          <w:tcPr>
+            <w:vAlign w:val="center"/>
+          </w:tcPr>
+          <w:p>
+            <w:pPr>
+              <w:spacing w:after="40" w:before="0" w:line="240" w:lineRule="auto"/>
+              <w:ind w:left="0" w:firstLine="0"/>
+              <w:rPr/>
+            </w:pPr>
+            <w:r>
+              <w:rPr>
+                <w:b w:val="0"/>
+                <w:bCs w:val="0"/>
+                <w:i w:val="0"/>
+                <w:iCs w:val="0"/>
+                <w:sz w:val="19"/>
+                <w:szCs w:val="19"/>
+                <w:rtl w:val="0"/>
+              </w:rPr>
+              <w:t xml:space="preserve">The system must record all changes in the opportunity's configuration history.</w:t>
+            </w:r>
+            <w:r>
+              <w:rPr>
+                <w:rtl w:val="0"/>
+              </w:rPr>
+            </w:r>
+          </w:p>
+        </w:tc>
+      </w:tr>
+      <w:tr>
+        <w:trPr>
+          <w:cantSplit w:val="0"/>
+          <w:tblHeader w:val="0"/>
+        </w:trPr>
+        <w:tc>
+          <w:tcPr>
+            <w:vMerge w:val="restart"/>
+            <w:shd w:fill="4c8479" w:val="clear"/>
+            <w:vAlign w:val="center"/>
+          </w:tcPr>
+          <w:p>
+            <w:pPr>
+              <w:spacing w:after="40" w:before="0" w:line="240" w:lineRule="auto"/>
+              <w:ind w:left="0" w:firstLine="0"/>
+              <w:rPr/>
+            </w:pPr>
+            <w:r>
+              <w:rPr>
+                <w:b w:val="1"/>
+                <w:bCs w:val="1"/>
+                <w:i w:val="0"/>
+                <w:iCs w:val="0"/>
+                <w:color w:val="ffffff"/>
+                <w:sz w:val="20"/>
+                <w:szCs w:val="20"/>
+                <w:rtl w:val="0"/>
+              </w:rPr>
+              <w:t xml:space="preserve">Errors</w:t>
+            </w:r>
+            <w:r>
+              <w:rPr>
+                <w:rtl w:val="0"/>
+              </w:rPr>
+            </w:r>
+          </w:p>
+        </w:tc>
+        <w:tc>
+          <w:tcPr>
+            <w:shd w:fill="fbe4d5" w:val="clear"/>
+            <w:vAlign w:val="center"/>
+          </w:tcPr>
+          <w:p>
+            <w:pPr>
+              <w:spacing w:after="40" w:before="0" w:line="240" w:lineRule="auto"/>
+              <w:ind w:left="0" w:firstLine="0"/>
+              <w:rPr/>
+            </w:pPr>
+            <w:r>
+              <w:rPr>
+                <w:b w:val="1"/>
+                <w:bCs w:val="1"/>
+                <w:i w:val="0"/>
+                <w:iCs w:val="0"/>
+                <w:sz w:val="18"/>
+                <w:szCs w:val="18"/>
+                <w:rtl w:val="0"/>
+              </w:rPr>
+              <w:t xml:space="preserve">ERR064</w:t>
+            </w:r>
+            <w:r>
+              <w:rPr>
+                <w:rtl w:val="0"/>
+              </w:rPr>
+            </w:r>
+          </w:p>
+        </w:tc>
+        <w:tc>
+          <w:tcPr>
+            <w:vAlign w:val="center"/>
+          </w:tcPr>
+          <w:p>
+            <w:pPr>
+              <w:spacing w:after="40" w:before="0" w:line="240" w:lineRule="auto"/>
+              <w:ind w:left="0" w:firstLine="0"/>
+              <w:rPr/>
+            </w:pPr>
+            <w:r>
+              <w:rPr>
+                <w:b w:val="0"/>
+                <w:bCs w:val="0"/>
+                <w:i w:val="0"/>
+                <w:iCs w:val="0"/>
+                <w:sz w:val="19"/>
+                <w:szCs w:val="19"/>
+                <w:rtl w:val="0"/>
+              </w:rPr>
+              <w:t xml:space="preserve">Weights not 100%</w:t>
+            </w:r>
+            <w:r>
+              <w:rPr>
+                <w:rtl w:val="0"/>
+              </w:rPr>
+            </w:r>
+          </w:p>
+          <w:p>
+            <w:pPr>
+              <w:spacing w:after="40" w:before="0" w:line="240" w:lineRule="auto"/>
+              <w:ind w:left="0" w:firstLine="0"/>
+              <w:rPr/>
+            </w:pPr>
+            <w:r>
+              <w:rPr>
+                <w:b w:val="0"/>
+                <w:bCs w:val="0"/>
+                <w:i w:val="0"/>
+                <w:iCs w:val="0"/>
+                <w:sz w:val="19"/>
+                <w:szCs w:val="19"/>
+                <w:rtl w:val="0"/>
+              </w:rPr>
+              <w:t xml:space="preserve">If criteria weights do not total 100%, the total is shown in red and saving/publishing is blocked (Recommended).</w:t>
+            </w:r>
+            <w:r>
+              <w:rPr>
+                <w:rtl w:val="0"/>
+              </w:rPr>
+            </w:r>
+          </w:p>
+        </w:tc>
+      </w:tr>
+      <w:tr>
+        <w:trPr>
+          <w:cantSplit w:val="0"/>
+          <w:tblHeader w:val="0"/>
+        </w:trPr>
+        <w:tc>
+          <w:tcPr>
+            <w:vMerge w:val="continue"/>
+            <w:shd w:fill="4c8479" w:val="clear"/>
+            <w:vAlign w:val="center"/>
+          </w:tcPr>
+          <w:p>
+            <w:pPr>
+              <w:keepNext w:val="0"/>
+              <w:keepLines w:val="0"/>
+              <w:pageBreakBefore w:val="0"/>
+              <w:widowControl w:val="0"/>
+              <w:pBdr>
+                <w:top w:space="0" w:sz="0" w:val="nil"/>
+                <w:left w:space="0" w:sz="0" w:val="nil"/>
+                <w:bottom w:space="0" w:sz="0" w:val="nil"/>
+                <w:right w:space="0" w:sz="0" w:val="nil"/>
+                <w:between w:space="0" w:sz="0" w:val="nil"/>
+              </w:pBdr>
+              <w:shd w:fill="auto" w:val="clear"/>
+              <w:spacing w:after="0" w:before="0" w:line="276" w:lineRule="auto"/>
+              <w:ind w:left="0" w:right="0" w:firstLine="0"/>
+              <w:jc w:val="left"/>
+              <w:rPr/>
+            </w:pPr>
+            <w:r>
+              <w:rPr>
+                <w:rtl w:val="0"/>
+              </w:rPr>
+            </w:r>
+          </w:p>
+        </w:tc>
+        <w:tc>
+          <w:tcPr>
+            <w:shd w:fill="fbe4d5" w:val="clear"/>
+            <w:vAlign w:val="center"/>
+          </w:tcPr>
+          <w:p>
+            <w:pPr>
+              <w:spacing w:after="40" w:before="0" w:line="240" w:lineRule="auto"/>
+              <w:ind w:left="0" w:firstLine="0"/>
+              <w:rPr/>
+            </w:pPr>
+            <w:r>
+              <w:rPr>
+                <w:b w:val="1"/>
+                <w:bCs w:val="1"/>
+                <w:i w:val="0"/>
+                <w:iCs w:val="0"/>
+                <w:sz w:val="18"/>
+                <w:szCs w:val="18"/>
+                <w:rtl w:val="0"/>
+              </w:rPr>
+              <w:t xml:space="preserve">ERR065</w:t>
+            </w:r>
+            <w:r>
+              <w:rPr>
+                <w:rtl w:val="0"/>
+              </w:rPr>
+            </w:r>
+          </w:p>
+        </w:tc>
+        <w:tc>
+          <w:tcPr>
+            <w:vAlign w:val="center"/>
+          </w:tcPr>
+          <w:p>
+            <w:pPr>
+              <w:spacing w:after="40" w:before="0" w:line="240" w:lineRule="auto"/>
+              <w:ind w:left="0" w:firstLine="0"/>
+              <w:rPr/>
+            </w:pPr>
+            <w:r>
+              <w:rPr>
+                <w:b w:val="0"/>
+                <w:bCs w:val="0"/>
+                <w:i w:val="0"/>
+                <w:iCs w:val="0"/>
+                <w:sz w:val="19"/>
+                <w:szCs w:val="19"/>
+                <w:rtl w:val="0"/>
+              </w:rPr>
+              <w:t xml:space="preserve">Missing committee data</w:t>
+            </w:r>
+            <w:r>
+              <w:rPr>
+                <w:rtl w:val="0"/>
+              </w:rPr>
+            </w:r>
+          </w:p>
+          <w:p>
+            <w:pPr>
+              <w:spacing w:after="40" w:before="0" w:line="240" w:lineRule="auto"/>
+              <w:ind w:left="0" w:firstLine="0"/>
+              <w:rPr/>
+            </w:pPr>
+            <w:r>
+              <w:rPr>
+                <w:b w:val="0"/>
+                <w:bCs w:val="0"/>
+                <w:i w:val="0"/>
+                <w:iCs w:val="0"/>
+                <w:sz w:val="19"/>
+                <w:szCs w:val="19"/>
+                <w:rtl w:val="0"/>
+              </w:rPr>
+              <w:t xml:space="preserve">If a committee stage has no committee name or secretary, the system blocks saving (Recommended).</w:t>
+            </w:r>
+            <w:r>
+              <w:rPr>
+                <w:rtl w:val="0"/>
+              </w:rPr>
+            </w:r>
+          </w:p>
+        </w:tc>
+      </w:tr>
+      <w:tr>
+        <w:trPr>
+          <w:cantSplit w:val="1"/>
+          <w:tblHeader w:val="0"/>
+        </w:trPr>
+        <w:tc>
+          <w:tcPr>
+            <w:shd w:fill="4c8479" w:val="clear"/>
+            <w:vAlign w:val="center"/>
+          </w:tcPr>
+          <w:p>
+            <w:pPr>
+              <w:spacing w:after="40" w:before="0" w:line="240" w:lineRule="auto"/>
+              <w:ind w:left="0" w:firstLine="0"/>
+              <w:rPr/>
+            </w:pPr>
+            <w:r>
+              <w:rPr>
+                <w:b w:val="1"/>
+                <w:bCs w:val="1"/>
+                <w:i w:val="0"/>
+                <w:iCs w:val="0"/>
+                <w:color w:val="ffffff"/>
+                <w:sz w:val="20"/>
+                <w:szCs w:val="20"/>
+                <w:rtl w:val="0"/>
+              </w:rPr>
+              <w:t xml:space="preserve">Post-Condition</w:t>
+            </w:r>
+            <w:r>
+              <w:rPr>
+                <w:rtl w:val="0"/>
+              </w:rPr>
+            </w:r>
+          </w:p>
+        </w:tc>
+        <w:tc>
+          <w:tcPr>
+            <w:gridSpan w:val="2"/>
+            <w:vAlign w:val="center"/>
+          </w:tcPr>
+          <w:p>
+            <w:pPr>
+              <w:spacing w:after="40" w:before="0" w:line="240" w:lineRule="auto"/>
+              <w:ind w:left="0" w:firstLine="0"/>
+              <w:rPr/>
+            </w:pPr>
+            <w:r>
+              <w:rPr>
+                <w:b w:val="0"/>
+                <w:bCs w:val="0"/>
+                <w:i w:val="0"/>
+                <w:iCs w:val="0"/>
+                <w:sz w:val="19"/>
+                <w:szCs w:val="19"/>
+                <w:rtl w:val="0"/>
+              </w:rPr>
+              <w:t xml:space="preserve">The opportunity has a complete review workflow, evaluation scheme, form and transfer defaults.</w:t>
+            </w:r>
+            <w:r>
+              <w:rPr>
+                <w:rtl w:val="0"/>
+              </w:rPr>
+            </w:r>
+          </w:p>
+        </w:tc>
+      </w:tr>
+    </w:tbl>
+    <w:p>
+      <w:pPr>
+        <w:keepNext w:val="1"/>
+        <w:spacing w:after="80" w:before="200" w:line="240" w:lineRule="auto"/>
+        <w:ind w:left="0" w:firstLine="0"/>
+        <w:rPr/>
+      </w:pPr>
+      <w:r>
+        <w:rPr>
+          <w:b w:val="1"/>
+          <w:bCs w:val="1"/>
+          <w:i w:val="0"/>
+          <w:iCs w:val="0"/>
+          <w:color w:val="487e74"/>
+          <w:sz w:val="22"/>
+          <w:szCs w:val="22"/>
+          <w:rtl w:val="0"/>
+        </w:rPr>
+        <w:t xml:space="preserve">Fields description — UC31</w:t>
+      </w:r>
+      <w:r>
+        <w:rPr>
+          <w:rtl w:val="0"/>
+        </w:rPr>
+      </w:r>
+    </w:p>
+    <w:tbl>
+      <w:tblPr>
+        <w:tblStyle w:val="Table74"/>
+        <w:tblW w:w="10255" w:type="dxa"/>
+        <w:jc w:val="left"/>
+        <w:tblBorders>
+          <w:top w:color="000000" w:space="0" w:sz="4" w:val="single"/>
+          <w:left w:color="000000" w:space="0" w:sz="4" w:val="single"/>
+          <w:bottom w:color="000000" w:space="0" w:sz="4" w:val="single"/>
+          <w:right w:color="000000" w:space="0" w:sz="4" w:val="single"/>
+          <w:insideH w:color="000000" w:space="0" w:sz="4" w:val="single"/>
+          <w:insideV w:color="000000" w:space="0" w:sz="4" w:val="single"/>
+        </w:tblBorders>
+        <w:tblLayout w:type="fixed"/>
+        <w:tblLook w:val="0400"/>
+      </w:tblPr>
+      <w:tblGrid>
+        <w:gridCol w:w="1900"/>
+        <w:gridCol w:w="1900"/>
+        <w:gridCol w:w="1150"/>
+        <w:gridCol w:w="1000"/>
+        <w:gridCol w:w="1250"/>
+        <w:gridCol w:w="3055"/>
+        <w:tblGridChange w:id="0">
+          <w:tblGrid>
+            <w:gridCol w:w="1900"/>
+            <w:gridCol w:w="1900"/>
+            <w:gridCol w:w="1150"/>
+            <w:gridCol w:w="1000"/>
+            <w:gridCol w:w="1250"/>
+            <w:gridCol w:w="3055"/>
+          </w:tblGrid>
+        </w:tblGridChange>
+      </w:tblGrid>
+      <w:tr>
+        <w:trPr>
+          <w:cantSplit w:val="1"/>
+          <w:tblHeader w:val="1"/>
+        </w:trPr>
+        <w:tc>
+          <w:tcPr>
+            <w:shd w:fill="4c8479" w:val="clear"/>
+            <w:vAlign w:val="center"/>
+          </w:tcPr>
+          <w:p>
+            <w:pPr>
+              <w:spacing w:after="40" w:before="0" w:line="240" w:lineRule="auto"/>
+              <w:ind w:left="0" w:firstLine="0"/>
+              <w:rPr/>
+            </w:pPr>
+            <w:r>
+              <w:rPr>
+                <w:b w:val="1"/>
+                <w:bCs w:val="1"/>
+                <w:i w:val="0"/>
+                <w:iCs w:val="0"/>
+                <w:color w:val="ffffff"/>
+                <w:sz w:val="19"/>
+                <w:szCs w:val="19"/>
+                <w:rtl w:val="0"/>
+              </w:rPr>
+              <w:t xml:space="preserve">Field Name [English]</w:t>
+            </w:r>
+            <w:r>
+              <w:rPr>
+                <w:rtl w:val="0"/>
+              </w:rPr>
+            </w:r>
+          </w:p>
+        </w:tc>
+        <w:tc>
+          <w:tcPr>
+            <w:shd w:fill="4c8479" w:val="clear"/>
+            <w:vAlign w:val="center"/>
+          </w:tcPr>
+          <w:p>
+            <w:pPr>
+              <w:spacing w:after="40" w:before="0" w:line="240" w:lineRule="auto"/>
+              <w:ind w:left="0" w:firstLine="0"/>
+              <w:rPr/>
+            </w:pPr>
+            <w:r>
+              <w:rPr>
+                <w:b w:val="1"/>
+                <w:bCs w:val="1"/>
+                <w:i w:val="0"/>
+                <w:iCs w:val="0"/>
+                <w:color w:val="ffffff"/>
+                <w:sz w:val="19"/>
+                <w:szCs w:val="19"/>
+                <w:rtl w:val="0"/>
+              </w:rPr>
+              <w:t xml:space="preserve">Field Name [Arabic]</w:t>
+            </w:r>
+            <w:r>
+              <w:rPr>
+                <w:rtl w:val="0"/>
+              </w:rPr>
+            </w:r>
+          </w:p>
+        </w:tc>
+        <w:tc>
+          <w:tcPr>
+            <w:shd w:fill="4c8479" w:val="clear"/>
+            <w:vAlign w:val="center"/>
+          </w:tcPr>
+          <w:p>
+            <w:pPr>
+              <w:spacing w:after="40" w:before="0" w:line="240" w:lineRule="auto"/>
+              <w:ind w:left="0" w:firstLine="0"/>
+              <w:rPr/>
+            </w:pPr>
+            <w:r>
+              <w:rPr>
+                <w:b w:val="1"/>
+                <w:bCs w:val="1"/>
+                <w:i w:val="0"/>
+                <w:iCs w:val="0"/>
+                <w:color w:val="ffffff"/>
+                <w:sz w:val="19"/>
+                <w:szCs w:val="19"/>
+                <w:rtl w:val="0"/>
+              </w:rPr>
+              <w:t xml:space="preserve">Type</w:t>
+            </w:r>
+            <w:r>
+              <w:rPr>
+                <w:rtl w:val="0"/>
+              </w:rPr>
+            </w:r>
+          </w:p>
+        </w:tc>
+        <w:tc>
+          <w:tcPr>
+            <w:shd w:fill="4c8479" w:val="clear"/>
+            <w:vAlign w:val="center"/>
+          </w:tcPr>
+          <w:p>
+            <w:pPr>
+              <w:spacing w:after="40" w:before="0" w:line="240" w:lineRule="auto"/>
+              <w:ind w:left="0" w:firstLine="0"/>
+              <w:rPr/>
+            </w:pPr>
+            <w:r>
+              <w:rPr>
+                <w:b w:val="1"/>
+                <w:bCs w:val="1"/>
+                <w:i w:val="0"/>
+                <w:iCs w:val="0"/>
+                <w:color w:val="ffffff"/>
+                <w:sz w:val="19"/>
+                <w:szCs w:val="19"/>
+                <w:rtl w:val="0"/>
+              </w:rPr>
+              <w:t xml:space="preserve">Editable</w:t>
+            </w:r>
+            <w:r>
+              <w:rPr>
+                <w:rtl w:val="0"/>
+              </w:rPr>
+            </w:r>
+          </w:p>
+        </w:tc>
+        <w:tc>
+          <w:tcPr>
+            <w:shd w:fill="4c8479" w:val="clear"/>
+            <w:vAlign w:val="center"/>
+          </w:tcPr>
+          <w:p>
+            <w:pPr>
+              <w:spacing w:after="40" w:before="0" w:line="240" w:lineRule="auto"/>
+              <w:ind w:left="0" w:firstLine="0"/>
+              <w:rPr/>
+            </w:pPr>
+            <w:r>
+              <w:rPr>
+                <w:b w:val="1"/>
+                <w:bCs w:val="1"/>
+                <w:i w:val="0"/>
+                <w:iCs w:val="0"/>
+                <w:color w:val="ffffff"/>
+                <w:sz w:val="19"/>
+                <w:szCs w:val="19"/>
+                <w:rtl w:val="0"/>
+              </w:rPr>
+              <w:t xml:space="preserve">Mandatory</w:t>
+            </w:r>
+            <w:r>
+              <w:rPr>
+                <w:rtl w:val="0"/>
+              </w:rPr>
+            </w:r>
+          </w:p>
+        </w:tc>
+        <w:tc>
+          <w:tcPr>
+            <w:shd w:fill="4c8479" w:val="clear"/>
+            <w:vAlign w:val="center"/>
+          </w:tcPr>
+          <w:p>
+            <w:pPr>
+              <w:spacing w:after="40" w:before="0" w:line="240" w:lineRule="auto"/>
+              <w:ind w:left="0" w:firstLine="0"/>
+              <w:rPr/>
+            </w:pPr>
+            <w:r>
+              <w:rPr>
+                <w:b w:val="1"/>
+                <w:bCs w:val="1"/>
+                <w:i w:val="0"/>
+                <w:iCs w:val="0"/>
+                <w:color w:val="ffffff"/>
+                <w:sz w:val="19"/>
+                <w:szCs w:val="19"/>
+                <w:rtl w:val="0"/>
+              </w:rPr>
+              <w:t xml:space="preserve">Restrictions/Notes</w:t>
+            </w:r>
+            <w:r>
+              <w:rPr>
+                <w:rtl w:val="0"/>
+              </w:rPr>
+            </w:r>
+          </w:p>
+        </w:tc>
+      </w:tr>
+      <w:tr>
+        <w:trPr>
+          <w:cantSplit w:val="1"/>
+          <w:tblHeader w:val="0"/>
+        </w:trPr>
+        <w:tc>
+          <w:tcPr>
+            <w:vAlign w:val="center"/>
+          </w:tcPr>
+          <w:p>
+            <w:pPr>
+              <w:spacing w:after="40" w:before="0" w:line="240" w:lineRule="auto"/>
+              <w:ind w:left="0" w:firstLine="0"/>
+              <w:rPr/>
+            </w:pPr>
+            <w:r>
+              <w:rPr>
+                <w:b w:val="0"/>
+                <w:bCs w:val="0"/>
+                <w:i w:val="0"/>
+                <w:iCs w:val="0"/>
+                <w:sz w:val="19"/>
+                <w:szCs w:val="19"/>
+                <w:rtl w:val="0"/>
+              </w:rPr>
+              <w:t xml:space="preserve">Approval type</w:t>
+            </w:r>
+            <w:r>
+              <w:rPr>
+                <w:rtl w:val="0"/>
+              </w:rPr>
+            </w:r>
+          </w:p>
+        </w:tc>
+        <w:tc>
+          <w:tcPr>
+            <w:vAlign w:val="center"/>
+          </w:tcPr>
+          <w:p>
+            <w:pPr>
+              <w:bidi w:val="1"/>
+              <w:spacing w:after="40" w:before="0" w:line="240" w:lineRule="auto"/>
+              <w:ind w:left="0" w:firstLine="0"/>
+              <w:rPr/>
+            </w:pPr>
+            <w:r>
+              <w:rPr>
+                <w:rFonts w:ascii="Arial" w:cs="Arial" w:eastAsia="Arial" w:hAnsi="Arial"/>
+                <w:b w:val="0"/>
+                <w:bCs w:val="0"/>
+                <w:i w:val="0"/>
+                <w:iCs w:val="0"/>
+                <w:sz w:val="19"/>
+                <w:szCs w:val="19"/>
+                <w:rtl w:val="1"/>
+              </w:rPr>
+              <w:t xml:space="preserve">نوع</w:t>
+            </w:r>
+            <w:r>
+              <w:rPr>
+                <w:rFonts w:ascii="Arial" w:cs="Arial" w:eastAsia="Arial" w:hAnsi="Arial"/>
+                <w:b w:val="0"/>
+                <w:bCs w:val="0"/>
+                <w:i w:val="0"/>
+                <w:iCs w:val="0"/>
+                <w:sz w:val="19"/>
+                <w:szCs w:val="19"/>
+                <w:rtl w:val="1"/>
+              </w:rPr>
+              <w:t xml:space="preserve"> </w:t>
+            </w:r>
+            <w:r>
+              <w:rPr>
+                <w:rFonts w:ascii="Arial" w:cs="Arial" w:eastAsia="Arial" w:hAnsi="Arial"/>
+                <w:b w:val="0"/>
+                <w:bCs w:val="0"/>
+                <w:i w:val="0"/>
+                <w:iCs w:val="0"/>
+                <w:sz w:val="19"/>
+                <w:szCs w:val="19"/>
+                <w:rtl w:val="1"/>
+              </w:rPr>
+              <w:t xml:space="preserve">الاعتماد</w:t>
+            </w:r>
+            <w:r>
+              <w:rPr>
+                <w:rtl w:val="0"/>
+              </w:rPr>
+            </w:r>
+          </w:p>
+        </w:tc>
+        <w:tc>
+          <w:tcPr>
+            <w:vAlign w:val="center"/>
+          </w:tcPr>
+          <w:p>
+            <w:pPr>
+              <w:spacing w:after="40" w:before="0" w:line="240" w:lineRule="auto"/>
+              <w:ind w:left="0" w:firstLine="0"/>
+              <w:rPr/>
+            </w:pPr>
+            <w:r>
+              <w:rPr>
+                <w:b w:val="0"/>
+                <w:bCs w:val="0"/>
+                <w:i w:val="0"/>
+                <w:iCs w:val="0"/>
+                <w:sz w:val="19"/>
+                <w:szCs w:val="19"/>
+                <w:rtl w:val="0"/>
+              </w:rPr>
+              <w:t xml:space="preserve">List</w:t>
+            </w:r>
+            <w:r>
+              <w:rPr>
+                <w:rtl w:val="0"/>
+              </w:rPr>
+            </w:r>
+          </w:p>
+        </w:tc>
+        <w:tc>
+          <w:tcPr>
+            <w:vAlign w:val="center"/>
+          </w:tcPr>
+          <w:p>
+            <w:pPr>
+              <w:spacing w:after="40" w:before="0" w:line="240" w:lineRule="auto"/>
+              <w:ind w:left="0" w:firstLine="0"/>
+              <w:rPr/>
+            </w:pPr>
+            <w:r>
+              <w:rPr>
+                <w:b w:val="0"/>
+                <w:bCs w:val="0"/>
+                <w:i w:val="0"/>
+                <w:iCs w:val="0"/>
+                <w:sz w:val="19"/>
+                <w:szCs w:val="19"/>
+                <w:rtl w:val="0"/>
+              </w:rPr>
+              <w:t xml:space="preserve">Yes</w:t>
+            </w:r>
+            <w:r>
+              <w:rPr>
+                <w:rtl w:val="0"/>
+              </w:rPr>
+            </w:r>
+          </w:p>
+        </w:tc>
+        <w:tc>
+          <w:tcPr>
+            <w:vAlign w:val="center"/>
+          </w:tcPr>
+          <w:p>
+            <w:pPr>
+              <w:spacing w:after="40" w:before="0" w:line="240" w:lineRule="auto"/>
+              <w:ind w:left="0" w:firstLine="0"/>
+              <w:rPr/>
+            </w:pPr>
+            <w:r>
+              <w:rPr>
+                <w:b w:val="0"/>
+                <w:bCs w:val="0"/>
+                <w:i w:val="0"/>
+                <w:iCs w:val="0"/>
+                <w:sz w:val="19"/>
+                <w:szCs w:val="19"/>
+                <w:rtl w:val="0"/>
+              </w:rPr>
+              <w:t xml:space="preserve">Yes</w:t>
+            </w:r>
+            <w:r>
+              <w:rPr>
+                <w:rtl w:val="0"/>
+              </w:rPr>
+            </w:r>
+          </w:p>
+        </w:tc>
+        <w:tc>
+          <w:tcPr>
+            <w:vAlign w:val="center"/>
+          </w:tcPr>
+          <w:p>
+            <w:pPr>
+              <w:bidi w:val="1"/>
+              <w:spacing w:after="40" w:before="0" w:line="240" w:lineRule="auto"/>
+              <w:ind w:left="0" w:firstLine="0"/>
+              <w:rPr/>
+            </w:pPr>
+            <w:r>
+              <w:rPr>
+                <w:rFonts w:ascii="Arial" w:cs="Arial" w:eastAsia="Arial" w:hAnsi="Arial"/>
+                <w:b w:val="0"/>
+                <w:bCs w:val="0"/>
+                <w:i w:val="0"/>
+                <w:iCs w:val="0"/>
+                <w:sz w:val="19"/>
+                <w:szCs w:val="19"/>
+                <w:rtl w:val="1"/>
+              </w:rPr>
+              <w:t xml:space="preserve">المشرفين</w:t>
+            </w:r>
+            <w:r>
+              <w:rPr>
+                <w:rFonts w:ascii="Arial" w:cs="Arial" w:eastAsia="Arial" w:hAnsi="Arial"/>
+                <w:b w:val="0"/>
+                <w:bCs w:val="0"/>
+                <w:i w:val="0"/>
+                <w:iCs w:val="0"/>
+                <w:sz w:val="19"/>
+                <w:szCs w:val="19"/>
+                <w:rtl w:val="1"/>
+              </w:rPr>
+              <w:t xml:space="preserve"> / </w:t>
+            </w:r>
+            <w:r>
+              <w:rPr>
+                <w:rFonts w:ascii="Arial" w:cs="Arial" w:eastAsia="Arial" w:hAnsi="Arial"/>
+                <w:b w:val="0"/>
+                <w:bCs w:val="0"/>
+                <w:i w:val="0"/>
+                <w:iCs w:val="0"/>
+                <w:sz w:val="19"/>
+                <w:szCs w:val="19"/>
+                <w:rtl w:val="1"/>
+              </w:rPr>
+              <w:t xml:space="preserve">معايير</w:t>
+            </w:r>
+            <w:r>
+              <w:rPr>
+                <w:rFonts w:ascii="Arial" w:cs="Arial" w:eastAsia="Arial" w:hAnsi="Arial"/>
+                <w:b w:val="0"/>
+                <w:bCs w:val="0"/>
+                <w:i w:val="0"/>
+                <w:iCs w:val="0"/>
+                <w:sz w:val="19"/>
+                <w:szCs w:val="19"/>
+                <w:rtl w:val="1"/>
+              </w:rPr>
+              <w:t xml:space="preserve"> </w:t>
+            </w:r>
+            <w:r>
+              <w:rPr>
+                <w:rFonts w:ascii="Arial" w:cs="Arial" w:eastAsia="Arial" w:hAnsi="Arial"/>
+                <w:b w:val="0"/>
+                <w:bCs w:val="0"/>
+                <w:i w:val="0"/>
+                <w:iCs w:val="0"/>
+                <w:sz w:val="19"/>
+                <w:szCs w:val="19"/>
+                <w:rtl w:val="1"/>
+              </w:rPr>
+              <w:t xml:space="preserve">التقييم</w:t>
+            </w:r>
+            <w:r>
+              <w:rPr>
+                <w:rFonts w:ascii="Arial" w:cs="Arial" w:eastAsia="Arial" w:hAnsi="Arial"/>
+                <w:b w:val="0"/>
+                <w:bCs w:val="0"/>
+                <w:i w:val="0"/>
+                <w:iCs w:val="0"/>
+                <w:sz w:val="19"/>
+                <w:szCs w:val="19"/>
+                <w:rtl w:val="1"/>
+              </w:rPr>
+              <w:t xml:space="preserve"> / </w:t>
+            </w:r>
+            <w:r>
+              <w:rPr>
+                <w:rFonts w:ascii="Arial" w:cs="Arial" w:eastAsia="Arial" w:hAnsi="Arial"/>
+                <w:b w:val="0"/>
+                <w:bCs w:val="0"/>
+                <w:i w:val="0"/>
+                <w:iCs w:val="0"/>
+                <w:sz w:val="19"/>
+                <w:szCs w:val="19"/>
+                <w:rtl w:val="1"/>
+              </w:rPr>
+              <w:t xml:space="preserve">موافقة</w:t>
+            </w:r>
+            <w:r>
+              <w:rPr>
+                <w:rFonts w:ascii="Arial" w:cs="Arial" w:eastAsia="Arial" w:hAnsi="Arial"/>
+                <w:b w:val="0"/>
+                <w:bCs w:val="0"/>
+                <w:i w:val="0"/>
+                <w:iCs w:val="0"/>
+                <w:sz w:val="19"/>
+                <w:szCs w:val="19"/>
+                <w:rtl w:val="1"/>
+              </w:rPr>
+              <w:t xml:space="preserve"> </w:t>
+            </w:r>
+            <w:r>
+              <w:rPr>
+                <w:rFonts w:ascii="Arial" w:cs="Arial" w:eastAsia="Arial" w:hAnsi="Arial"/>
+                <w:b w:val="0"/>
+                <w:bCs w:val="0"/>
+                <w:i w:val="0"/>
+                <w:iCs w:val="0"/>
+                <w:sz w:val="19"/>
+                <w:szCs w:val="19"/>
+                <w:rtl w:val="1"/>
+              </w:rPr>
+              <w:t xml:space="preserve">لجنة</w:t>
+            </w:r>
+            <w:r>
+              <w:rPr>
+                <w:rtl w:val="0"/>
+              </w:rPr>
+            </w:r>
+          </w:p>
+        </w:tc>
+      </w:tr>
+      <w:tr>
+        <w:trPr>
+          <w:cantSplit w:val="1"/>
+          <w:tblHeader w:val="0"/>
+        </w:trPr>
+        <w:tc>
+          <w:tcPr>
+            <w:vAlign w:val="center"/>
+          </w:tcPr>
+          <w:p>
+            <w:pPr>
+              <w:spacing w:after="40" w:before="0" w:line="240" w:lineRule="auto"/>
+              <w:ind w:left="0" w:firstLine="0"/>
+              <w:rPr/>
+            </w:pPr>
+            <w:r>
+              <w:rPr>
+                <w:b w:val="0"/>
+                <w:bCs w:val="0"/>
+                <w:i w:val="0"/>
+                <w:iCs w:val="0"/>
+                <w:sz w:val="19"/>
+                <w:szCs w:val="19"/>
+                <w:rtl w:val="0"/>
+              </w:rPr>
+              <w:t xml:space="preserve">Committee name</w:t>
+            </w:r>
+            <w:r>
+              <w:rPr>
+                <w:rtl w:val="0"/>
+              </w:rPr>
+            </w:r>
+          </w:p>
+        </w:tc>
+        <w:tc>
+          <w:tcPr>
+            <w:vAlign w:val="center"/>
+          </w:tcPr>
+          <w:p>
+            <w:pPr>
+              <w:bidi w:val="1"/>
+              <w:spacing w:after="40" w:before="0" w:line="240" w:lineRule="auto"/>
+              <w:ind w:left="0" w:firstLine="0"/>
+              <w:rPr/>
+            </w:pPr>
+            <w:r>
+              <w:rPr>
+                <w:rFonts w:ascii="Arial" w:cs="Arial" w:eastAsia="Arial" w:hAnsi="Arial"/>
+                <w:b w:val="0"/>
+                <w:bCs w:val="0"/>
+                <w:i w:val="0"/>
+                <w:iCs w:val="0"/>
+                <w:sz w:val="19"/>
+                <w:szCs w:val="19"/>
+                <w:rtl w:val="1"/>
+              </w:rPr>
+              <w:t xml:space="preserve">اسم</w:t>
+            </w:r>
+            <w:r>
+              <w:rPr>
+                <w:rFonts w:ascii="Arial" w:cs="Arial" w:eastAsia="Arial" w:hAnsi="Arial"/>
+                <w:b w:val="0"/>
+                <w:bCs w:val="0"/>
+                <w:i w:val="0"/>
+                <w:iCs w:val="0"/>
+                <w:sz w:val="19"/>
+                <w:szCs w:val="19"/>
+                <w:rtl w:val="1"/>
+              </w:rPr>
+              <w:t xml:space="preserve"> </w:t>
+            </w:r>
+            <w:r>
+              <w:rPr>
+                <w:rFonts w:ascii="Arial" w:cs="Arial" w:eastAsia="Arial" w:hAnsi="Arial"/>
+                <w:b w:val="0"/>
+                <w:bCs w:val="0"/>
+                <w:i w:val="0"/>
+                <w:iCs w:val="0"/>
+                <w:sz w:val="19"/>
+                <w:szCs w:val="19"/>
+                <w:rtl w:val="1"/>
+              </w:rPr>
+              <w:t xml:space="preserve">اللجنة</w:t>
+            </w:r>
+            <w:r>
+              <w:rPr>
+                <w:rtl w:val="0"/>
+              </w:rPr>
+            </w:r>
+          </w:p>
+        </w:tc>
+        <w:tc>
+          <w:tcPr>
+            <w:vAlign w:val="center"/>
+          </w:tcPr>
+          <w:p>
+            <w:pPr>
+              <w:spacing w:after="40" w:before="0" w:line="240" w:lineRule="auto"/>
+              <w:ind w:left="0" w:firstLine="0"/>
+              <w:rPr/>
+            </w:pPr>
+            <w:r>
+              <w:rPr>
+                <w:b w:val="0"/>
+                <w:bCs w:val="0"/>
+                <w:i w:val="0"/>
+                <w:iCs w:val="0"/>
+                <w:sz w:val="19"/>
+                <w:szCs w:val="19"/>
+                <w:rtl w:val="0"/>
+              </w:rPr>
+              <w:t xml:space="preserve">Text</w:t>
+            </w:r>
+            <w:r>
+              <w:rPr>
+                <w:rtl w:val="0"/>
+              </w:rPr>
+            </w:r>
+          </w:p>
+        </w:tc>
+        <w:tc>
+          <w:tcPr>
+            <w:vAlign w:val="center"/>
+          </w:tcPr>
+          <w:p>
+            <w:pPr>
+              <w:spacing w:after="40" w:before="0" w:line="240" w:lineRule="auto"/>
+              <w:ind w:left="0" w:firstLine="0"/>
+              <w:rPr/>
+            </w:pPr>
+            <w:r>
+              <w:rPr>
+                <w:b w:val="0"/>
+                <w:bCs w:val="0"/>
+                <w:i w:val="0"/>
+                <w:iCs w:val="0"/>
+                <w:sz w:val="19"/>
+                <w:szCs w:val="19"/>
+                <w:rtl w:val="0"/>
+              </w:rPr>
+              <w:t xml:space="preserve">Yes</w:t>
+            </w:r>
+            <w:r>
+              <w:rPr>
+                <w:rtl w:val="0"/>
+              </w:rPr>
+            </w:r>
+          </w:p>
+        </w:tc>
+        <w:tc>
+          <w:tcPr>
+            <w:vAlign w:val="center"/>
+          </w:tcPr>
+          <w:p>
+            <w:pPr>
+              <w:spacing w:after="40" w:before="0" w:line="240" w:lineRule="auto"/>
+              <w:ind w:left="0" w:firstLine="0"/>
+              <w:rPr/>
+            </w:pPr>
+            <w:r>
+              <w:rPr>
+                <w:b w:val="0"/>
+                <w:bCs w:val="0"/>
+                <w:i w:val="0"/>
+                <w:iCs w:val="0"/>
+                <w:sz w:val="19"/>
+                <w:szCs w:val="19"/>
+                <w:rtl w:val="0"/>
+              </w:rPr>
+              <w:t xml:space="preserve">Yes</w:t>
+            </w:r>
+            <w:r>
+              <w:rPr>
+                <w:rtl w:val="0"/>
+              </w:rPr>
+            </w:r>
+          </w:p>
+        </w:tc>
+        <w:tc>
+          <w:tcPr>
+            <w:vAlign w:val="center"/>
+          </w:tcPr>
+          <w:p>
+            <w:pPr>
+              <w:spacing w:after="40" w:before="0" w:line="240" w:lineRule="auto"/>
+              <w:ind w:left="0" w:firstLine="0"/>
+              <w:rPr/>
+            </w:pPr>
+            <w:r>
+              <w:rPr>
+                <w:b w:val="0"/>
+                <w:bCs w:val="0"/>
+                <w:i w:val="0"/>
+                <w:iCs w:val="0"/>
+                <w:sz w:val="19"/>
+                <w:szCs w:val="19"/>
+                <w:rtl w:val="0"/>
+              </w:rPr>
+              <w:t xml:space="preserve">Committee stages only</w:t>
+            </w:r>
+            <w:r>
+              <w:rPr>
+                <w:rtl w:val="0"/>
+              </w:rPr>
+            </w:r>
+          </w:p>
+        </w:tc>
+      </w:tr>
+      <w:tr>
+        <w:trPr>
+          <w:cantSplit w:val="1"/>
+          <w:tblHeader w:val="0"/>
+        </w:trPr>
+        <w:tc>
+          <w:tcPr>
+            <w:vAlign w:val="center"/>
+          </w:tcPr>
+          <w:p>
+            <w:pPr>
+              <w:spacing w:after="40" w:before="0" w:line="240" w:lineRule="auto"/>
+              <w:ind w:left="0" w:firstLine="0"/>
+              <w:rPr/>
+            </w:pPr>
+            <w:r>
+              <w:rPr>
+                <w:b w:val="0"/>
+                <w:bCs w:val="0"/>
+                <w:i w:val="0"/>
+                <w:iCs w:val="0"/>
+                <w:sz w:val="19"/>
+                <w:szCs w:val="19"/>
+                <w:rtl w:val="0"/>
+              </w:rPr>
+              <w:t xml:space="preserve">Committee secretary</w:t>
+            </w:r>
+            <w:r>
+              <w:rPr>
+                <w:rtl w:val="0"/>
+              </w:rPr>
+            </w:r>
+          </w:p>
+        </w:tc>
+        <w:tc>
+          <w:tcPr>
+            <w:vAlign w:val="center"/>
+          </w:tcPr>
+          <w:p>
+            <w:pPr>
+              <w:bidi w:val="1"/>
+              <w:spacing w:after="40" w:before="0" w:line="240" w:lineRule="auto"/>
+              <w:ind w:left="0" w:firstLine="0"/>
+              <w:rPr/>
+            </w:pPr>
+            <w:r>
+              <w:rPr>
+                <w:rFonts w:ascii="Arial" w:cs="Arial" w:eastAsia="Arial" w:hAnsi="Arial"/>
+                <w:b w:val="0"/>
+                <w:bCs w:val="0"/>
+                <w:i w:val="0"/>
+                <w:iCs w:val="0"/>
+                <w:sz w:val="19"/>
+                <w:szCs w:val="19"/>
+                <w:rtl w:val="1"/>
+              </w:rPr>
+              <w:t xml:space="preserve">أمين</w:t>
+            </w:r>
+            <w:r>
+              <w:rPr>
+                <w:rFonts w:ascii="Arial" w:cs="Arial" w:eastAsia="Arial" w:hAnsi="Arial"/>
+                <w:b w:val="0"/>
+                <w:bCs w:val="0"/>
+                <w:i w:val="0"/>
+                <w:iCs w:val="0"/>
+                <w:sz w:val="19"/>
+                <w:szCs w:val="19"/>
+                <w:rtl w:val="1"/>
+              </w:rPr>
+              <w:t xml:space="preserve"> </w:t>
+            </w:r>
+            <w:r>
+              <w:rPr>
+                <w:rFonts w:ascii="Arial" w:cs="Arial" w:eastAsia="Arial" w:hAnsi="Arial"/>
+                <w:b w:val="0"/>
+                <w:bCs w:val="0"/>
+                <w:i w:val="0"/>
+                <w:iCs w:val="0"/>
+                <w:sz w:val="19"/>
+                <w:szCs w:val="19"/>
+                <w:rtl w:val="1"/>
+              </w:rPr>
+              <w:t xml:space="preserve">اللجنة</w:t>
+            </w:r>
+            <w:r>
+              <w:rPr>
+                <w:rtl w:val="0"/>
+              </w:rPr>
+            </w:r>
+          </w:p>
+        </w:tc>
+        <w:tc>
+          <w:tcPr>
+            <w:vAlign w:val="center"/>
+          </w:tcPr>
+          <w:p>
+            <w:pPr>
+              <w:spacing w:after="40" w:before="0" w:line="240" w:lineRule="auto"/>
+              <w:ind w:left="0" w:firstLine="0"/>
+              <w:rPr/>
+            </w:pPr>
+            <w:r>
+              <w:rPr>
+                <w:b w:val="0"/>
+                <w:bCs w:val="0"/>
+                <w:i w:val="0"/>
+                <w:iCs w:val="0"/>
+                <w:sz w:val="19"/>
+                <w:szCs w:val="19"/>
+                <w:rtl w:val="0"/>
+              </w:rPr>
+              <w:t xml:space="preserve">List</w:t>
+            </w:r>
+            <w:r>
+              <w:rPr>
+                <w:rtl w:val="0"/>
+              </w:rPr>
+            </w:r>
+          </w:p>
+        </w:tc>
+        <w:tc>
+          <w:tcPr>
+            <w:vAlign w:val="center"/>
+          </w:tcPr>
+          <w:p>
+            <w:pPr>
+              <w:spacing w:after="40" w:before="0" w:line="240" w:lineRule="auto"/>
+              <w:ind w:left="0" w:firstLine="0"/>
+              <w:rPr/>
+            </w:pPr>
+            <w:r>
+              <w:rPr>
+                <w:b w:val="0"/>
+                <w:bCs w:val="0"/>
+                <w:i w:val="0"/>
+                <w:iCs w:val="0"/>
+                <w:sz w:val="19"/>
+                <w:szCs w:val="19"/>
+                <w:rtl w:val="0"/>
+              </w:rPr>
+              <w:t xml:space="preserve">Yes</w:t>
+            </w:r>
+            <w:r>
+              <w:rPr>
+                <w:rtl w:val="0"/>
+              </w:rPr>
+            </w:r>
+          </w:p>
+        </w:tc>
+        <w:tc>
+          <w:tcPr>
+            <w:vAlign w:val="center"/>
+          </w:tcPr>
+          <w:p>
+            <w:pPr>
+              <w:spacing w:after="40" w:before="0" w:line="240" w:lineRule="auto"/>
+              <w:ind w:left="0" w:firstLine="0"/>
+              <w:rPr/>
+            </w:pPr>
+            <w:r>
+              <w:rPr>
+                <w:b w:val="0"/>
+                <w:bCs w:val="0"/>
+                <w:i w:val="0"/>
+                <w:iCs w:val="0"/>
+                <w:sz w:val="19"/>
+                <w:szCs w:val="19"/>
+                <w:rtl w:val="0"/>
+              </w:rPr>
+              <w:t xml:space="preserve">Yes</w:t>
+            </w:r>
+            <w:r>
+              <w:rPr>
+                <w:rtl w:val="0"/>
+              </w:rPr>
+            </w:r>
+          </w:p>
+        </w:tc>
+        <w:tc>
+          <w:tcPr>
+            <w:vAlign w:val="center"/>
+          </w:tcPr>
+          <w:p>
+            <w:pPr>
+              <w:spacing w:after="40" w:before="0" w:line="240" w:lineRule="auto"/>
+              <w:ind w:left="0" w:firstLine="0"/>
+              <w:rPr/>
+            </w:pPr>
+            <w:r>
+              <w:rPr>
+                <w:b w:val="0"/>
+                <w:bCs w:val="0"/>
+                <w:i w:val="0"/>
+                <w:iCs w:val="0"/>
+                <w:sz w:val="19"/>
+                <w:szCs w:val="19"/>
+                <w:rtl w:val="0"/>
+              </w:rPr>
+              <w:t xml:space="preserve">Committee stages only</w:t>
+            </w:r>
+            <w:r>
+              <w:rPr>
+                <w:rtl w:val="0"/>
+              </w:rPr>
+            </w:r>
+          </w:p>
+        </w:tc>
+      </w:tr>
+      <w:tr>
+        <w:trPr>
+          <w:cantSplit w:val="1"/>
+          <w:tblHeader w:val="0"/>
+        </w:trPr>
+        <w:tc>
+          <w:tcPr>
+            <w:vAlign w:val="center"/>
+          </w:tcPr>
+          <w:p>
+            <w:pPr>
+              <w:spacing w:after="40" w:before="0" w:line="240" w:lineRule="auto"/>
+              <w:ind w:left="0" w:firstLine="0"/>
+              <w:rPr/>
+            </w:pPr>
+            <w:r>
+              <w:rPr>
+                <w:b w:val="0"/>
+                <w:bCs w:val="0"/>
+                <w:i w:val="0"/>
+                <w:iCs w:val="0"/>
+                <w:sz w:val="19"/>
+                <w:szCs w:val="19"/>
+                <w:rtl w:val="0"/>
+              </w:rPr>
+              <w:t xml:space="preserve">Stage duration (days)</w:t>
+            </w:r>
+            <w:r>
+              <w:rPr>
+                <w:rtl w:val="0"/>
+              </w:rPr>
+            </w:r>
+          </w:p>
+        </w:tc>
+        <w:tc>
+          <w:tcPr>
+            <w:vAlign w:val="center"/>
+          </w:tcPr>
+          <w:p>
+            <w:pPr>
+              <w:bidi w:val="1"/>
+              <w:spacing w:after="40" w:before="0" w:line="240" w:lineRule="auto"/>
+              <w:ind w:left="0" w:firstLine="0"/>
+              <w:rPr/>
+            </w:pPr>
+            <w:r>
+              <w:rPr>
+                <w:rFonts w:ascii="Arial" w:cs="Arial" w:eastAsia="Arial" w:hAnsi="Arial"/>
+                <w:b w:val="0"/>
+                <w:bCs w:val="0"/>
+                <w:i w:val="0"/>
+                <w:iCs w:val="0"/>
+                <w:sz w:val="19"/>
+                <w:szCs w:val="19"/>
+                <w:rtl w:val="1"/>
+              </w:rPr>
+              <w:t xml:space="preserve">عدد</w:t>
+            </w:r>
+            <w:r>
+              <w:rPr>
+                <w:rFonts w:ascii="Arial" w:cs="Arial" w:eastAsia="Arial" w:hAnsi="Arial"/>
+                <w:b w:val="0"/>
+                <w:bCs w:val="0"/>
+                <w:i w:val="0"/>
+                <w:iCs w:val="0"/>
+                <w:sz w:val="19"/>
+                <w:szCs w:val="19"/>
+                <w:rtl w:val="1"/>
+              </w:rPr>
+              <w:t xml:space="preserve"> </w:t>
+            </w:r>
+            <w:r>
+              <w:rPr>
+                <w:rFonts w:ascii="Arial" w:cs="Arial" w:eastAsia="Arial" w:hAnsi="Arial"/>
+                <w:b w:val="0"/>
+                <w:bCs w:val="0"/>
+                <w:i w:val="0"/>
+                <w:iCs w:val="0"/>
+                <w:sz w:val="19"/>
+                <w:szCs w:val="19"/>
+                <w:rtl w:val="1"/>
+              </w:rPr>
+              <w:t xml:space="preserve">أيام</w:t>
+            </w:r>
+            <w:r>
+              <w:rPr>
+                <w:rFonts w:ascii="Arial" w:cs="Arial" w:eastAsia="Arial" w:hAnsi="Arial"/>
+                <w:b w:val="0"/>
+                <w:bCs w:val="0"/>
+                <w:i w:val="0"/>
+                <w:iCs w:val="0"/>
+                <w:sz w:val="19"/>
+                <w:szCs w:val="19"/>
+                <w:rtl w:val="1"/>
+              </w:rPr>
+              <w:t xml:space="preserve"> </w:t>
+            </w:r>
+            <w:r>
+              <w:rPr>
+                <w:rFonts w:ascii="Arial" w:cs="Arial" w:eastAsia="Arial" w:hAnsi="Arial"/>
+                <w:b w:val="0"/>
+                <w:bCs w:val="0"/>
+                <w:i w:val="0"/>
+                <w:iCs w:val="0"/>
+                <w:sz w:val="19"/>
+                <w:szCs w:val="19"/>
+                <w:rtl w:val="1"/>
+              </w:rPr>
+              <w:t xml:space="preserve">المرحلة</w:t>
+            </w:r>
+            <w:r>
+              <w:rPr>
+                <w:rtl w:val="0"/>
+              </w:rPr>
+            </w:r>
+          </w:p>
+        </w:tc>
+        <w:tc>
+          <w:tcPr>
+            <w:vAlign w:val="center"/>
+          </w:tcPr>
+          <w:p>
+            <w:pPr>
+              <w:spacing w:after="40" w:before="0" w:line="240" w:lineRule="auto"/>
+              <w:ind w:left="0" w:firstLine="0"/>
+              <w:rPr/>
+            </w:pPr>
+            <w:r>
+              <w:rPr>
+                <w:b w:val="0"/>
+                <w:bCs w:val="0"/>
+                <w:i w:val="0"/>
+                <w:iCs w:val="0"/>
+                <w:sz w:val="19"/>
+                <w:szCs w:val="19"/>
+                <w:rtl w:val="0"/>
+              </w:rPr>
+              <w:t xml:space="preserve">Number</w:t>
+            </w:r>
+            <w:r>
+              <w:rPr>
+                <w:rtl w:val="0"/>
+              </w:rPr>
+            </w:r>
+          </w:p>
+        </w:tc>
+        <w:tc>
+          <w:tcPr>
+            <w:vAlign w:val="center"/>
+          </w:tcPr>
+          <w:p>
+            <w:pPr>
+              <w:spacing w:after="40" w:before="0" w:line="240" w:lineRule="auto"/>
+              <w:ind w:left="0" w:firstLine="0"/>
+              <w:rPr/>
+            </w:pPr>
+            <w:r>
+              <w:rPr>
+                <w:b w:val="0"/>
+                <w:bCs w:val="0"/>
+                <w:i w:val="0"/>
+                <w:iCs w:val="0"/>
+                <w:sz w:val="19"/>
+                <w:szCs w:val="19"/>
+                <w:rtl w:val="0"/>
+              </w:rPr>
+              <w:t xml:space="preserve">Yes</w:t>
+            </w:r>
+            <w:r>
+              <w:rPr>
+                <w:rtl w:val="0"/>
+              </w:rPr>
+            </w:r>
+          </w:p>
+        </w:tc>
+        <w:tc>
+          <w:tcPr>
+            <w:vAlign w:val="center"/>
+          </w:tcPr>
+          <w:p>
+            <w:pPr>
+              <w:spacing w:after="40" w:before="0" w:line="240" w:lineRule="auto"/>
+              <w:ind w:left="0" w:firstLine="0"/>
+              <w:rPr/>
+            </w:pPr>
+            <w:r>
+              <w:rPr>
+                <w:b w:val="0"/>
+                <w:bCs w:val="0"/>
+                <w:i w:val="0"/>
+                <w:iCs w:val="0"/>
+                <w:sz w:val="19"/>
+                <w:szCs w:val="19"/>
+                <w:rtl w:val="0"/>
+              </w:rPr>
+              <w:t xml:space="preserve">Yes</w:t>
+            </w:r>
+            <w:r>
+              <w:rPr>
+                <w:rtl w:val="0"/>
+              </w:rPr>
+            </w:r>
+          </w:p>
+        </w:tc>
+        <w:tc>
+          <w:tcPr>
+            <w:vAlign w:val="center"/>
+          </w:tcPr>
+          <w:p>
+            <w:pPr>
+              <w:spacing w:after="40" w:before="0" w:line="240" w:lineRule="auto"/>
+              <w:ind w:left="0" w:firstLine="0"/>
+              <w:rPr/>
+            </w:pPr>
+            <w:r>
+              <w:rPr>
+                <w:b w:val="0"/>
+                <w:bCs w:val="0"/>
+                <w:i w:val="0"/>
+                <w:iCs w:val="0"/>
+                <w:sz w:val="19"/>
+                <w:szCs w:val="19"/>
+                <w:rtl w:val="0"/>
+              </w:rPr>
+              <w:t xml:space="preserve">Time limit</w:t>
+            </w:r>
+            <w:r>
+              <w:rPr>
+                <w:rtl w:val="0"/>
+              </w:rPr>
+            </w:r>
+          </w:p>
+        </w:tc>
+      </w:tr>
+      <w:tr>
+        <w:trPr>
+          <w:cantSplit w:val="1"/>
+          <w:tblHeader w:val="0"/>
+        </w:trPr>
+        <w:tc>
+          <w:tcPr>
+            <w:vAlign w:val="center"/>
+          </w:tcPr>
+          <w:p>
+            <w:pPr>
+              <w:spacing w:after="40" w:before="0" w:line="240" w:lineRule="auto"/>
+              <w:ind w:left="0" w:firstLine="0"/>
+              <w:rPr/>
+            </w:pPr>
+            <w:r>
+              <w:rPr>
+                <w:b w:val="0"/>
+                <w:bCs w:val="0"/>
+                <w:i w:val="0"/>
+                <w:iCs w:val="0"/>
+                <w:sz w:val="19"/>
+                <w:szCs w:val="19"/>
+                <w:rtl w:val="0"/>
+              </w:rPr>
+              <w:t xml:space="preserve">Supervisors</w:t>
+            </w:r>
+            <w:r>
+              <w:rPr>
+                <w:rtl w:val="0"/>
+              </w:rPr>
+            </w:r>
+          </w:p>
+        </w:tc>
+        <w:tc>
+          <w:tcPr>
+            <w:vAlign w:val="center"/>
+          </w:tcPr>
+          <w:p>
+            <w:pPr>
+              <w:bidi w:val="1"/>
+              <w:spacing w:after="40" w:before="0" w:line="240" w:lineRule="auto"/>
+              <w:ind w:left="0" w:firstLine="0"/>
+              <w:rPr/>
+            </w:pPr>
+            <w:r>
+              <w:rPr>
+                <w:rFonts w:ascii="Arial" w:cs="Arial" w:eastAsia="Arial" w:hAnsi="Arial"/>
+                <w:b w:val="0"/>
+                <w:bCs w:val="0"/>
+                <w:i w:val="0"/>
+                <w:iCs w:val="0"/>
+                <w:sz w:val="19"/>
+                <w:szCs w:val="19"/>
+                <w:rtl w:val="1"/>
+              </w:rPr>
+              <w:t xml:space="preserve">المشرفون</w:t>
+            </w:r>
+            <w:r>
+              <w:rPr>
+                <w:rtl w:val="0"/>
+              </w:rPr>
+            </w:r>
+          </w:p>
+        </w:tc>
+        <w:tc>
+          <w:tcPr>
+            <w:vAlign w:val="center"/>
+          </w:tcPr>
+          <w:p>
+            <w:pPr>
+              <w:spacing w:after="40" w:before="0" w:line="240" w:lineRule="auto"/>
+              <w:ind w:left="0" w:firstLine="0"/>
+              <w:rPr/>
+            </w:pPr>
+            <w:r>
+              <w:rPr>
+                <w:b w:val="0"/>
+                <w:bCs w:val="0"/>
+                <w:i w:val="0"/>
+                <w:iCs w:val="0"/>
+                <w:sz w:val="19"/>
+                <w:szCs w:val="19"/>
+                <w:rtl w:val="0"/>
+              </w:rPr>
+              <w:t xml:space="preserve">List</w:t>
+            </w:r>
+            <w:r>
+              <w:rPr>
+                <w:rtl w:val="0"/>
+              </w:rPr>
+            </w:r>
+          </w:p>
+        </w:tc>
+        <w:tc>
+          <w:tcPr>
+            <w:vAlign w:val="center"/>
+          </w:tcPr>
+          <w:p>
+            <w:pPr>
+              <w:spacing w:after="40" w:before="0" w:line="240" w:lineRule="auto"/>
+              <w:ind w:left="0" w:firstLine="0"/>
+              <w:rPr/>
+            </w:pPr>
+            <w:r>
+              <w:rPr>
+                <w:b w:val="0"/>
+                <w:bCs w:val="0"/>
+                <w:i w:val="0"/>
+                <w:iCs w:val="0"/>
+                <w:sz w:val="19"/>
+                <w:szCs w:val="19"/>
+                <w:rtl w:val="0"/>
+              </w:rPr>
+              <w:t xml:space="preserve">Yes</w:t>
+            </w:r>
+            <w:r>
+              <w:rPr>
+                <w:rtl w:val="0"/>
+              </w:rPr>
+            </w:r>
+          </w:p>
+        </w:tc>
+        <w:tc>
+          <w:tcPr>
+            <w:vAlign w:val="center"/>
+          </w:tcPr>
+          <w:p>
+            <w:pPr>
+              <w:spacing w:after="40" w:before="0" w:line="240" w:lineRule="auto"/>
+              <w:ind w:left="0" w:firstLine="0"/>
+              <w:rPr/>
+            </w:pPr>
+            <w:r>
+              <w:rPr>
+                <w:b w:val="0"/>
+                <w:bCs w:val="0"/>
+                <w:i w:val="0"/>
+                <w:iCs w:val="0"/>
+                <w:sz w:val="19"/>
+                <w:szCs w:val="19"/>
+                <w:rtl w:val="0"/>
+              </w:rPr>
+              <w:t xml:space="preserve">Yes</w:t>
+            </w:r>
+            <w:r>
+              <w:rPr>
+                <w:rtl w:val="0"/>
+              </w:rPr>
+            </w:r>
+          </w:p>
+        </w:tc>
+        <w:tc>
+          <w:tcPr>
+            <w:vAlign w:val="center"/>
+          </w:tcPr>
+          <w:p>
+            <w:pPr>
+              <w:spacing w:after="40" w:before="0" w:line="240" w:lineRule="auto"/>
+              <w:ind w:left="0" w:firstLine="0"/>
+              <w:rPr/>
+            </w:pPr>
+            <w:r>
+              <w:rPr>
+                <w:b w:val="0"/>
+                <w:bCs w:val="0"/>
+                <w:i w:val="0"/>
+                <w:iCs w:val="0"/>
+                <w:sz w:val="19"/>
+                <w:szCs w:val="19"/>
+                <w:rtl w:val="0"/>
+              </w:rPr>
+              <w:t xml:space="preserve">Staff of the organization</w:t>
+            </w:r>
+            <w:r>
+              <w:rPr>
+                <w:rtl w:val="0"/>
+              </w:rPr>
+            </w:r>
+          </w:p>
+        </w:tc>
+      </w:tr>
+      <w:tr>
+        <w:trPr>
+          <w:cantSplit w:val="1"/>
+          <w:tblHeader w:val="0"/>
+        </w:trPr>
+        <w:tc>
+          <w:tcPr>
+            <w:vAlign w:val="center"/>
+          </w:tcPr>
+          <w:p>
+            <w:pPr>
+              <w:spacing w:after="40" w:before="0" w:line="240" w:lineRule="auto"/>
+              <w:ind w:left="0" w:firstLine="0"/>
+              <w:rPr/>
+            </w:pPr>
+            <w:r>
+              <w:rPr>
+                <w:b w:val="0"/>
+                <w:bCs w:val="0"/>
+                <w:i w:val="0"/>
+                <w:iCs w:val="0"/>
+                <w:sz w:val="19"/>
+                <w:szCs w:val="19"/>
+                <w:rtl w:val="0"/>
+              </w:rPr>
+              <w:t xml:space="preserve">Allowed actions</w:t>
+            </w:r>
+            <w:r>
+              <w:rPr>
+                <w:rtl w:val="0"/>
+              </w:rPr>
+            </w:r>
+          </w:p>
+        </w:tc>
+        <w:tc>
+          <w:tcPr>
+            <w:vAlign w:val="center"/>
+          </w:tcPr>
+          <w:p>
+            <w:pPr>
+              <w:bidi w:val="1"/>
+              <w:spacing w:after="40" w:before="0" w:line="240" w:lineRule="auto"/>
+              <w:ind w:left="0" w:firstLine="0"/>
+              <w:rPr/>
+            </w:pPr>
+            <w:r>
+              <w:rPr>
+                <w:rFonts w:ascii="Arial" w:cs="Arial" w:eastAsia="Arial" w:hAnsi="Arial"/>
+                <w:b w:val="0"/>
+                <w:bCs w:val="0"/>
+                <w:i w:val="0"/>
+                <w:iCs w:val="0"/>
+                <w:sz w:val="19"/>
+                <w:szCs w:val="19"/>
+                <w:rtl w:val="1"/>
+              </w:rPr>
+              <w:t xml:space="preserve">السماح</w:t>
+            </w:r>
+            <w:r>
+              <w:rPr>
+                <w:rFonts w:ascii="Arial" w:cs="Arial" w:eastAsia="Arial" w:hAnsi="Arial"/>
+                <w:b w:val="0"/>
+                <w:bCs w:val="0"/>
+                <w:i w:val="0"/>
+                <w:iCs w:val="0"/>
+                <w:sz w:val="19"/>
+                <w:szCs w:val="19"/>
+                <w:rtl w:val="1"/>
+              </w:rPr>
+              <w:t xml:space="preserve"> </w:t>
+            </w:r>
+            <w:r>
+              <w:rPr>
+                <w:rFonts w:ascii="Arial" w:cs="Arial" w:eastAsia="Arial" w:hAnsi="Arial"/>
+                <w:b w:val="0"/>
+                <w:bCs w:val="0"/>
+                <w:i w:val="0"/>
+                <w:iCs w:val="0"/>
+                <w:sz w:val="19"/>
+                <w:szCs w:val="19"/>
+                <w:rtl w:val="1"/>
+              </w:rPr>
+              <w:t xml:space="preserve">بالإرجاع</w:t>
+            </w:r>
+            <w:r>
+              <w:rPr>
+                <w:rFonts w:ascii="Arial" w:cs="Arial" w:eastAsia="Arial" w:hAnsi="Arial"/>
+                <w:b w:val="0"/>
+                <w:bCs w:val="0"/>
+                <w:i w:val="0"/>
+                <w:iCs w:val="0"/>
+                <w:sz w:val="19"/>
+                <w:szCs w:val="19"/>
+                <w:rtl w:val="1"/>
+              </w:rPr>
+              <w:t xml:space="preserve"> / </w:t>
+            </w:r>
+            <w:r>
+              <w:rPr>
+                <w:rFonts w:ascii="Arial" w:cs="Arial" w:eastAsia="Arial" w:hAnsi="Arial"/>
+                <w:b w:val="0"/>
+                <w:bCs w:val="0"/>
+                <w:i w:val="0"/>
+                <w:iCs w:val="0"/>
+                <w:sz w:val="19"/>
+                <w:szCs w:val="19"/>
+                <w:rtl w:val="1"/>
+              </w:rPr>
+              <w:t xml:space="preserve">بالإغلاق</w:t>
+            </w:r>
+            <w:r>
+              <w:rPr>
+                <w:rFonts w:ascii="Arial" w:cs="Arial" w:eastAsia="Arial" w:hAnsi="Arial"/>
+                <w:b w:val="0"/>
+                <w:bCs w:val="0"/>
+                <w:i w:val="0"/>
+                <w:iCs w:val="0"/>
+                <w:sz w:val="19"/>
+                <w:szCs w:val="19"/>
+                <w:rtl w:val="1"/>
+              </w:rPr>
+              <w:t xml:space="preserve"> / </w:t>
+            </w:r>
+            <w:r>
+              <w:rPr>
+                <w:rFonts w:ascii="Arial" w:cs="Arial" w:eastAsia="Arial" w:hAnsi="Arial"/>
+                <w:b w:val="0"/>
+                <w:bCs w:val="0"/>
+                <w:i w:val="0"/>
+                <w:iCs w:val="0"/>
+                <w:sz w:val="19"/>
+                <w:szCs w:val="19"/>
+                <w:rtl w:val="1"/>
+              </w:rPr>
+              <w:t xml:space="preserve">بتخطي</w:t>
+            </w:r>
+            <w:r>
+              <w:rPr>
+                <w:rFonts w:ascii="Arial" w:cs="Arial" w:eastAsia="Arial" w:hAnsi="Arial"/>
+                <w:b w:val="0"/>
+                <w:bCs w:val="0"/>
+                <w:i w:val="0"/>
+                <w:iCs w:val="0"/>
+                <w:sz w:val="19"/>
+                <w:szCs w:val="19"/>
+                <w:rtl w:val="1"/>
+              </w:rPr>
+              <w:t xml:space="preserve"> </w:t>
+            </w:r>
+            <w:r>
+              <w:rPr>
+                <w:rFonts w:ascii="Arial" w:cs="Arial" w:eastAsia="Arial" w:hAnsi="Arial"/>
+                <w:b w:val="0"/>
+                <w:bCs w:val="0"/>
+                <w:i w:val="0"/>
+                <w:iCs w:val="0"/>
+                <w:sz w:val="19"/>
+                <w:szCs w:val="19"/>
+                <w:rtl w:val="1"/>
+              </w:rPr>
+              <w:t xml:space="preserve">المرحلة</w:t>
+            </w:r>
+            <w:r>
+              <w:rPr>
+                <w:rFonts w:ascii="Arial" w:cs="Arial" w:eastAsia="Arial" w:hAnsi="Arial"/>
+                <w:b w:val="0"/>
+                <w:bCs w:val="0"/>
+                <w:i w:val="0"/>
+                <w:iCs w:val="0"/>
+                <w:sz w:val="19"/>
+                <w:szCs w:val="19"/>
+                <w:rtl w:val="1"/>
+              </w:rPr>
+              <w:t xml:space="preserve"> / </w:t>
+            </w:r>
+            <w:r>
+              <w:rPr>
+                <w:rFonts w:ascii="Arial" w:cs="Arial" w:eastAsia="Arial" w:hAnsi="Arial"/>
+                <w:b w:val="0"/>
+                <w:bCs w:val="0"/>
+                <w:i w:val="0"/>
+                <w:iCs w:val="0"/>
+                <w:sz w:val="19"/>
+                <w:szCs w:val="19"/>
+                <w:rtl w:val="1"/>
+              </w:rPr>
+              <w:t xml:space="preserve">بتعديل</w:t>
+            </w:r>
+            <w:r>
+              <w:rPr>
+                <w:rFonts w:ascii="Arial" w:cs="Arial" w:eastAsia="Arial" w:hAnsi="Arial"/>
+                <w:b w:val="0"/>
+                <w:bCs w:val="0"/>
+                <w:i w:val="0"/>
+                <w:iCs w:val="0"/>
+                <w:sz w:val="19"/>
+                <w:szCs w:val="19"/>
+                <w:rtl w:val="1"/>
+              </w:rPr>
+              <w:t xml:space="preserve"> </w:t>
+            </w:r>
+            <w:r>
+              <w:rPr>
+                <w:rFonts w:ascii="Arial" w:cs="Arial" w:eastAsia="Arial" w:hAnsi="Arial"/>
+                <w:b w:val="0"/>
+                <w:bCs w:val="0"/>
+                <w:i w:val="0"/>
+                <w:iCs w:val="0"/>
+                <w:sz w:val="19"/>
+                <w:szCs w:val="19"/>
+                <w:rtl w:val="1"/>
+              </w:rPr>
+              <w:t xml:space="preserve">الطلب</w:t>
+            </w:r>
+            <w:r>
+              <w:rPr>
+                <w:rFonts w:ascii="Arial" w:cs="Arial" w:eastAsia="Arial" w:hAnsi="Arial"/>
+                <w:b w:val="0"/>
+                <w:bCs w:val="0"/>
+                <w:i w:val="0"/>
+                <w:iCs w:val="0"/>
+                <w:sz w:val="19"/>
+                <w:szCs w:val="19"/>
+                <w:rtl w:val="1"/>
+              </w:rPr>
+              <w:t xml:space="preserve"> / </w:t>
+            </w:r>
+            <w:r>
+              <w:rPr>
+                <w:rFonts w:ascii="Arial" w:cs="Arial" w:eastAsia="Arial" w:hAnsi="Arial"/>
+                <w:b w:val="0"/>
+                <w:bCs w:val="0"/>
+                <w:i w:val="0"/>
+                <w:iCs w:val="0"/>
+                <w:sz w:val="19"/>
+                <w:szCs w:val="19"/>
+                <w:rtl w:val="1"/>
+              </w:rPr>
+              <w:t xml:space="preserve">إرجاع</w:t>
+            </w:r>
+            <w:r>
+              <w:rPr>
+                <w:rFonts w:ascii="Arial" w:cs="Arial" w:eastAsia="Arial" w:hAnsi="Arial"/>
+                <w:b w:val="0"/>
+                <w:bCs w:val="0"/>
+                <w:i w:val="0"/>
+                <w:iCs w:val="0"/>
+                <w:sz w:val="19"/>
+                <w:szCs w:val="19"/>
+                <w:rtl w:val="1"/>
+              </w:rPr>
+              <w:t xml:space="preserve"> </w:t>
+            </w:r>
+            <w:r>
+              <w:rPr>
+                <w:rFonts w:ascii="Arial" w:cs="Arial" w:eastAsia="Arial" w:hAnsi="Arial"/>
+                <w:b w:val="0"/>
+                <w:bCs w:val="0"/>
+                <w:i w:val="0"/>
+                <w:iCs w:val="0"/>
+                <w:sz w:val="19"/>
+                <w:szCs w:val="19"/>
+                <w:rtl w:val="1"/>
+              </w:rPr>
+              <w:t xml:space="preserve">للتعديل</w:t>
+            </w:r>
+            <w:r>
+              <w:rPr>
+                <w:rFonts w:ascii="Arial" w:cs="Arial" w:eastAsia="Arial" w:hAnsi="Arial"/>
+                <w:b w:val="0"/>
+                <w:bCs w:val="0"/>
+                <w:i w:val="0"/>
+                <w:iCs w:val="0"/>
+                <w:sz w:val="19"/>
+                <w:szCs w:val="19"/>
+                <w:rtl w:val="1"/>
+              </w:rPr>
+              <w:t xml:space="preserve"> </w:t>
+            </w:r>
+            <w:r>
+              <w:rPr>
+                <w:rFonts w:ascii="Arial" w:cs="Arial" w:eastAsia="Arial" w:hAnsi="Arial"/>
+                <w:b w:val="0"/>
+                <w:bCs w:val="0"/>
+                <w:i w:val="0"/>
+                <w:iCs w:val="0"/>
+                <w:sz w:val="19"/>
+                <w:szCs w:val="19"/>
+                <w:rtl w:val="1"/>
+              </w:rPr>
+              <w:t xml:space="preserve">إلى</w:t>
+            </w:r>
+            <w:r>
+              <w:rPr>
+                <w:rFonts w:ascii="Arial" w:cs="Arial" w:eastAsia="Arial" w:hAnsi="Arial"/>
+                <w:b w:val="0"/>
+                <w:bCs w:val="0"/>
+                <w:i w:val="0"/>
+                <w:iCs w:val="0"/>
+                <w:sz w:val="19"/>
+                <w:szCs w:val="19"/>
+                <w:rtl w:val="1"/>
+              </w:rPr>
+              <w:t xml:space="preserve"> </w:t>
+            </w:r>
+            <w:r>
+              <w:rPr>
+                <w:rFonts w:ascii="Arial" w:cs="Arial" w:eastAsia="Arial" w:hAnsi="Arial"/>
+                <w:b w:val="0"/>
+                <w:bCs w:val="0"/>
+                <w:i w:val="0"/>
+                <w:iCs w:val="0"/>
+                <w:sz w:val="19"/>
+                <w:szCs w:val="19"/>
+                <w:rtl w:val="1"/>
+              </w:rPr>
+              <w:t xml:space="preserve">المتقدم</w:t>
+            </w:r>
+            <w:r>
+              <w:rPr>
+                <w:rFonts w:ascii="Arial" w:cs="Arial" w:eastAsia="Arial" w:hAnsi="Arial"/>
+                <w:b w:val="0"/>
+                <w:bCs w:val="0"/>
+                <w:i w:val="0"/>
+                <w:iCs w:val="0"/>
+                <w:sz w:val="19"/>
+                <w:szCs w:val="19"/>
+                <w:rtl w:val="1"/>
+              </w:rPr>
+              <w:t xml:space="preserve"> / </w:t>
+            </w:r>
+            <w:r>
+              <w:rPr>
+                <w:rFonts w:ascii="Arial" w:cs="Arial" w:eastAsia="Arial" w:hAnsi="Arial"/>
+                <w:b w:val="0"/>
+                <w:bCs w:val="0"/>
+                <w:i w:val="0"/>
+                <w:iCs w:val="0"/>
+                <w:sz w:val="19"/>
+                <w:szCs w:val="19"/>
+                <w:rtl w:val="1"/>
+              </w:rPr>
+              <w:t xml:space="preserve">بإرفاق</w:t>
+            </w:r>
+            <w:r>
+              <w:rPr>
+                <w:rFonts w:ascii="Arial" w:cs="Arial" w:eastAsia="Arial" w:hAnsi="Arial"/>
+                <w:b w:val="0"/>
+                <w:bCs w:val="0"/>
+                <w:i w:val="0"/>
+                <w:iCs w:val="0"/>
+                <w:sz w:val="19"/>
+                <w:szCs w:val="19"/>
+                <w:rtl w:val="1"/>
+              </w:rPr>
+              <w:t xml:space="preserve"> </w:t>
+            </w:r>
+            <w:r>
+              <w:rPr>
+                <w:rFonts w:ascii="Arial" w:cs="Arial" w:eastAsia="Arial" w:hAnsi="Arial"/>
+                <w:b w:val="0"/>
+                <w:bCs w:val="0"/>
+                <w:i w:val="0"/>
+                <w:iCs w:val="0"/>
+                <w:sz w:val="19"/>
+                <w:szCs w:val="19"/>
+                <w:rtl w:val="1"/>
+              </w:rPr>
+              <w:t xml:space="preserve">ملف</w:t>
+            </w:r>
+            <w:r>
+              <w:rPr>
+                <w:rtl w:val="0"/>
+              </w:rPr>
+            </w:r>
+          </w:p>
+        </w:tc>
+        <w:tc>
+          <w:tcPr>
+            <w:vAlign w:val="center"/>
+          </w:tcPr>
+          <w:p>
+            <w:pPr>
+              <w:spacing w:after="40" w:before="0" w:line="240" w:lineRule="auto"/>
+              <w:ind w:left="0" w:firstLine="0"/>
+              <w:rPr/>
+            </w:pPr>
+            <w:r>
+              <w:rPr>
+                <w:b w:val="0"/>
+                <w:bCs w:val="0"/>
+                <w:i w:val="0"/>
+                <w:iCs w:val="0"/>
+                <w:sz w:val="19"/>
+                <w:szCs w:val="19"/>
+                <w:rtl w:val="0"/>
+              </w:rPr>
+              <w:t xml:space="preserve">Yes/No</w:t>
+            </w:r>
+            <w:r>
+              <w:rPr>
+                <w:rtl w:val="0"/>
+              </w:rPr>
+            </w:r>
+          </w:p>
+        </w:tc>
+        <w:tc>
+          <w:tcPr>
+            <w:vAlign w:val="center"/>
+          </w:tcPr>
+          <w:p>
+            <w:pPr>
+              <w:spacing w:after="40" w:before="0" w:line="240" w:lineRule="auto"/>
+              <w:ind w:left="0" w:firstLine="0"/>
+              <w:rPr/>
+            </w:pPr>
+            <w:r>
+              <w:rPr>
+                <w:b w:val="0"/>
+                <w:bCs w:val="0"/>
+                <w:i w:val="0"/>
+                <w:iCs w:val="0"/>
+                <w:sz w:val="19"/>
+                <w:szCs w:val="19"/>
+                <w:rtl w:val="0"/>
+              </w:rPr>
+              <w:t xml:space="preserve">Yes</w:t>
+            </w:r>
+            <w:r>
+              <w:rPr>
+                <w:rtl w:val="0"/>
+              </w:rPr>
+            </w:r>
+          </w:p>
+        </w:tc>
+        <w:tc>
+          <w:tcPr>
+            <w:vAlign w:val="center"/>
+          </w:tcPr>
+          <w:p>
+            <w:pPr>
+              <w:spacing w:after="40" w:before="0" w:line="240" w:lineRule="auto"/>
+              <w:ind w:left="0" w:firstLine="0"/>
+              <w:rPr/>
+            </w:pPr>
+            <w:r>
+              <w:rPr>
+                <w:b w:val="0"/>
+                <w:bCs w:val="0"/>
+                <w:i w:val="0"/>
+                <w:iCs w:val="0"/>
+                <w:sz w:val="19"/>
+                <w:szCs w:val="19"/>
+                <w:rtl w:val="0"/>
+              </w:rPr>
+              <w:t xml:space="preserve">Yes</w:t>
+            </w:r>
+            <w:r>
+              <w:rPr>
+                <w:rtl w:val="0"/>
+              </w:rPr>
+            </w:r>
+          </w:p>
+        </w:tc>
+        <w:tc>
+          <w:tcPr>
+            <w:vAlign w:val="center"/>
+          </w:tcPr>
+          <w:p>
+            <w:pPr>
+              <w:spacing w:after="40" w:before="0" w:line="240" w:lineRule="auto"/>
+              <w:ind w:left="0" w:firstLine="0"/>
+              <w:rPr/>
+            </w:pPr>
+            <w:r>
+              <w:rPr>
+                <w:b w:val="0"/>
+                <w:bCs w:val="0"/>
+                <w:i w:val="0"/>
+                <w:iCs w:val="0"/>
+                <w:sz w:val="19"/>
+                <w:szCs w:val="19"/>
+                <w:rtl w:val="0"/>
+              </w:rPr>
+              <w:t xml:space="preserve">Defaults: return, close, return to applicant and attach = Yes; skip and edit = No</w:t>
+            </w:r>
+            <w:r>
+              <w:rPr>
+                <w:rtl w:val="0"/>
+              </w:rPr>
+            </w:r>
+          </w:p>
+        </w:tc>
+      </w:tr>
+      <w:tr>
+        <w:trPr>
+          <w:cantSplit w:val="1"/>
+          <w:tblHeader w:val="0"/>
+        </w:trPr>
+        <w:tc>
+          <w:tcPr>
+            <w:vAlign w:val="center"/>
+          </w:tcPr>
+          <w:p>
+            <w:pPr>
+              <w:spacing w:after="40" w:before="0" w:line="240" w:lineRule="auto"/>
+              <w:ind w:left="0" w:firstLine="0"/>
+              <w:rPr/>
+            </w:pPr>
+            <w:r>
+              <w:rPr>
+                <w:b w:val="0"/>
+                <w:bCs w:val="0"/>
+                <w:i w:val="0"/>
+                <w:iCs w:val="0"/>
+                <w:sz w:val="19"/>
+                <w:szCs w:val="19"/>
+                <w:rtl w:val="0"/>
+              </w:rPr>
+              <w:t xml:space="preserve">Criterion name and weight</w:t>
+            </w:r>
+            <w:r>
+              <w:rPr>
+                <w:rtl w:val="0"/>
+              </w:rPr>
+            </w:r>
+          </w:p>
+        </w:tc>
+        <w:tc>
+          <w:tcPr>
+            <w:vAlign w:val="center"/>
+          </w:tcPr>
+          <w:p>
+            <w:pPr>
+              <w:bidi w:val="1"/>
+              <w:spacing w:after="40" w:before="0" w:line="240" w:lineRule="auto"/>
+              <w:ind w:left="0" w:firstLine="0"/>
+              <w:rPr/>
+            </w:pPr>
+            <w:r>
+              <w:rPr>
+                <w:rFonts w:ascii="Arial" w:cs="Arial" w:eastAsia="Arial" w:hAnsi="Arial"/>
+                <w:b w:val="0"/>
+                <w:bCs w:val="0"/>
+                <w:i w:val="0"/>
+                <w:iCs w:val="0"/>
+                <w:sz w:val="19"/>
+                <w:szCs w:val="19"/>
+                <w:rtl w:val="1"/>
+              </w:rPr>
+              <w:t xml:space="preserve">المعيار</w:t>
+            </w:r>
+            <w:r>
+              <w:rPr>
+                <w:rFonts w:ascii="Arial" w:cs="Arial" w:eastAsia="Arial" w:hAnsi="Arial"/>
+                <w:b w:val="0"/>
+                <w:bCs w:val="0"/>
+                <w:i w:val="0"/>
+                <w:iCs w:val="0"/>
+                <w:sz w:val="19"/>
+                <w:szCs w:val="19"/>
+                <w:rtl w:val="1"/>
+              </w:rPr>
+              <w:t xml:space="preserve"> / </w:t>
+            </w:r>
+            <w:r>
+              <w:rPr>
+                <w:rFonts w:ascii="Arial" w:cs="Arial" w:eastAsia="Arial" w:hAnsi="Arial"/>
+                <w:b w:val="0"/>
+                <w:bCs w:val="0"/>
+                <w:i w:val="0"/>
+                <w:iCs w:val="0"/>
+                <w:sz w:val="19"/>
+                <w:szCs w:val="19"/>
+                <w:rtl w:val="1"/>
+              </w:rPr>
+              <w:t xml:space="preserve">الوزن</w:t>
+            </w:r>
+            <w:r>
+              <w:rPr>
+                <w:rtl w:val="0"/>
+              </w:rPr>
+            </w:r>
+          </w:p>
+        </w:tc>
+        <w:tc>
+          <w:tcPr>
+            <w:vAlign w:val="center"/>
+          </w:tcPr>
+          <w:p>
+            <w:pPr>
+              <w:spacing w:after="40" w:before="0" w:line="240" w:lineRule="auto"/>
+              <w:ind w:left="0" w:firstLine="0"/>
+              <w:rPr/>
+            </w:pPr>
+            <w:r>
+              <w:rPr>
+                <w:b w:val="0"/>
+                <w:bCs w:val="0"/>
+                <w:i w:val="0"/>
+                <w:iCs w:val="0"/>
+                <w:sz w:val="19"/>
+                <w:szCs w:val="19"/>
+                <w:rtl w:val="0"/>
+              </w:rPr>
+              <w:t xml:space="preserve">Percentage</w:t>
+            </w:r>
+            <w:r>
+              <w:rPr>
+                <w:rtl w:val="0"/>
+              </w:rPr>
+            </w:r>
+          </w:p>
+        </w:tc>
+        <w:tc>
+          <w:tcPr>
+            <w:vAlign w:val="center"/>
+          </w:tcPr>
+          <w:p>
+            <w:pPr>
+              <w:spacing w:after="40" w:before="0" w:line="240" w:lineRule="auto"/>
+              <w:ind w:left="0" w:firstLine="0"/>
+              <w:rPr/>
+            </w:pPr>
+            <w:r>
+              <w:rPr>
+                <w:b w:val="0"/>
+                <w:bCs w:val="0"/>
+                <w:i w:val="0"/>
+                <w:iCs w:val="0"/>
+                <w:sz w:val="19"/>
+                <w:szCs w:val="19"/>
+                <w:rtl w:val="0"/>
+              </w:rPr>
+              <w:t xml:space="preserve">Yes</w:t>
+            </w:r>
+            <w:r>
+              <w:rPr>
+                <w:rtl w:val="0"/>
+              </w:rPr>
+            </w:r>
+          </w:p>
+        </w:tc>
+        <w:tc>
+          <w:tcPr>
+            <w:vAlign w:val="center"/>
+          </w:tcPr>
+          <w:p>
+            <w:pPr>
+              <w:spacing w:after="40" w:before="0" w:line="240" w:lineRule="auto"/>
+              <w:ind w:left="0" w:firstLine="0"/>
+              <w:rPr/>
+            </w:pPr>
+            <w:r>
+              <w:rPr>
+                <w:b w:val="0"/>
+                <w:bCs w:val="0"/>
+                <w:i w:val="0"/>
+                <w:iCs w:val="0"/>
+                <w:sz w:val="19"/>
+                <w:szCs w:val="19"/>
+                <w:rtl w:val="0"/>
+              </w:rPr>
+              <w:t xml:space="preserve">Yes</w:t>
+            </w:r>
+            <w:r>
+              <w:rPr>
+                <w:rtl w:val="0"/>
+              </w:rPr>
+            </w:r>
+          </w:p>
+        </w:tc>
+        <w:tc>
+          <w:tcPr>
+            <w:vAlign w:val="center"/>
+          </w:tcPr>
+          <w:p>
+            <w:pPr>
+              <w:spacing w:after="40" w:before="0" w:line="240" w:lineRule="auto"/>
+              <w:ind w:left="0" w:firstLine="0"/>
+              <w:rPr/>
+            </w:pPr>
+            <w:r>
+              <w:rPr>
+                <w:b w:val="0"/>
+                <w:bCs w:val="0"/>
+                <w:i w:val="0"/>
+                <w:iCs w:val="0"/>
+                <w:sz w:val="19"/>
+                <w:szCs w:val="19"/>
+                <w:rtl w:val="0"/>
+              </w:rPr>
+              <w:t xml:space="preserve">Weights total 100%</w:t>
+            </w:r>
+            <w:r>
+              <w:rPr>
+                <w:rtl w:val="0"/>
+              </w:rPr>
+            </w:r>
+          </w:p>
+        </w:tc>
+      </w:tr>
+      <w:tr>
+        <w:trPr>
+          <w:cantSplit w:val="1"/>
+          <w:tblHeader w:val="0"/>
+        </w:trPr>
+        <w:tc>
+          <w:tcPr>
+            <w:vAlign w:val="center"/>
+          </w:tcPr>
+          <w:p>
+            <w:pPr>
+              <w:spacing w:after="40" w:before="0" w:line="240" w:lineRule="auto"/>
+              <w:ind w:left="0" w:firstLine="0"/>
+              <w:rPr/>
+            </w:pPr>
+            <w:r>
+              <w:rPr>
+                <w:b w:val="0"/>
+                <w:bCs w:val="0"/>
+                <w:i w:val="0"/>
+                <w:iCs w:val="0"/>
+                <w:sz w:val="19"/>
+                <w:szCs w:val="19"/>
+                <w:rtl w:val="0"/>
+              </w:rPr>
+              <w:t xml:space="preserve">Pass score</w:t>
+            </w:r>
+            <w:r>
+              <w:rPr>
+                <w:rtl w:val="0"/>
+              </w:rPr>
+            </w:r>
+          </w:p>
+        </w:tc>
+        <w:tc>
+          <w:tcPr>
+            <w:vAlign w:val="center"/>
+          </w:tcPr>
+          <w:p>
+            <w:pPr>
+              <w:bidi w:val="1"/>
+              <w:spacing w:after="40" w:before="0" w:line="240" w:lineRule="auto"/>
+              <w:ind w:left="0" w:firstLine="0"/>
+              <w:rPr/>
+            </w:pPr>
+            <w:r>
+              <w:rPr>
+                <w:rFonts w:ascii="Arial" w:cs="Arial" w:eastAsia="Arial" w:hAnsi="Arial"/>
+                <w:b w:val="0"/>
+                <w:bCs w:val="0"/>
+                <w:i w:val="0"/>
+                <w:iCs w:val="0"/>
+                <w:sz w:val="19"/>
+                <w:szCs w:val="19"/>
+                <w:rtl w:val="1"/>
+              </w:rPr>
+              <w:t xml:space="preserve">نسبة</w:t>
+            </w:r>
+            <w:r>
+              <w:rPr>
+                <w:rFonts w:ascii="Arial" w:cs="Arial" w:eastAsia="Arial" w:hAnsi="Arial"/>
+                <w:b w:val="0"/>
+                <w:bCs w:val="0"/>
+                <w:i w:val="0"/>
+                <w:iCs w:val="0"/>
+                <w:sz w:val="19"/>
+                <w:szCs w:val="19"/>
+                <w:rtl w:val="1"/>
+              </w:rPr>
+              <w:t xml:space="preserve"> </w:t>
+            </w:r>
+            <w:r>
+              <w:rPr>
+                <w:rFonts w:ascii="Arial" w:cs="Arial" w:eastAsia="Arial" w:hAnsi="Arial"/>
+                <w:b w:val="0"/>
+                <w:bCs w:val="0"/>
+                <w:i w:val="0"/>
+                <w:iCs w:val="0"/>
+                <w:sz w:val="19"/>
+                <w:szCs w:val="19"/>
+                <w:rtl w:val="1"/>
+              </w:rPr>
+              <w:t xml:space="preserve">الاجتياز</w:t>
+            </w:r>
+            <w:r>
+              <w:rPr>
+                <w:rFonts w:ascii="Arial" w:cs="Arial" w:eastAsia="Arial" w:hAnsi="Arial"/>
+                <w:b w:val="0"/>
+                <w:bCs w:val="0"/>
+                <w:i w:val="0"/>
+                <w:iCs w:val="0"/>
+                <w:sz w:val="19"/>
+                <w:szCs w:val="19"/>
+                <w:rtl w:val="1"/>
+              </w:rPr>
+              <w:t xml:space="preserve"> %</w:t>
+            </w:r>
+            <w:r>
+              <w:rPr>
+                <w:rtl w:val="0"/>
+              </w:rPr>
+            </w:r>
+          </w:p>
+        </w:tc>
+        <w:tc>
+          <w:tcPr>
+            <w:vAlign w:val="center"/>
+          </w:tcPr>
+          <w:p>
+            <w:pPr>
+              <w:spacing w:after="40" w:before="0" w:line="240" w:lineRule="auto"/>
+              <w:ind w:left="0" w:firstLine="0"/>
+              <w:rPr/>
+            </w:pPr>
+            <w:r>
+              <w:rPr>
+                <w:b w:val="0"/>
+                <w:bCs w:val="0"/>
+                <w:i w:val="0"/>
+                <w:iCs w:val="0"/>
+                <w:sz w:val="19"/>
+                <w:szCs w:val="19"/>
+                <w:rtl w:val="0"/>
+              </w:rPr>
+              <w:t xml:space="preserve">Percentage</w:t>
+            </w:r>
+            <w:r>
+              <w:rPr>
+                <w:rtl w:val="0"/>
+              </w:rPr>
+            </w:r>
+          </w:p>
+        </w:tc>
+        <w:tc>
+          <w:tcPr>
+            <w:vAlign w:val="center"/>
+          </w:tcPr>
+          <w:p>
+            <w:pPr>
+              <w:spacing w:after="40" w:before="0" w:line="240" w:lineRule="auto"/>
+              <w:ind w:left="0" w:firstLine="0"/>
+              <w:rPr/>
+            </w:pPr>
+            <w:r>
+              <w:rPr>
+                <w:b w:val="0"/>
+                <w:bCs w:val="0"/>
+                <w:i w:val="0"/>
+                <w:iCs w:val="0"/>
+                <w:sz w:val="19"/>
+                <w:szCs w:val="19"/>
+                <w:rtl w:val="0"/>
+              </w:rPr>
+              <w:t xml:space="preserve">Yes</w:t>
+            </w:r>
+            <w:r>
+              <w:rPr>
+                <w:rtl w:val="0"/>
+              </w:rPr>
+            </w:r>
+          </w:p>
+        </w:tc>
+        <w:tc>
+          <w:tcPr>
+            <w:vAlign w:val="center"/>
+          </w:tcPr>
+          <w:p>
+            <w:pPr>
+              <w:spacing w:after="40" w:before="0" w:line="240" w:lineRule="auto"/>
+              <w:ind w:left="0" w:firstLine="0"/>
+              <w:rPr/>
+            </w:pPr>
+            <w:r>
+              <w:rPr>
+                <w:b w:val="0"/>
+                <w:bCs w:val="0"/>
+                <w:i w:val="0"/>
+                <w:iCs w:val="0"/>
+                <w:sz w:val="19"/>
+                <w:szCs w:val="19"/>
+                <w:rtl w:val="0"/>
+              </w:rPr>
+              <w:t xml:space="preserve">Yes</w:t>
+            </w:r>
+            <w:r>
+              <w:rPr>
+                <w:rtl w:val="0"/>
+              </w:rPr>
+            </w:r>
+          </w:p>
+        </w:tc>
+        <w:tc>
+          <w:tcPr>
+            <w:vAlign w:val="center"/>
+          </w:tcPr>
+          <w:p>
+            <w:pPr>
+              <w:spacing w:after="40" w:before="0" w:line="240" w:lineRule="auto"/>
+              <w:ind w:left="0" w:firstLine="0"/>
+              <w:rPr/>
+            </w:pPr>
+            <w:r>
+              <w:rPr>
+                <w:b w:val="0"/>
+                <w:bCs w:val="0"/>
+                <w:i w:val="0"/>
+                <w:iCs w:val="0"/>
+                <w:sz w:val="19"/>
+                <w:szCs w:val="19"/>
+                <w:rtl w:val="0"/>
+              </w:rPr>
+              <w:t xml:space="preserve">0–100; default 80</w:t>
+            </w:r>
+            <w:r>
+              <w:rPr>
+                <w:rtl w:val="0"/>
+              </w:rPr>
+            </w:r>
+          </w:p>
+        </w:tc>
+      </w:tr>
+      <w:tr>
+        <w:trPr>
+          <w:cantSplit w:val="1"/>
+          <w:tblHeader w:val="0"/>
+        </w:trPr>
+        <w:tc>
+          <w:tcPr>
+            <w:vAlign w:val="center"/>
+          </w:tcPr>
+          <w:p>
+            <w:pPr>
+              <w:spacing w:after="40" w:before="0" w:line="240" w:lineRule="auto"/>
+              <w:ind w:left="0" w:firstLine="0"/>
+              <w:rPr/>
+            </w:pPr>
+            <w:r>
+              <w:rPr>
+                <w:b w:val="0"/>
+                <w:bCs w:val="0"/>
+                <w:i w:val="0"/>
+                <w:iCs w:val="0"/>
+                <w:sz w:val="19"/>
+                <w:szCs w:val="19"/>
+                <w:rtl w:val="0"/>
+              </w:rPr>
+              <w:t xml:space="preserve">Application form</w:t>
+            </w:r>
+            <w:r>
+              <w:rPr>
+                <w:rtl w:val="0"/>
+              </w:rPr>
+            </w:r>
+          </w:p>
+        </w:tc>
+        <w:tc>
+          <w:tcPr>
+            <w:vAlign w:val="center"/>
+          </w:tcPr>
+          <w:p>
+            <w:pPr>
+              <w:bidi w:val="1"/>
+              <w:spacing w:after="40" w:before="0" w:line="240" w:lineRule="auto"/>
+              <w:ind w:left="0" w:firstLine="0"/>
+              <w:rPr/>
+            </w:pPr>
+            <w:r>
+              <w:rPr>
+                <w:rFonts w:ascii="Arial" w:cs="Arial" w:eastAsia="Arial" w:hAnsi="Arial"/>
+                <w:b w:val="0"/>
+                <w:bCs w:val="0"/>
+                <w:i w:val="0"/>
+                <w:iCs w:val="0"/>
+                <w:sz w:val="19"/>
+                <w:szCs w:val="19"/>
+                <w:rtl w:val="1"/>
+              </w:rPr>
+              <w:t xml:space="preserve">النموذج</w:t>
+            </w:r>
+            <w:r>
+              <w:rPr>
+                <w:rFonts w:ascii="Arial" w:cs="Arial" w:eastAsia="Arial" w:hAnsi="Arial"/>
+                <w:b w:val="0"/>
+                <w:bCs w:val="0"/>
+                <w:i w:val="0"/>
+                <w:iCs w:val="0"/>
+                <w:sz w:val="19"/>
+                <w:szCs w:val="19"/>
+                <w:rtl w:val="1"/>
+              </w:rPr>
+              <w:t xml:space="preserve"> </w:t>
+            </w:r>
+            <w:r>
+              <w:rPr>
+                <w:rFonts w:ascii="Arial" w:cs="Arial" w:eastAsia="Arial" w:hAnsi="Arial"/>
+                <w:b w:val="0"/>
+                <w:bCs w:val="0"/>
+                <w:i w:val="0"/>
+                <w:iCs w:val="0"/>
+                <w:sz w:val="19"/>
+                <w:szCs w:val="19"/>
+                <w:rtl w:val="1"/>
+              </w:rPr>
+              <w:t xml:space="preserve">المستخدم</w:t>
+            </w:r>
+            <w:r>
+              <w:rPr>
+                <w:rFonts w:ascii="Arial" w:cs="Arial" w:eastAsia="Arial" w:hAnsi="Arial"/>
+                <w:b w:val="0"/>
+                <w:bCs w:val="0"/>
+                <w:i w:val="0"/>
+                <w:iCs w:val="0"/>
+                <w:sz w:val="19"/>
+                <w:szCs w:val="19"/>
+                <w:rtl w:val="1"/>
+              </w:rPr>
+              <w:t xml:space="preserve"> </w:t>
+            </w:r>
+            <w:r>
+              <w:rPr>
+                <w:rFonts w:ascii="Arial" w:cs="Arial" w:eastAsia="Arial" w:hAnsi="Arial"/>
+                <w:b w:val="0"/>
+                <w:bCs w:val="0"/>
+                <w:i w:val="0"/>
+                <w:iCs w:val="0"/>
+                <w:sz w:val="19"/>
+                <w:szCs w:val="19"/>
+                <w:rtl w:val="1"/>
+              </w:rPr>
+              <w:t xml:space="preserve">في</w:t>
+            </w:r>
+            <w:r>
+              <w:rPr>
+                <w:rFonts w:ascii="Arial" w:cs="Arial" w:eastAsia="Arial" w:hAnsi="Arial"/>
+                <w:b w:val="0"/>
+                <w:bCs w:val="0"/>
+                <w:i w:val="0"/>
+                <w:iCs w:val="0"/>
+                <w:sz w:val="19"/>
+                <w:szCs w:val="19"/>
+                <w:rtl w:val="1"/>
+              </w:rPr>
+              <w:t xml:space="preserve"> </w:t>
+            </w:r>
+            <w:r>
+              <w:rPr>
+                <w:rFonts w:ascii="Arial" w:cs="Arial" w:eastAsia="Arial" w:hAnsi="Arial"/>
+                <w:b w:val="0"/>
+                <w:bCs w:val="0"/>
+                <w:i w:val="0"/>
+                <w:iCs w:val="0"/>
+                <w:sz w:val="19"/>
+                <w:szCs w:val="19"/>
+                <w:rtl w:val="1"/>
+              </w:rPr>
+              <w:t xml:space="preserve">هذه</w:t>
+            </w:r>
+            <w:r>
+              <w:rPr>
+                <w:rFonts w:ascii="Arial" w:cs="Arial" w:eastAsia="Arial" w:hAnsi="Arial"/>
+                <w:b w:val="0"/>
+                <w:bCs w:val="0"/>
+                <w:i w:val="0"/>
+                <w:iCs w:val="0"/>
+                <w:sz w:val="19"/>
+                <w:szCs w:val="19"/>
+                <w:rtl w:val="1"/>
+              </w:rPr>
+              <w:t xml:space="preserve"> </w:t>
+            </w:r>
+            <w:r>
+              <w:rPr>
+                <w:rFonts w:ascii="Arial" w:cs="Arial" w:eastAsia="Arial" w:hAnsi="Arial"/>
+                <w:b w:val="0"/>
+                <w:bCs w:val="0"/>
+                <w:i w:val="0"/>
+                <w:iCs w:val="0"/>
+                <w:sz w:val="19"/>
+                <w:szCs w:val="19"/>
+                <w:rtl w:val="1"/>
+              </w:rPr>
+              <w:t xml:space="preserve">الفرصة</w:t>
+            </w:r>
+            <w:r>
+              <w:rPr>
+                <w:rtl w:val="0"/>
+              </w:rPr>
+            </w:r>
+          </w:p>
+        </w:tc>
+        <w:tc>
+          <w:tcPr>
+            <w:vAlign w:val="center"/>
+          </w:tcPr>
+          <w:p>
+            <w:pPr>
+              <w:spacing w:after="40" w:before="0" w:line="240" w:lineRule="auto"/>
+              <w:ind w:left="0" w:firstLine="0"/>
+              <w:rPr/>
+            </w:pPr>
+            <w:r>
+              <w:rPr>
+                <w:b w:val="0"/>
+                <w:bCs w:val="0"/>
+                <w:i w:val="0"/>
+                <w:iCs w:val="0"/>
+                <w:sz w:val="19"/>
+                <w:szCs w:val="19"/>
+                <w:rtl w:val="0"/>
+              </w:rPr>
+              <w:t xml:space="preserve">List</w:t>
+            </w:r>
+            <w:r>
+              <w:rPr>
+                <w:rtl w:val="0"/>
+              </w:rPr>
+            </w:r>
+          </w:p>
+        </w:tc>
+        <w:tc>
+          <w:tcPr>
+            <w:vAlign w:val="center"/>
+          </w:tcPr>
+          <w:p>
+            <w:pPr>
+              <w:spacing w:after="40" w:before="0" w:line="240" w:lineRule="auto"/>
+              <w:ind w:left="0" w:firstLine="0"/>
+              <w:rPr/>
+            </w:pPr>
+            <w:r>
+              <w:rPr>
+                <w:b w:val="0"/>
+                <w:bCs w:val="0"/>
+                <w:i w:val="0"/>
+                <w:iCs w:val="0"/>
+                <w:sz w:val="19"/>
+                <w:szCs w:val="19"/>
+                <w:rtl w:val="0"/>
+              </w:rPr>
+              <w:t xml:space="preserve">Yes</w:t>
+            </w:r>
+            <w:r>
+              <w:rPr>
+                <w:rtl w:val="0"/>
+              </w:rPr>
+            </w:r>
+          </w:p>
+        </w:tc>
+        <w:tc>
+          <w:tcPr>
+            <w:vAlign w:val="center"/>
+          </w:tcPr>
+          <w:p>
+            <w:pPr>
+              <w:spacing w:after="40" w:before="0" w:line="240" w:lineRule="auto"/>
+              <w:ind w:left="0" w:firstLine="0"/>
+              <w:rPr/>
+            </w:pPr>
+            <w:r>
+              <w:rPr>
+                <w:b w:val="0"/>
+                <w:bCs w:val="0"/>
+                <w:i w:val="0"/>
+                <w:iCs w:val="0"/>
+                <w:sz w:val="19"/>
+                <w:szCs w:val="19"/>
+                <w:rtl w:val="0"/>
+              </w:rPr>
+              <w:t xml:space="preserve">No</w:t>
+            </w:r>
+            <w:r>
+              <w:rPr>
+                <w:rtl w:val="0"/>
+              </w:rPr>
+            </w:r>
+          </w:p>
+        </w:tc>
+        <w:tc>
+          <w:tcPr>
+            <w:vAlign w:val="center"/>
+          </w:tcPr>
+          <w:p>
+            <w:pPr>
+              <w:spacing w:after="40" w:before="0" w:line="240" w:lineRule="auto"/>
+              <w:ind w:left="0" w:firstLine="0"/>
+              <w:rPr/>
+            </w:pPr>
+            <w:r>
+              <w:rPr>
+                <w:b w:val="0"/>
+                <w:bCs w:val="0"/>
+                <w:i w:val="0"/>
+                <w:iCs w:val="0"/>
+                <w:sz w:val="19"/>
+                <w:szCs w:val="19"/>
+                <w:rtl w:val="0"/>
+              </w:rPr>
+              <w:t xml:space="preserve">From</w:t>
+            </w:r>
+            <w:r>
+              <w:rPr>
+                <w:b w:val="0"/>
+                <w:bCs w:val="0"/>
+                <w:i w:val="0"/>
+                <w:iCs w:val="0"/>
+                <w:sz w:val="19"/>
+                <w:szCs w:val="19"/>
+                <w:rtl w:val="0"/>
+              </w:rPr>
+              <w:t xml:space="preserve"> </w:t>
+            </w:r>
+            <w:r>
+              <w:rPr>
+                <w:b w:val="0"/>
+                <w:bCs w:val="0"/>
+                <w:i w:val="0"/>
+                <w:iCs w:val="0"/>
+                <w:sz w:val="19"/>
+                <w:szCs w:val="19"/>
+                <w:rtl w:val="0"/>
+              </w:rPr>
+              <w:t xml:space="preserve">the</w:t>
+            </w:r>
+            <w:r>
+              <w:rPr>
+                <w:b w:val="0"/>
+                <w:bCs w:val="0"/>
+                <w:i w:val="0"/>
+                <w:iCs w:val="0"/>
+                <w:sz w:val="19"/>
+                <w:szCs w:val="19"/>
+                <w:rtl w:val="0"/>
+              </w:rPr>
+              <w:t xml:space="preserve"> </w:t>
+            </w:r>
+            <w:r>
+              <w:rPr>
+                <w:b w:val="0"/>
+                <w:bCs w:val="0"/>
+                <w:i w:val="0"/>
+                <w:iCs w:val="0"/>
+                <w:sz w:val="19"/>
+                <w:szCs w:val="19"/>
+                <w:rtl w:val="0"/>
+              </w:rPr>
+              <w:t xml:space="preserve">form</w:t>
+            </w:r>
+            <w:r>
+              <w:rPr>
+                <w:b w:val="0"/>
+                <w:bCs w:val="0"/>
+                <w:i w:val="0"/>
+                <w:iCs w:val="0"/>
+                <w:sz w:val="19"/>
+                <w:szCs w:val="19"/>
+                <w:rtl w:val="0"/>
+              </w:rPr>
+              <w:t xml:space="preserve"> </w:t>
+            </w:r>
+            <w:r>
+              <w:rPr>
+                <w:b w:val="0"/>
+                <w:bCs w:val="0"/>
+                <w:i w:val="0"/>
+                <w:iCs w:val="0"/>
+                <w:sz w:val="19"/>
+                <w:szCs w:val="19"/>
+                <w:rtl w:val="0"/>
+              </w:rPr>
+              <w:t xml:space="preserve">library</w:t>
+            </w:r>
+            <w:r>
+              <w:rPr>
+                <w:b w:val="0"/>
+                <w:bCs w:val="0"/>
+                <w:i w:val="0"/>
+                <w:iCs w:val="0"/>
+                <w:sz w:val="19"/>
+                <w:szCs w:val="19"/>
+                <w:rtl w:val="0"/>
+              </w:rPr>
+              <w:t xml:space="preserve"> </w:t>
+            </w:r>
+            <w:r>
+              <w:rPr>
+                <w:b w:val="0"/>
+                <w:bCs w:val="0"/>
+                <w:i w:val="0"/>
+                <w:iCs w:val="0"/>
+                <w:sz w:val="19"/>
+                <w:szCs w:val="19"/>
+                <w:rtl w:val="0"/>
+              </w:rPr>
+              <w:t xml:space="preserve">or</w:t>
+            </w:r>
+            <w:r>
+              <w:rPr>
+                <w:b w:val="0"/>
+                <w:bCs w:val="0"/>
+                <w:i w:val="0"/>
+                <w:iCs w:val="0"/>
+                <w:sz w:val="19"/>
+                <w:szCs w:val="19"/>
+                <w:rtl w:val="0"/>
+              </w:rPr>
+              <w:t xml:space="preserve"> «</w:t>
+            </w:r>
+            <w:r>
+              <w:rPr>
+                <w:b w:val="0"/>
+                <w:bCs w:val="0"/>
+                <w:i w:val="0"/>
+                <w:iCs w:val="0"/>
+                <w:sz w:val="19"/>
+                <w:szCs w:val="19"/>
+                <w:rtl w:val="1"/>
+              </w:rPr>
+              <w:t xml:space="preserve">بدون</w:t>
+            </w:r>
+            <w:r>
+              <w:rPr>
+                <w:b w:val="0"/>
+                <w:bCs w:val="0"/>
+                <w:i w:val="0"/>
+                <w:iCs w:val="0"/>
+                <w:sz w:val="19"/>
+                <w:szCs w:val="19"/>
+                <w:rtl w:val="1"/>
+              </w:rPr>
+              <w:t xml:space="preserve"> </w:t>
+            </w:r>
+            <w:r>
+              <w:rPr>
+                <w:b w:val="0"/>
+                <w:bCs w:val="0"/>
+                <w:i w:val="0"/>
+                <w:iCs w:val="0"/>
+                <w:sz w:val="19"/>
+                <w:szCs w:val="19"/>
+                <w:rtl w:val="1"/>
+              </w:rPr>
+              <w:t xml:space="preserve">نموذج</w:t>
+            </w:r>
+            <w:r>
+              <w:rPr>
+                <w:b w:val="0"/>
+                <w:bCs w:val="0"/>
+                <w:i w:val="0"/>
+                <w:iCs w:val="0"/>
+                <w:sz w:val="19"/>
+                <w:szCs w:val="19"/>
+                <w:rtl w:val="1"/>
+              </w:rPr>
+              <w:t xml:space="preserve"> </w:t>
+            </w:r>
+            <w:r>
+              <w:rPr>
+                <w:b w:val="0"/>
+                <w:bCs w:val="0"/>
+                <w:i w:val="0"/>
+                <w:iCs w:val="0"/>
+                <w:sz w:val="19"/>
+                <w:szCs w:val="19"/>
+                <w:rtl w:val="1"/>
+              </w:rPr>
+              <w:t xml:space="preserve">إضافي</w:t>
+            </w:r>
+            <w:r>
+              <w:rPr>
+                <w:b w:val="0"/>
+                <w:bCs w:val="0"/>
+                <w:i w:val="0"/>
+                <w:iCs w:val="0"/>
+                <w:sz w:val="19"/>
+                <w:szCs w:val="19"/>
+                <w:rtl w:val="0"/>
+              </w:rPr>
+              <w:t xml:space="preserve">»</w:t>
+            </w:r>
+            <w:r>
+              <w:rPr>
+                <w:rtl w:val="0"/>
+              </w:rPr>
+            </w:r>
+          </w:p>
+        </w:tc>
+      </w:tr>
+      <w:tr>
+        <w:trPr>
+          <w:cantSplit w:val="1"/>
+          <w:tblHeader w:val="0"/>
+        </w:trPr>
+        <w:tc>
+          <w:tcPr>
+            <w:vAlign w:val="center"/>
+          </w:tcPr>
+          <w:p>
+            <w:pPr>
+              <w:spacing w:after="40" w:before="0" w:line="240" w:lineRule="auto"/>
+              <w:ind w:left="0" w:firstLine="0"/>
+              <w:rPr/>
+            </w:pPr>
+            <w:r>
+              <w:rPr>
+                <w:b w:val="0"/>
+                <w:bCs w:val="0"/>
+                <w:i w:val="0"/>
+                <w:iCs w:val="0"/>
+                <w:sz w:val="19"/>
+                <w:szCs w:val="19"/>
+                <w:rtl w:val="0"/>
+              </w:rPr>
+              <w:t xml:space="preserve">Contract with partner</w:t>
+            </w:r>
+            <w:r>
+              <w:rPr>
+                <w:rtl w:val="0"/>
+              </w:rPr>
+            </w:r>
+          </w:p>
+        </w:tc>
+        <w:tc>
+          <w:tcPr>
+            <w:vAlign w:val="center"/>
+          </w:tcPr>
+          <w:p>
+            <w:pPr>
+              <w:bidi w:val="1"/>
+              <w:spacing w:after="40" w:before="0" w:line="240" w:lineRule="auto"/>
+              <w:ind w:left="0" w:firstLine="0"/>
+              <w:rPr/>
+            </w:pPr>
+            <w:r>
+              <w:rPr>
+                <w:rFonts w:ascii="Arial" w:cs="Arial" w:eastAsia="Arial" w:hAnsi="Arial"/>
+                <w:b w:val="0"/>
+                <w:bCs w:val="0"/>
+                <w:i w:val="0"/>
+                <w:iCs w:val="0"/>
+                <w:sz w:val="19"/>
+                <w:szCs w:val="19"/>
+                <w:rtl w:val="1"/>
+              </w:rPr>
+              <w:t xml:space="preserve">يوجد</w:t>
+            </w:r>
+            <w:r>
+              <w:rPr>
+                <w:rFonts w:ascii="Arial" w:cs="Arial" w:eastAsia="Arial" w:hAnsi="Arial"/>
+                <w:b w:val="0"/>
+                <w:bCs w:val="0"/>
+                <w:i w:val="0"/>
+                <w:iCs w:val="0"/>
+                <w:sz w:val="19"/>
+                <w:szCs w:val="19"/>
+                <w:rtl w:val="1"/>
+              </w:rPr>
+              <w:t xml:space="preserve"> </w:t>
+            </w:r>
+            <w:r>
+              <w:rPr>
+                <w:rFonts w:ascii="Arial" w:cs="Arial" w:eastAsia="Arial" w:hAnsi="Arial"/>
+                <w:b w:val="0"/>
+                <w:bCs w:val="0"/>
+                <w:i w:val="0"/>
+                <w:iCs w:val="0"/>
+                <w:sz w:val="19"/>
+                <w:szCs w:val="19"/>
+                <w:rtl w:val="1"/>
+              </w:rPr>
+              <w:t xml:space="preserve">عقد</w:t>
+            </w:r>
+            <w:r>
+              <w:rPr>
+                <w:rFonts w:ascii="Arial" w:cs="Arial" w:eastAsia="Arial" w:hAnsi="Arial"/>
+                <w:b w:val="0"/>
+                <w:bCs w:val="0"/>
+                <w:i w:val="0"/>
+                <w:iCs w:val="0"/>
+                <w:sz w:val="19"/>
+                <w:szCs w:val="19"/>
+                <w:rtl w:val="1"/>
+              </w:rPr>
+              <w:t xml:space="preserve"> </w:t>
+            </w:r>
+            <w:r>
+              <w:rPr>
+                <w:rFonts w:ascii="Arial" w:cs="Arial" w:eastAsia="Arial" w:hAnsi="Arial"/>
+                <w:b w:val="0"/>
+                <w:bCs w:val="0"/>
+                <w:i w:val="0"/>
+                <w:iCs w:val="0"/>
+                <w:sz w:val="19"/>
+                <w:szCs w:val="19"/>
+                <w:rtl w:val="1"/>
+              </w:rPr>
+              <w:t xml:space="preserve">مع</w:t>
+            </w:r>
+            <w:r>
+              <w:rPr>
+                <w:rFonts w:ascii="Arial" w:cs="Arial" w:eastAsia="Arial" w:hAnsi="Arial"/>
+                <w:b w:val="0"/>
+                <w:bCs w:val="0"/>
+                <w:i w:val="0"/>
+                <w:iCs w:val="0"/>
+                <w:sz w:val="19"/>
+                <w:szCs w:val="19"/>
+                <w:rtl w:val="1"/>
+              </w:rPr>
+              <w:t xml:space="preserve"> </w:t>
+            </w:r>
+            <w:r>
+              <w:rPr>
+                <w:rFonts w:ascii="Arial" w:cs="Arial" w:eastAsia="Arial" w:hAnsi="Arial"/>
+                <w:b w:val="0"/>
+                <w:bCs w:val="0"/>
+                <w:i w:val="0"/>
+                <w:iCs w:val="0"/>
+                <w:sz w:val="19"/>
+                <w:szCs w:val="19"/>
+                <w:rtl w:val="1"/>
+              </w:rPr>
+              <w:t xml:space="preserve">الجهة</w:t>
+            </w:r>
+            <w:r>
+              <w:rPr>
+                <w:rFonts w:ascii="Arial" w:cs="Arial" w:eastAsia="Arial" w:hAnsi="Arial"/>
+                <w:b w:val="0"/>
+                <w:bCs w:val="0"/>
+                <w:i w:val="0"/>
+                <w:iCs w:val="0"/>
+                <w:sz w:val="19"/>
+                <w:szCs w:val="19"/>
+                <w:rtl w:val="1"/>
+              </w:rPr>
+              <w:t xml:space="preserve"> </w:t>
+            </w:r>
+            <w:r>
+              <w:rPr>
+                <w:rFonts w:ascii="Arial" w:cs="Arial" w:eastAsia="Arial" w:hAnsi="Arial"/>
+                <w:b w:val="0"/>
+                <w:bCs w:val="0"/>
+                <w:i w:val="0"/>
+                <w:iCs w:val="0"/>
+                <w:sz w:val="19"/>
+                <w:szCs w:val="19"/>
+                <w:rtl w:val="1"/>
+              </w:rPr>
+              <w:t xml:space="preserve">الشريكة</w:t>
+            </w:r>
+            <w:r>
+              <w:rPr>
+                <w:rtl w:val="0"/>
+              </w:rPr>
+            </w:r>
+          </w:p>
+        </w:tc>
+        <w:tc>
+          <w:tcPr>
+            <w:vAlign w:val="center"/>
+          </w:tcPr>
+          <w:p>
+            <w:pPr>
+              <w:spacing w:after="40" w:before="0" w:line="240" w:lineRule="auto"/>
+              <w:ind w:left="0" w:firstLine="0"/>
+              <w:rPr/>
+            </w:pPr>
+            <w:r>
+              <w:rPr>
+                <w:b w:val="0"/>
+                <w:bCs w:val="0"/>
+                <w:i w:val="0"/>
+                <w:iCs w:val="0"/>
+                <w:sz w:val="19"/>
+                <w:szCs w:val="19"/>
+                <w:rtl w:val="0"/>
+              </w:rPr>
+              <w:t xml:space="preserve">Yes/No</w:t>
+            </w:r>
+            <w:r>
+              <w:rPr>
+                <w:rtl w:val="0"/>
+              </w:rPr>
+            </w:r>
+          </w:p>
+        </w:tc>
+        <w:tc>
+          <w:tcPr>
+            <w:vAlign w:val="center"/>
+          </w:tcPr>
+          <w:p>
+            <w:pPr>
+              <w:spacing w:after="40" w:before="0" w:line="240" w:lineRule="auto"/>
+              <w:ind w:left="0" w:firstLine="0"/>
+              <w:rPr/>
+            </w:pPr>
+            <w:r>
+              <w:rPr>
+                <w:b w:val="0"/>
+                <w:bCs w:val="0"/>
+                <w:i w:val="0"/>
+                <w:iCs w:val="0"/>
+                <w:sz w:val="19"/>
+                <w:szCs w:val="19"/>
+                <w:rtl w:val="0"/>
+              </w:rPr>
+              <w:t xml:space="preserve">Yes</w:t>
+            </w:r>
+            <w:r>
+              <w:rPr>
+                <w:rtl w:val="0"/>
+              </w:rPr>
+            </w:r>
+          </w:p>
+        </w:tc>
+        <w:tc>
+          <w:tcPr>
+            <w:vAlign w:val="center"/>
+          </w:tcPr>
+          <w:p>
+            <w:pPr>
+              <w:spacing w:after="40" w:before="0" w:line="240" w:lineRule="auto"/>
+              <w:ind w:left="0" w:firstLine="0"/>
+              <w:rPr/>
+            </w:pPr>
+            <w:r>
+              <w:rPr>
+                <w:b w:val="0"/>
+                <w:bCs w:val="0"/>
+                <w:i w:val="0"/>
+                <w:iCs w:val="0"/>
+                <w:sz w:val="19"/>
+                <w:szCs w:val="19"/>
+                <w:rtl w:val="0"/>
+              </w:rPr>
+              <w:t xml:space="preserve">Yes</w:t>
+            </w:r>
+            <w:r>
+              <w:rPr>
+                <w:rtl w:val="0"/>
+              </w:rPr>
+            </w:r>
+          </w:p>
+        </w:tc>
+        <w:tc>
+          <w:tcPr>
+            <w:vAlign w:val="center"/>
+          </w:tcPr>
+          <w:p>
+            <w:pPr>
+              <w:spacing w:after="40" w:before="0" w:line="240" w:lineRule="auto"/>
+              <w:ind w:left="0" w:firstLine="0"/>
+              <w:rPr/>
+            </w:pPr>
+            <w:r>
+              <w:rPr>
+                <w:b w:val="0"/>
+                <w:bCs w:val="0"/>
+                <w:i w:val="0"/>
+                <w:iCs w:val="0"/>
+                <w:sz w:val="19"/>
+                <w:szCs w:val="19"/>
+                <w:rtl w:val="0"/>
+              </w:rPr>
+              <w:t xml:space="preserve">Default Yes; hidden for product grants</w:t>
+            </w:r>
+            <w:r>
+              <w:rPr>
+                <w:rtl w:val="0"/>
+              </w:rPr>
+            </w:r>
+          </w:p>
+        </w:tc>
+      </w:tr>
+      <w:tr>
+        <w:trPr>
+          <w:cantSplit w:val="1"/>
+          <w:tblHeader w:val="0"/>
+        </w:trPr>
+        <w:tc>
+          <w:tcPr>
+            <w:vAlign w:val="center"/>
+          </w:tcPr>
+          <w:p>
+            <w:pPr>
+              <w:spacing w:after="40" w:before="0" w:line="240" w:lineRule="auto"/>
+              <w:ind w:left="0" w:firstLine="0"/>
+              <w:rPr/>
+            </w:pPr>
+            <w:r>
+              <w:rPr>
+                <w:b w:val="0"/>
+                <w:bCs w:val="0"/>
+                <w:i w:val="0"/>
+                <w:iCs w:val="0"/>
+                <w:sz w:val="19"/>
+                <w:szCs w:val="19"/>
+                <w:rtl w:val="0"/>
+              </w:rPr>
+              <w:t xml:space="preserve">Default project manager</w:t>
+            </w:r>
+            <w:r>
+              <w:rPr>
+                <w:rtl w:val="0"/>
+              </w:rPr>
+            </w:r>
+          </w:p>
+        </w:tc>
+        <w:tc>
+          <w:tcPr>
+            <w:vAlign w:val="center"/>
+          </w:tcPr>
+          <w:p>
+            <w:pPr>
+              <w:bidi w:val="1"/>
+              <w:spacing w:after="40" w:before="0" w:line="240" w:lineRule="auto"/>
+              <w:ind w:left="0" w:firstLine="0"/>
+              <w:rPr/>
+            </w:pPr>
+            <w:r>
+              <w:rPr>
+                <w:rFonts w:ascii="Arial" w:cs="Arial" w:eastAsia="Arial" w:hAnsi="Arial"/>
+                <w:b w:val="0"/>
+                <w:bCs w:val="0"/>
+                <w:i w:val="0"/>
+                <w:iCs w:val="0"/>
+                <w:sz w:val="19"/>
+                <w:szCs w:val="19"/>
+                <w:rtl w:val="1"/>
+              </w:rPr>
+              <w:t xml:space="preserve">مدير</w:t>
+            </w:r>
+            <w:r>
+              <w:rPr>
+                <w:rFonts w:ascii="Arial" w:cs="Arial" w:eastAsia="Arial" w:hAnsi="Arial"/>
+                <w:b w:val="0"/>
+                <w:bCs w:val="0"/>
+                <w:i w:val="0"/>
+                <w:iCs w:val="0"/>
+                <w:sz w:val="19"/>
+                <w:szCs w:val="19"/>
+                <w:rtl w:val="1"/>
+              </w:rPr>
+              <w:t xml:space="preserve"> </w:t>
+            </w:r>
+            <w:r>
+              <w:rPr>
+                <w:rFonts w:ascii="Arial" w:cs="Arial" w:eastAsia="Arial" w:hAnsi="Arial"/>
+                <w:b w:val="0"/>
+                <w:bCs w:val="0"/>
+                <w:i w:val="0"/>
+                <w:iCs w:val="0"/>
+                <w:sz w:val="19"/>
+                <w:szCs w:val="19"/>
+                <w:rtl w:val="1"/>
+              </w:rPr>
+              <w:t xml:space="preserve">المشروع</w:t>
+            </w:r>
+            <w:r>
+              <w:rPr>
+                <w:rFonts w:ascii="Arial" w:cs="Arial" w:eastAsia="Arial" w:hAnsi="Arial"/>
+                <w:b w:val="0"/>
+                <w:bCs w:val="0"/>
+                <w:i w:val="0"/>
+                <w:iCs w:val="0"/>
+                <w:sz w:val="19"/>
+                <w:szCs w:val="19"/>
+                <w:rtl w:val="1"/>
+              </w:rPr>
+              <w:t xml:space="preserve"> </w:t>
+            </w:r>
+            <w:r>
+              <w:rPr>
+                <w:rFonts w:ascii="Arial" w:cs="Arial" w:eastAsia="Arial" w:hAnsi="Arial"/>
+                <w:b w:val="0"/>
+                <w:bCs w:val="0"/>
+                <w:i w:val="0"/>
+                <w:iCs w:val="0"/>
+                <w:sz w:val="19"/>
+                <w:szCs w:val="19"/>
+                <w:rtl w:val="1"/>
+              </w:rPr>
+              <w:t xml:space="preserve">الافتراضي</w:t>
+            </w:r>
+            <w:r>
+              <w:rPr>
+                <w:rtl w:val="0"/>
+              </w:rPr>
+            </w:r>
+          </w:p>
+        </w:tc>
+        <w:tc>
+          <w:tcPr>
+            <w:vAlign w:val="center"/>
+          </w:tcPr>
+          <w:p>
+            <w:pPr>
+              <w:spacing w:after="40" w:before="0" w:line="240" w:lineRule="auto"/>
+              <w:ind w:left="0" w:firstLine="0"/>
+              <w:rPr/>
+            </w:pPr>
+            <w:r>
+              <w:rPr>
+                <w:b w:val="0"/>
+                <w:bCs w:val="0"/>
+                <w:i w:val="0"/>
+                <w:iCs w:val="0"/>
+                <w:sz w:val="19"/>
+                <w:szCs w:val="19"/>
+                <w:rtl w:val="0"/>
+              </w:rPr>
+              <w:t xml:space="preserve">List</w:t>
+            </w:r>
+            <w:r>
+              <w:rPr>
+                <w:rtl w:val="0"/>
+              </w:rPr>
+            </w:r>
+          </w:p>
+        </w:tc>
+        <w:tc>
+          <w:tcPr>
+            <w:vAlign w:val="center"/>
+          </w:tcPr>
+          <w:p>
+            <w:pPr>
+              <w:spacing w:after="40" w:before="0" w:line="240" w:lineRule="auto"/>
+              <w:ind w:left="0" w:firstLine="0"/>
+              <w:rPr/>
+            </w:pPr>
+            <w:r>
+              <w:rPr>
+                <w:b w:val="0"/>
+                <w:bCs w:val="0"/>
+                <w:i w:val="0"/>
+                <w:iCs w:val="0"/>
+                <w:sz w:val="19"/>
+                <w:szCs w:val="19"/>
+                <w:rtl w:val="0"/>
+              </w:rPr>
+              <w:t xml:space="preserve">Yes</w:t>
+            </w:r>
+            <w:r>
+              <w:rPr>
+                <w:rtl w:val="0"/>
+              </w:rPr>
+            </w:r>
+          </w:p>
+        </w:tc>
+        <w:tc>
+          <w:tcPr>
+            <w:vAlign w:val="center"/>
+          </w:tcPr>
+          <w:p>
+            <w:pPr>
+              <w:spacing w:after="40" w:before="0" w:line="240" w:lineRule="auto"/>
+              <w:ind w:left="0" w:firstLine="0"/>
+              <w:rPr/>
+            </w:pPr>
+            <w:r>
+              <w:rPr>
+                <w:b w:val="0"/>
+                <w:bCs w:val="0"/>
+                <w:i w:val="0"/>
+                <w:iCs w:val="0"/>
+                <w:sz w:val="19"/>
+                <w:szCs w:val="19"/>
+                <w:rtl w:val="0"/>
+              </w:rPr>
+              <w:t xml:space="preserve">No</w:t>
+            </w:r>
+            <w:r>
+              <w:rPr>
+                <w:rtl w:val="0"/>
+              </w:rPr>
+            </w:r>
+          </w:p>
+        </w:tc>
+        <w:tc>
+          <w:tcPr>
+            <w:vAlign w:val="center"/>
+          </w:tcPr>
+          <w:p>
+            <w:pPr>
+              <w:spacing w:after="40" w:before="0" w:line="240" w:lineRule="auto"/>
+              <w:ind w:left="0" w:firstLine="0"/>
+              <w:rPr/>
+            </w:pPr>
+            <w:r>
+              <w:rPr>
+                <w:rtl w:val="0"/>
+              </w:rPr>
+            </w:r>
+          </w:p>
+        </w:tc>
+      </w:tr>
+      <w:tr>
+        <w:trPr>
+          <w:cantSplit w:val="1"/>
+          <w:tblHeader w:val="0"/>
+        </w:trPr>
+        <w:tc>
+          <w:tcPr>
+            <w:vAlign w:val="center"/>
+          </w:tcPr>
+          <w:p>
+            <w:pPr>
+              <w:spacing w:after="40" w:before="0" w:line="240" w:lineRule="auto"/>
+              <w:ind w:left="0" w:firstLine="0"/>
+              <w:rPr/>
+            </w:pPr>
+            <w:r>
+              <w:rPr>
+                <w:b w:val="0"/>
+                <w:bCs w:val="0"/>
+                <w:i w:val="0"/>
+                <w:iCs w:val="0"/>
+                <w:sz w:val="19"/>
+                <w:szCs w:val="19"/>
+                <w:rtl w:val="0"/>
+              </w:rPr>
+              <w:t xml:space="preserve">Contract officer</w:t>
+            </w:r>
+            <w:r>
+              <w:rPr>
+                <w:rtl w:val="0"/>
+              </w:rPr>
+            </w:r>
+          </w:p>
+        </w:tc>
+        <w:tc>
+          <w:tcPr>
+            <w:vAlign w:val="center"/>
+          </w:tcPr>
+          <w:p>
+            <w:pPr>
+              <w:bidi w:val="1"/>
+              <w:spacing w:after="40" w:before="0" w:line="240" w:lineRule="auto"/>
+              <w:ind w:left="0" w:firstLine="0"/>
+              <w:rPr/>
+            </w:pPr>
+            <w:r>
+              <w:rPr>
+                <w:rFonts w:ascii="Arial" w:cs="Arial" w:eastAsia="Arial" w:hAnsi="Arial"/>
+                <w:b w:val="0"/>
+                <w:bCs w:val="0"/>
+                <w:i w:val="0"/>
+                <w:iCs w:val="0"/>
+                <w:sz w:val="19"/>
+                <w:szCs w:val="19"/>
+                <w:rtl w:val="1"/>
+              </w:rPr>
+              <w:t xml:space="preserve">مسؤول</w:t>
+            </w:r>
+            <w:r>
+              <w:rPr>
+                <w:rFonts w:ascii="Arial" w:cs="Arial" w:eastAsia="Arial" w:hAnsi="Arial"/>
+                <w:b w:val="0"/>
+                <w:bCs w:val="0"/>
+                <w:i w:val="0"/>
+                <w:iCs w:val="0"/>
+                <w:sz w:val="19"/>
+                <w:szCs w:val="19"/>
+                <w:rtl w:val="1"/>
+              </w:rPr>
+              <w:t xml:space="preserve"> </w:t>
+            </w:r>
+            <w:r>
+              <w:rPr>
+                <w:rFonts w:ascii="Arial" w:cs="Arial" w:eastAsia="Arial" w:hAnsi="Arial"/>
+                <w:b w:val="0"/>
+                <w:bCs w:val="0"/>
+                <w:i w:val="0"/>
+                <w:iCs w:val="0"/>
+                <w:sz w:val="19"/>
+                <w:szCs w:val="19"/>
+                <w:rtl w:val="1"/>
+              </w:rPr>
+              <w:t xml:space="preserve">إعداد</w:t>
+            </w:r>
+            <w:r>
+              <w:rPr>
+                <w:rFonts w:ascii="Arial" w:cs="Arial" w:eastAsia="Arial" w:hAnsi="Arial"/>
+                <w:b w:val="0"/>
+                <w:bCs w:val="0"/>
+                <w:i w:val="0"/>
+                <w:iCs w:val="0"/>
+                <w:sz w:val="19"/>
+                <w:szCs w:val="19"/>
+                <w:rtl w:val="1"/>
+              </w:rPr>
+              <w:t xml:space="preserve"> </w:t>
+            </w:r>
+            <w:r>
+              <w:rPr>
+                <w:rFonts w:ascii="Arial" w:cs="Arial" w:eastAsia="Arial" w:hAnsi="Arial"/>
+                <w:b w:val="0"/>
+                <w:bCs w:val="0"/>
+                <w:i w:val="0"/>
+                <w:iCs w:val="0"/>
+                <w:sz w:val="19"/>
+                <w:szCs w:val="19"/>
+                <w:rtl w:val="1"/>
+              </w:rPr>
+              <w:t xml:space="preserve">العقد</w:t>
+            </w:r>
+            <w:r>
+              <w:rPr>
+                <w:rtl w:val="0"/>
+              </w:rPr>
+            </w:r>
+          </w:p>
+        </w:tc>
+        <w:tc>
+          <w:tcPr>
+            <w:vAlign w:val="center"/>
+          </w:tcPr>
+          <w:p>
+            <w:pPr>
+              <w:spacing w:after="40" w:before="0" w:line="240" w:lineRule="auto"/>
+              <w:ind w:left="0" w:firstLine="0"/>
+              <w:rPr/>
+            </w:pPr>
+            <w:r>
+              <w:rPr>
+                <w:b w:val="0"/>
+                <w:bCs w:val="0"/>
+                <w:i w:val="0"/>
+                <w:iCs w:val="0"/>
+                <w:sz w:val="19"/>
+                <w:szCs w:val="19"/>
+                <w:rtl w:val="0"/>
+              </w:rPr>
+              <w:t xml:space="preserve">List</w:t>
+            </w:r>
+            <w:r>
+              <w:rPr>
+                <w:rtl w:val="0"/>
+              </w:rPr>
+            </w:r>
+          </w:p>
+        </w:tc>
+        <w:tc>
+          <w:tcPr>
+            <w:vAlign w:val="center"/>
+          </w:tcPr>
+          <w:p>
+            <w:pPr>
+              <w:spacing w:after="40" w:before="0" w:line="240" w:lineRule="auto"/>
+              <w:ind w:left="0" w:firstLine="0"/>
+              <w:rPr/>
+            </w:pPr>
+            <w:r>
+              <w:rPr>
+                <w:b w:val="0"/>
+                <w:bCs w:val="0"/>
+                <w:i w:val="0"/>
+                <w:iCs w:val="0"/>
+                <w:sz w:val="19"/>
+                <w:szCs w:val="19"/>
+                <w:rtl w:val="0"/>
+              </w:rPr>
+              <w:t xml:space="preserve">Yes</w:t>
+            </w:r>
+            <w:r>
+              <w:rPr>
+                <w:rtl w:val="0"/>
+              </w:rPr>
+            </w:r>
+          </w:p>
+        </w:tc>
+        <w:tc>
+          <w:tcPr>
+            <w:vAlign w:val="center"/>
+          </w:tcPr>
+          <w:p>
+            <w:pPr>
+              <w:spacing w:after="40" w:before="0" w:line="240" w:lineRule="auto"/>
+              <w:ind w:left="0" w:firstLine="0"/>
+              <w:rPr/>
+            </w:pPr>
+            <w:r>
+              <w:rPr>
+                <w:b w:val="0"/>
+                <w:bCs w:val="0"/>
+                <w:i w:val="0"/>
+                <w:iCs w:val="0"/>
+                <w:sz w:val="19"/>
+                <w:szCs w:val="19"/>
+                <w:rtl w:val="0"/>
+              </w:rPr>
+              <w:t xml:space="preserve">No</w:t>
+            </w:r>
+            <w:r>
+              <w:rPr>
+                <w:rtl w:val="0"/>
+              </w:rPr>
+            </w:r>
+          </w:p>
+        </w:tc>
+        <w:tc>
+          <w:tcPr>
+            <w:vAlign w:val="center"/>
+          </w:tcPr>
+          <w:p>
+            <w:pPr>
+              <w:spacing w:after="40" w:before="0" w:line="240" w:lineRule="auto"/>
+              <w:ind w:left="0" w:firstLine="0"/>
+              <w:rPr/>
+            </w:pPr>
+            <w:r>
+              <w:rPr>
+                <w:b w:val="0"/>
+                <w:bCs w:val="0"/>
+                <w:i w:val="0"/>
+                <w:iCs w:val="0"/>
+                <w:sz w:val="19"/>
+                <w:szCs w:val="19"/>
+                <w:rtl w:val="0"/>
+              </w:rPr>
+              <w:t xml:space="preserve">Purpose to be confirmed</w:t>
+            </w:r>
+            <w:r>
+              <w:rPr>
+                <w:rtl w:val="0"/>
+              </w:rPr>
+            </w:r>
+          </w:p>
+        </w:tc>
+      </w:tr>
+      <w:tr>
+        <w:trPr>
+          <w:cantSplit w:val="1"/>
+          <w:tblHeader w:val="0"/>
+        </w:trPr>
+        <w:tc>
+          <w:tcPr>
+            <w:vAlign w:val="center"/>
+          </w:tcPr>
+          <w:p>
+            <w:pPr>
+              <w:spacing w:after="40" w:before="0" w:line="240" w:lineRule="auto"/>
+              <w:ind w:left="0" w:firstLine="0"/>
+              <w:rPr/>
+            </w:pPr>
+            <w:r>
+              <w:rPr>
+                <w:b w:val="0"/>
+                <w:bCs w:val="0"/>
+                <w:i w:val="0"/>
+                <w:iCs w:val="0"/>
+                <w:sz w:val="19"/>
+                <w:szCs w:val="19"/>
+                <w:rtl w:val="0"/>
+              </w:rPr>
+              <w:t xml:space="preserve">Default annual plan item</w:t>
+            </w:r>
+            <w:r>
+              <w:rPr>
+                <w:rtl w:val="0"/>
+              </w:rPr>
+            </w:r>
+          </w:p>
+        </w:tc>
+        <w:tc>
+          <w:tcPr>
+            <w:vAlign w:val="center"/>
+          </w:tcPr>
+          <w:p>
+            <w:pPr>
+              <w:bidi w:val="1"/>
+              <w:spacing w:after="40" w:before="0" w:line="240" w:lineRule="auto"/>
+              <w:ind w:left="0" w:firstLine="0"/>
+              <w:rPr/>
+            </w:pPr>
+            <w:r>
+              <w:rPr>
+                <w:rFonts w:ascii="Arial" w:cs="Arial" w:eastAsia="Arial" w:hAnsi="Arial"/>
+                <w:b w:val="0"/>
+                <w:bCs w:val="0"/>
+                <w:i w:val="0"/>
+                <w:iCs w:val="0"/>
+                <w:sz w:val="19"/>
+                <w:szCs w:val="19"/>
+                <w:rtl w:val="1"/>
+              </w:rPr>
+              <w:t xml:space="preserve">بند</w:t>
+            </w:r>
+            <w:r>
+              <w:rPr>
+                <w:rFonts w:ascii="Arial" w:cs="Arial" w:eastAsia="Arial" w:hAnsi="Arial"/>
+                <w:b w:val="0"/>
+                <w:bCs w:val="0"/>
+                <w:i w:val="0"/>
+                <w:iCs w:val="0"/>
+                <w:sz w:val="19"/>
+                <w:szCs w:val="19"/>
+                <w:rtl w:val="1"/>
+              </w:rPr>
+              <w:t xml:space="preserve"> </w:t>
+            </w:r>
+            <w:r>
+              <w:rPr>
+                <w:rFonts w:ascii="Arial" w:cs="Arial" w:eastAsia="Arial" w:hAnsi="Arial"/>
+                <w:b w:val="0"/>
+                <w:bCs w:val="0"/>
+                <w:i w:val="0"/>
+                <w:iCs w:val="0"/>
+                <w:sz w:val="19"/>
+                <w:szCs w:val="19"/>
+                <w:rtl w:val="1"/>
+              </w:rPr>
+              <w:t xml:space="preserve">الخطة</w:t>
+            </w:r>
+            <w:r>
+              <w:rPr>
+                <w:rFonts w:ascii="Arial" w:cs="Arial" w:eastAsia="Arial" w:hAnsi="Arial"/>
+                <w:b w:val="0"/>
+                <w:bCs w:val="0"/>
+                <w:i w:val="0"/>
+                <w:iCs w:val="0"/>
+                <w:sz w:val="19"/>
+                <w:szCs w:val="19"/>
+                <w:rtl w:val="1"/>
+              </w:rPr>
+              <w:t xml:space="preserve"> </w:t>
+            </w:r>
+            <w:r>
+              <w:rPr>
+                <w:rFonts w:ascii="Arial" w:cs="Arial" w:eastAsia="Arial" w:hAnsi="Arial"/>
+                <w:b w:val="0"/>
+                <w:bCs w:val="0"/>
+                <w:i w:val="0"/>
+                <w:iCs w:val="0"/>
+                <w:sz w:val="19"/>
+                <w:szCs w:val="19"/>
+                <w:rtl w:val="1"/>
+              </w:rPr>
+              <w:t xml:space="preserve">السنوية</w:t>
+            </w:r>
+            <w:r>
+              <w:rPr>
+                <w:rFonts w:ascii="Arial" w:cs="Arial" w:eastAsia="Arial" w:hAnsi="Arial"/>
+                <w:b w:val="0"/>
+                <w:bCs w:val="0"/>
+                <w:i w:val="0"/>
+                <w:iCs w:val="0"/>
+                <w:sz w:val="19"/>
+                <w:szCs w:val="19"/>
+                <w:rtl w:val="1"/>
+              </w:rPr>
+              <w:t xml:space="preserve"> </w:t>
+            </w:r>
+            <w:r>
+              <w:rPr>
+                <w:rFonts w:ascii="Arial" w:cs="Arial" w:eastAsia="Arial" w:hAnsi="Arial"/>
+                <w:b w:val="0"/>
+                <w:bCs w:val="0"/>
+                <w:i w:val="0"/>
+                <w:iCs w:val="0"/>
+                <w:sz w:val="19"/>
+                <w:szCs w:val="19"/>
+                <w:rtl w:val="1"/>
+              </w:rPr>
+              <w:t xml:space="preserve">الافتراضي</w:t>
+            </w:r>
+            <w:r>
+              <w:rPr>
+                <w:rtl w:val="0"/>
+              </w:rPr>
+            </w:r>
+          </w:p>
+        </w:tc>
+        <w:tc>
+          <w:tcPr>
+            <w:vAlign w:val="center"/>
+          </w:tcPr>
+          <w:p>
+            <w:pPr>
+              <w:spacing w:after="40" w:before="0" w:line="240" w:lineRule="auto"/>
+              <w:ind w:left="0" w:firstLine="0"/>
+              <w:rPr/>
+            </w:pPr>
+            <w:r>
+              <w:rPr>
+                <w:b w:val="0"/>
+                <w:bCs w:val="0"/>
+                <w:i w:val="0"/>
+                <w:iCs w:val="0"/>
+                <w:sz w:val="19"/>
+                <w:szCs w:val="19"/>
+                <w:rtl w:val="0"/>
+              </w:rPr>
+              <w:t xml:space="preserve">List</w:t>
+            </w:r>
+            <w:r>
+              <w:rPr>
+                <w:rtl w:val="0"/>
+              </w:rPr>
+            </w:r>
+          </w:p>
+        </w:tc>
+        <w:tc>
+          <w:tcPr>
+            <w:vAlign w:val="center"/>
+          </w:tcPr>
+          <w:p>
+            <w:pPr>
+              <w:spacing w:after="40" w:before="0" w:line="240" w:lineRule="auto"/>
+              <w:ind w:left="0" w:firstLine="0"/>
+              <w:rPr/>
+            </w:pPr>
+            <w:r>
+              <w:rPr>
+                <w:b w:val="0"/>
+                <w:bCs w:val="0"/>
+                <w:i w:val="0"/>
+                <w:iCs w:val="0"/>
+                <w:sz w:val="19"/>
+                <w:szCs w:val="19"/>
+                <w:rtl w:val="0"/>
+              </w:rPr>
+              <w:t xml:space="preserve">Yes</w:t>
+            </w:r>
+            <w:r>
+              <w:rPr>
+                <w:rtl w:val="0"/>
+              </w:rPr>
+            </w:r>
+          </w:p>
+        </w:tc>
+        <w:tc>
+          <w:tcPr>
+            <w:vAlign w:val="center"/>
+          </w:tcPr>
+          <w:p>
+            <w:pPr>
+              <w:spacing w:after="40" w:before="0" w:line="240" w:lineRule="auto"/>
+              <w:ind w:left="0" w:firstLine="0"/>
+              <w:rPr/>
+            </w:pPr>
+            <w:r>
+              <w:rPr>
+                <w:b w:val="0"/>
+                <w:bCs w:val="0"/>
+                <w:i w:val="0"/>
+                <w:iCs w:val="0"/>
+                <w:sz w:val="19"/>
+                <w:szCs w:val="19"/>
+                <w:rtl w:val="0"/>
+              </w:rPr>
+              <w:t xml:space="preserve">No</w:t>
+            </w:r>
+            <w:r>
+              <w:rPr>
+                <w:rtl w:val="0"/>
+              </w:rPr>
+            </w:r>
+          </w:p>
+        </w:tc>
+        <w:tc>
+          <w:tcPr>
+            <w:vAlign w:val="center"/>
+          </w:tcPr>
+          <w:p>
+            <w:pPr>
+              <w:spacing w:after="40" w:before="0" w:line="240" w:lineRule="auto"/>
+              <w:ind w:left="0" w:firstLine="0"/>
+              <w:rPr/>
+            </w:pPr>
+            <w:r>
+              <w:rPr>
+                <w:b w:val="0"/>
+                <w:bCs w:val="0"/>
+                <w:i w:val="0"/>
+                <w:iCs w:val="0"/>
+                <w:sz w:val="19"/>
+                <w:szCs w:val="19"/>
+                <w:rtl w:val="0"/>
+              </w:rPr>
+              <w:t xml:space="preserve">Items of active, unlocked plans</w:t>
             </w:r>
             <w:r>
               <w:rPr>
